--- a/lab_3/Lab 03 Worksheet.docx
+++ b/lab_3/Lab 03 Worksheet.docx
@@ -1930,7 +1930,6 @@
         <w:rPr>
           <w:rFonts w:cs="Times"/>
         </w:rPr>
-        <w:lastRenderedPageBreak/>
         <w:t xml:space="preserve">Task </w:t>
       </w:r>
       <w:r>
@@ -2142,6 +2141,7 @@
                 <w:sz w:val="21"/>
                 <w:szCs w:val="21"/>
               </w:rPr>
+              <w:lastRenderedPageBreak/>
               <w:t xml:space="preserve">    </w:t>
             </w:r>
             <w:r>
@@ -4106,7 +4106,6 @@
           <w:iCs/>
           <w:color w:val="000000" w:themeColor="text1"/>
         </w:rPr>
-        <w:lastRenderedPageBreak/>
         <w:t xml:space="preserve">Add screenshot of your results </w:t>
       </w:r>
     </w:p>
@@ -4402,6 +4401,7 @@
                 <w:color w:val="000000"/>
                 <w:szCs w:val="26"/>
               </w:rPr>
+              <w:lastRenderedPageBreak/>
               <w:drawing>
                 <wp:inline distT="0" distB="0" distL="0" distR="0" wp14:anchorId="50381F21" wp14:editId="3ADFD509">
                   <wp:extent cx="5572125" cy="1014910"/>
@@ -4469,6 +4469,7 @@
             <w:r>
               <w:rPr>
                 <w:rFonts w:ascii="Times" w:eastAsia="Times New Roman" w:hAnsi="Times"/>
+                <w:noProof/>
                 <w:color w:val="000000"/>
                 <w:szCs w:val="26"/>
               </w:rPr>
@@ -4511,6 +4512,7 @@
             <w:r>
               <w:rPr>
                 <w:rFonts w:ascii="Times" w:eastAsia="Times New Roman" w:hAnsi="Times"/>
+                <w:noProof/>
                 <w:color w:val="000000"/>
                 <w:szCs w:val="26"/>
               </w:rPr>
@@ -4612,40 +4614,1837 @@
           <w:tcPr>
             <w:tcW w:w="9900" w:type="dxa"/>
           </w:tcPr>
-          <w:p/>
-          <w:p>
-            <w:pPr>
-              <w:pStyle w:val="Heading2"/>
-              <w:tabs>
-                <w:tab w:val="left" w:pos="781"/>
-              </w:tabs>
-              <w:spacing w:before="0" w:line="360" w:lineRule="auto"/>
-            </w:pPr>
-          </w:p>
-          <w:p/>
-          <w:p/>
-          <w:p/>
-          <w:p/>
-          <w:p/>
-          <w:p/>
-          <w:p/>
-          <w:p/>
-          <w:p/>
-          <w:p/>
-          <w:p/>
-          <w:p/>
-          <w:p/>
-          <w:p/>
-          <w:p/>
-          <w:p/>
-          <w:p/>
-          <w:p/>
-          <w:p/>
-          <w:p/>
-          <w:p/>
-          <w:p/>
-          <w:p/>
-          <w:p/>
+          <w:p>
+            <w:pPr>
+              <w:shd w:val="clear" w:color="auto" w:fill="121314"/>
+              <w:spacing w:line="285" w:lineRule="atLeast"/>
+              <w:rPr>
+                <w:rFonts w:ascii="Consolas" w:eastAsia="Times New Roman" w:hAnsi="Consolas" w:cs="Times New Roman"/>
+                <w:color w:val="BBBEBF"/>
+                <w:sz w:val="21"/>
+                <w:szCs w:val="21"/>
+              </w:rPr>
+            </w:pPr>
+            <w:r>
+              <w:rPr>
+                <w:rFonts w:ascii="Consolas" w:eastAsia="Times New Roman" w:hAnsi="Consolas" w:cs="Times New Roman"/>
+                <w:color w:val="FF7B72"/>
+                <w:sz w:val="21"/>
+                <w:szCs w:val="21"/>
+              </w:rPr>
+              <w:t>.text</w:t>
+            </w:r>
+          </w:p>
+          <w:p>
+            <w:pPr>
+              <w:shd w:val="clear" w:color="auto" w:fill="121314"/>
+              <w:spacing w:line="285" w:lineRule="atLeast"/>
+              <w:rPr>
+                <w:rFonts w:ascii="Consolas" w:eastAsia="Times New Roman" w:hAnsi="Consolas" w:cs="Times New Roman"/>
+                <w:color w:val="BBBEBF"/>
+                <w:sz w:val="21"/>
+                <w:szCs w:val="21"/>
+              </w:rPr>
+            </w:pPr>
+            <w:r>
+              <w:rPr>
+                <w:rFonts w:ascii="Consolas" w:eastAsia="Times New Roman" w:hAnsi="Consolas" w:cs="Times New Roman"/>
+                <w:color w:val="569CD6"/>
+                <w:sz w:val="21"/>
+                <w:szCs w:val="21"/>
+              </w:rPr>
+              <w:t>.globl</w:t>
+            </w:r>
+            <w:r>
+              <w:rPr>
+                <w:rFonts w:ascii="Consolas" w:eastAsia="Times New Roman" w:hAnsi="Consolas" w:cs="Times New Roman"/>
+                <w:color w:val="BBBEBF"/>
+                <w:sz w:val="21"/>
+                <w:szCs w:val="21"/>
+              </w:rPr>
+              <w:t xml:space="preserve"> main</w:t>
+            </w:r>
+          </w:p>
+          <w:p>
+            <w:pPr>
+              <w:shd w:val="clear" w:color="auto" w:fill="121314"/>
+              <w:spacing w:line="285" w:lineRule="atLeast"/>
+              <w:rPr>
+                <w:rFonts w:ascii="Consolas" w:eastAsia="Times New Roman" w:hAnsi="Consolas" w:cs="Times New Roman"/>
+                <w:color w:val="BBBEBF"/>
+                <w:sz w:val="21"/>
+                <w:szCs w:val="21"/>
+              </w:rPr>
+            </w:pPr>
+          </w:p>
+          <w:p>
+            <w:pPr>
+              <w:shd w:val="clear" w:color="auto" w:fill="121314"/>
+              <w:spacing w:line="285" w:lineRule="atLeast"/>
+              <w:rPr>
+                <w:rFonts w:ascii="Consolas" w:eastAsia="Times New Roman" w:hAnsi="Consolas" w:cs="Times New Roman"/>
+                <w:color w:val="BBBEBF"/>
+                <w:sz w:val="21"/>
+                <w:szCs w:val="21"/>
+              </w:rPr>
+            </w:pPr>
+            <w:r>
+              <w:rPr>
+                <w:rFonts w:ascii="Consolas" w:eastAsia="Times New Roman" w:hAnsi="Consolas" w:cs="Times New Roman"/>
+                <w:color w:val="D2A8FF"/>
+                <w:sz w:val="21"/>
+                <w:szCs w:val="21"/>
+              </w:rPr>
+              <w:t>main</w:t>
+            </w:r>
+            <w:r>
+              <w:rPr>
+                <w:rFonts w:ascii="Consolas" w:eastAsia="Times New Roman" w:hAnsi="Consolas" w:cs="Times New Roman"/>
+                <w:color w:val="BBBEBF"/>
+                <w:sz w:val="21"/>
+                <w:szCs w:val="21"/>
+              </w:rPr>
+              <w:t>:</w:t>
+            </w:r>
+          </w:p>
+          <w:p>
+            <w:pPr>
+              <w:shd w:val="clear" w:color="auto" w:fill="121314"/>
+              <w:spacing w:line="285" w:lineRule="atLeast"/>
+              <w:rPr>
+                <w:rFonts w:ascii="Consolas" w:eastAsia="Times New Roman" w:hAnsi="Consolas" w:cs="Times New Roman"/>
+                <w:color w:val="BBBEBF"/>
+                <w:sz w:val="21"/>
+                <w:szCs w:val="21"/>
+              </w:rPr>
+            </w:pPr>
+            <w:r>
+              <w:rPr>
+                <w:rFonts w:ascii="Consolas" w:eastAsia="Times New Roman" w:hAnsi="Consolas" w:cs="Times New Roman"/>
+                <w:color w:val="BBBEBF"/>
+                <w:sz w:val="21"/>
+                <w:szCs w:val="21"/>
+              </w:rPr>
+              <w:t xml:space="preserve">    </w:t>
+            </w:r>
+            <w:r>
+              <w:rPr>
+                <w:rFonts w:ascii="Consolas" w:eastAsia="Times New Roman" w:hAnsi="Consolas" w:cs="Times New Roman"/>
+                <w:color w:val="DCDCAA"/>
+                <w:sz w:val="21"/>
+                <w:szCs w:val="21"/>
+              </w:rPr>
+              <w:t>li</w:t>
+            </w:r>
+            <w:r>
+              <w:rPr>
+                <w:rFonts w:ascii="Consolas" w:eastAsia="Times New Roman" w:hAnsi="Consolas" w:cs="Times New Roman"/>
+                <w:color w:val="BBBEBF"/>
+                <w:sz w:val="21"/>
+                <w:szCs w:val="21"/>
+              </w:rPr>
+              <w:t xml:space="preserve">   </w:t>
+            </w:r>
+            <w:r>
+              <w:rPr>
+                <w:rFonts w:ascii="Consolas" w:eastAsia="Times New Roman" w:hAnsi="Consolas" w:cs="Times New Roman"/>
+                <w:color w:val="C9D1D9"/>
+                <w:sz w:val="21"/>
+                <w:szCs w:val="21"/>
+              </w:rPr>
+              <w:t>a0</w:t>
+            </w:r>
+            <w:r>
+              <w:rPr>
+                <w:rFonts w:ascii="Consolas" w:eastAsia="Times New Roman" w:hAnsi="Consolas" w:cs="Times New Roman"/>
+                <w:color w:val="BBBEBF"/>
+                <w:sz w:val="21"/>
+                <w:szCs w:val="21"/>
+              </w:rPr>
+              <w:t xml:space="preserve">, </w:t>
+            </w:r>
+            <w:r>
+              <w:rPr>
+                <w:rFonts w:ascii="Consolas" w:eastAsia="Times New Roman" w:hAnsi="Consolas" w:cs="Times New Roman"/>
+                <w:color w:val="B5CEA8"/>
+                <w:sz w:val="21"/>
+                <w:szCs w:val="21"/>
+              </w:rPr>
+              <w:t>0x100</w:t>
+            </w:r>
+            <w:r>
+              <w:rPr>
+                <w:rFonts w:ascii="Consolas" w:eastAsia="Times New Roman" w:hAnsi="Consolas" w:cs="Times New Roman"/>
+                <w:color w:val="BBBEBF"/>
+                <w:sz w:val="21"/>
+                <w:szCs w:val="21"/>
+              </w:rPr>
+              <w:t xml:space="preserve">          </w:t>
+            </w:r>
+            <w:r>
+              <w:rPr>
+                <w:rFonts w:ascii="Consolas" w:eastAsia="Times New Roman" w:hAnsi="Consolas" w:cs="Times New Roman"/>
+                <w:color w:val="8B949E"/>
+                <w:sz w:val="21"/>
+                <w:szCs w:val="21"/>
+              </w:rPr>
+              <w:t># a0 = base address of v</w:t>
+            </w:r>
+          </w:p>
+          <w:p>
+            <w:pPr>
+              <w:shd w:val="clear" w:color="auto" w:fill="121314"/>
+              <w:spacing w:line="285" w:lineRule="atLeast"/>
+              <w:rPr>
+                <w:rFonts w:ascii="Consolas" w:eastAsia="Times New Roman" w:hAnsi="Consolas" w:cs="Times New Roman"/>
+                <w:color w:val="BBBEBF"/>
+                <w:sz w:val="21"/>
+                <w:szCs w:val="21"/>
+              </w:rPr>
+            </w:pPr>
+            <w:r>
+              <w:rPr>
+                <w:rFonts w:ascii="Consolas" w:eastAsia="Times New Roman" w:hAnsi="Consolas" w:cs="Times New Roman"/>
+                <w:color w:val="BBBEBF"/>
+                <w:sz w:val="21"/>
+                <w:szCs w:val="21"/>
+              </w:rPr>
+              <w:t xml:space="preserve">    </w:t>
+            </w:r>
+            <w:r>
+              <w:rPr>
+                <w:rFonts w:ascii="Consolas" w:eastAsia="Times New Roman" w:hAnsi="Consolas" w:cs="Times New Roman"/>
+                <w:color w:val="DCDCAA"/>
+                <w:sz w:val="21"/>
+                <w:szCs w:val="21"/>
+              </w:rPr>
+              <w:t>li</w:t>
+            </w:r>
+            <w:r>
+              <w:rPr>
+                <w:rFonts w:ascii="Consolas" w:eastAsia="Times New Roman" w:hAnsi="Consolas" w:cs="Times New Roman"/>
+                <w:color w:val="BBBEBF"/>
+                <w:sz w:val="21"/>
+                <w:szCs w:val="21"/>
+              </w:rPr>
+              <w:t xml:space="preserve">   </w:t>
+            </w:r>
+            <w:r>
+              <w:rPr>
+                <w:rFonts w:ascii="Consolas" w:eastAsia="Times New Roman" w:hAnsi="Consolas" w:cs="Times New Roman"/>
+                <w:color w:val="C9D1D9"/>
+                <w:sz w:val="21"/>
+                <w:szCs w:val="21"/>
+              </w:rPr>
+              <w:t>a1</w:t>
+            </w:r>
+            <w:r>
+              <w:rPr>
+                <w:rFonts w:ascii="Consolas" w:eastAsia="Times New Roman" w:hAnsi="Consolas" w:cs="Times New Roman"/>
+                <w:color w:val="BBBEBF"/>
+                <w:sz w:val="21"/>
+                <w:szCs w:val="21"/>
+              </w:rPr>
+              <w:t xml:space="preserve">, </w:t>
+            </w:r>
+            <w:r>
+              <w:rPr>
+                <w:rFonts w:ascii="Consolas" w:eastAsia="Times New Roman" w:hAnsi="Consolas" w:cs="Times New Roman"/>
+                <w:color w:val="B5CEA8"/>
+                <w:sz w:val="21"/>
+                <w:szCs w:val="21"/>
+              </w:rPr>
+              <w:t>0</w:t>
+            </w:r>
+            <w:r>
+              <w:rPr>
+                <w:rFonts w:ascii="Consolas" w:eastAsia="Times New Roman" w:hAnsi="Consolas" w:cs="Times New Roman"/>
+                <w:color w:val="BBBEBF"/>
+                <w:sz w:val="21"/>
+                <w:szCs w:val="21"/>
+              </w:rPr>
+              <w:t xml:space="preserve">              </w:t>
+            </w:r>
+            <w:r>
+              <w:rPr>
+                <w:rFonts w:ascii="Consolas" w:eastAsia="Times New Roman" w:hAnsi="Consolas" w:cs="Times New Roman"/>
+                <w:color w:val="8B949E"/>
+                <w:sz w:val="21"/>
+                <w:szCs w:val="21"/>
+              </w:rPr>
+              <w:t># a1 = k = 0</w:t>
+            </w:r>
+          </w:p>
+          <w:p>
+            <w:pPr>
+              <w:shd w:val="clear" w:color="auto" w:fill="121314"/>
+              <w:spacing w:line="285" w:lineRule="atLeast"/>
+              <w:rPr>
+                <w:rFonts w:ascii="Consolas" w:eastAsia="Times New Roman" w:hAnsi="Consolas" w:cs="Times New Roman"/>
+                <w:color w:val="BBBEBF"/>
+                <w:sz w:val="21"/>
+                <w:szCs w:val="21"/>
+              </w:rPr>
+            </w:pPr>
+          </w:p>
+          <w:p>
+            <w:pPr>
+              <w:shd w:val="clear" w:color="auto" w:fill="121314"/>
+              <w:spacing w:line="285" w:lineRule="atLeast"/>
+              <w:rPr>
+                <w:rFonts w:ascii="Consolas" w:eastAsia="Times New Roman" w:hAnsi="Consolas" w:cs="Times New Roman"/>
+                <w:color w:val="BBBEBF"/>
+                <w:sz w:val="21"/>
+                <w:szCs w:val="21"/>
+              </w:rPr>
+            </w:pPr>
+            <w:r>
+              <w:rPr>
+                <w:rFonts w:ascii="Consolas" w:eastAsia="Times New Roman" w:hAnsi="Consolas" w:cs="Times New Roman"/>
+                <w:color w:val="BBBEBF"/>
+                <w:sz w:val="21"/>
+                <w:szCs w:val="21"/>
+              </w:rPr>
+              <w:t xml:space="preserve">    </w:t>
+            </w:r>
+            <w:r>
+              <w:rPr>
+                <w:rFonts w:ascii="Consolas" w:eastAsia="Times New Roman" w:hAnsi="Consolas" w:cs="Times New Roman"/>
+                <w:color w:val="8B949E"/>
+                <w:sz w:val="21"/>
+                <w:szCs w:val="21"/>
+              </w:rPr>
+              <w:t># Populate only the two elements the swap uses</w:t>
+            </w:r>
+          </w:p>
+          <w:p>
+            <w:pPr>
+              <w:shd w:val="clear" w:color="auto" w:fill="121314"/>
+              <w:spacing w:line="285" w:lineRule="atLeast"/>
+              <w:rPr>
+                <w:rFonts w:ascii="Consolas" w:eastAsia="Times New Roman" w:hAnsi="Consolas" w:cs="Times New Roman"/>
+                <w:color w:val="BBBEBF"/>
+                <w:sz w:val="21"/>
+                <w:szCs w:val="21"/>
+              </w:rPr>
+            </w:pPr>
+            <w:r>
+              <w:rPr>
+                <w:rFonts w:ascii="Consolas" w:eastAsia="Times New Roman" w:hAnsi="Consolas" w:cs="Times New Roman"/>
+                <w:color w:val="BBBEBF"/>
+                <w:sz w:val="21"/>
+                <w:szCs w:val="21"/>
+              </w:rPr>
+              <w:t xml:space="preserve">    </w:t>
+            </w:r>
+            <w:r>
+              <w:rPr>
+                <w:rFonts w:ascii="Consolas" w:eastAsia="Times New Roman" w:hAnsi="Consolas" w:cs="Times New Roman"/>
+                <w:color w:val="DCDCAA"/>
+                <w:sz w:val="21"/>
+                <w:szCs w:val="21"/>
+              </w:rPr>
+              <w:t>li</w:t>
+            </w:r>
+            <w:r>
+              <w:rPr>
+                <w:rFonts w:ascii="Consolas" w:eastAsia="Times New Roman" w:hAnsi="Consolas" w:cs="Times New Roman"/>
+                <w:color w:val="BBBEBF"/>
+                <w:sz w:val="21"/>
+                <w:szCs w:val="21"/>
+              </w:rPr>
+              <w:t xml:space="preserve">   </w:t>
+            </w:r>
+            <w:r>
+              <w:rPr>
+                <w:rFonts w:ascii="Consolas" w:eastAsia="Times New Roman" w:hAnsi="Consolas" w:cs="Times New Roman"/>
+                <w:color w:val="C9D1D9"/>
+                <w:sz w:val="21"/>
+                <w:szCs w:val="21"/>
+              </w:rPr>
+              <w:t>t0</w:t>
+            </w:r>
+            <w:r>
+              <w:rPr>
+                <w:rFonts w:ascii="Consolas" w:eastAsia="Times New Roman" w:hAnsi="Consolas" w:cs="Times New Roman"/>
+                <w:color w:val="BBBEBF"/>
+                <w:sz w:val="21"/>
+                <w:szCs w:val="21"/>
+              </w:rPr>
+              <w:t xml:space="preserve">, </w:t>
+            </w:r>
+            <w:r>
+              <w:rPr>
+                <w:rFonts w:ascii="Consolas" w:eastAsia="Times New Roman" w:hAnsi="Consolas" w:cs="Times New Roman"/>
+                <w:color w:val="B5CEA8"/>
+                <w:sz w:val="21"/>
+                <w:szCs w:val="21"/>
+              </w:rPr>
+              <w:t>10</w:t>
+            </w:r>
+          </w:p>
+          <w:p>
+            <w:pPr>
+              <w:shd w:val="clear" w:color="auto" w:fill="121314"/>
+              <w:spacing w:line="285" w:lineRule="atLeast"/>
+              <w:rPr>
+                <w:rFonts w:ascii="Consolas" w:eastAsia="Times New Roman" w:hAnsi="Consolas" w:cs="Times New Roman"/>
+                <w:color w:val="BBBEBF"/>
+                <w:sz w:val="21"/>
+                <w:szCs w:val="21"/>
+              </w:rPr>
+            </w:pPr>
+            <w:r>
+              <w:rPr>
+                <w:rFonts w:ascii="Consolas" w:eastAsia="Times New Roman" w:hAnsi="Consolas" w:cs="Times New Roman"/>
+                <w:color w:val="BBBEBF"/>
+                <w:sz w:val="21"/>
+                <w:szCs w:val="21"/>
+              </w:rPr>
+              <w:t xml:space="preserve">    </w:t>
+            </w:r>
+            <w:r>
+              <w:rPr>
+                <w:rFonts w:ascii="Consolas" w:eastAsia="Times New Roman" w:hAnsi="Consolas" w:cs="Times New Roman"/>
+                <w:color w:val="DCDCAA"/>
+                <w:sz w:val="21"/>
+                <w:szCs w:val="21"/>
+              </w:rPr>
+              <w:t>li</w:t>
+            </w:r>
+            <w:r>
+              <w:rPr>
+                <w:rFonts w:ascii="Consolas" w:eastAsia="Times New Roman" w:hAnsi="Consolas" w:cs="Times New Roman"/>
+                <w:color w:val="BBBEBF"/>
+                <w:sz w:val="21"/>
+                <w:szCs w:val="21"/>
+              </w:rPr>
+              <w:t xml:space="preserve">   </w:t>
+            </w:r>
+            <w:r>
+              <w:rPr>
+                <w:rFonts w:ascii="Consolas" w:eastAsia="Times New Roman" w:hAnsi="Consolas" w:cs="Times New Roman"/>
+                <w:color w:val="C9D1D9"/>
+                <w:sz w:val="21"/>
+                <w:szCs w:val="21"/>
+              </w:rPr>
+              <w:t>t1</w:t>
+            </w:r>
+            <w:r>
+              <w:rPr>
+                <w:rFonts w:ascii="Consolas" w:eastAsia="Times New Roman" w:hAnsi="Consolas" w:cs="Times New Roman"/>
+                <w:color w:val="BBBEBF"/>
+                <w:sz w:val="21"/>
+                <w:szCs w:val="21"/>
+              </w:rPr>
+              <w:t xml:space="preserve">, </w:t>
+            </w:r>
+            <w:r>
+              <w:rPr>
+                <w:rFonts w:ascii="Consolas" w:eastAsia="Times New Roman" w:hAnsi="Consolas" w:cs="Times New Roman"/>
+                <w:color w:val="B5CEA8"/>
+                <w:sz w:val="21"/>
+                <w:szCs w:val="21"/>
+              </w:rPr>
+              <w:t>20</w:t>
+            </w:r>
+          </w:p>
+          <w:p>
+            <w:pPr>
+              <w:shd w:val="clear" w:color="auto" w:fill="121314"/>
+              <w:spacing w:line="285" w:lineRule="atLeast"/>
+              <w:rPr>
+                <w:rFonts w:ascii="Consolas" w:eastAsia="Times New Roman" w:hAnsi="Consolas" w:cs="Times New Roman"/>
+                <w:color w:val="BBBEBF"/>
+                <w:sz w:val="21"/>
+                <w:szCs w:val="21"/>
+              </w:rPr>
+            </w:pPr>
+            <w:r>
+              <w:rPr>
+                <w:rFonts w:ascii="Consolas" w:eastAsia="Times New Roman" w:hAnsi="Consolas" w:cs="Times New Roman"/>
+                <w:color w:val="BBBEBF"/>
+                <w:sz w:val="21"/>
+                <w:szCs w:val="21"/>
+              </w:rPr>
+              <w:t xml:space="preserve">    </w:t>
+            </w:r>
+            <w:r>
+              <w:rPr>
+                <w:rFonts w:ascii="Consolas" w:eastAsia="Times New Roman" w:hAnsi="Consolas" w:cs="Times New Roman"/>
+                <w:color w:val="DCDCAA"/>
+                <w:sz w:val="21"/>
+                <w:szCs w:val="21"/>
+              </w:rPr>
+              <w:t>sw</w:t>
+            </w:r>
+            <w:r>
+              <w:rPr>
+                <w:rFonts w:ascii="Consolas" w:eastAsia="Times New Roman" w:hAnsi="Consolas" w:cs="Times New Roman"/>
+                <w:color w:val="BBBEBF"/>
+                <w:sz w:val="21"/>
+                <w:szCs w:val="21"/>
+              </w:rPr>
+              <w:t xml:space="preserve">   </w:t>
+            </w:r>
+            <w:r>
+              <w:rPr>
+                <w:rFonts w:ascii="Consolas" w:eastAsia="Times New Roman" w:hAnsi="Consolas" w:cs="Times New Roman"/>
+                <w:color w:val="C9D1D9"/>
+                <w:sz w:val="21"/>
+                <w:szCs w:val="21"/>
+              </w:rPr>
+              <w:t>t0</w:t>
+            </w:r>
+            <w:r>
+              <w:rPr>
+                <w:rFonts w:ascii="Consolas" w:eastAsia="Times New Roman" w:hAnsi="Consolas" w:cs="Times New Roman"/>
+                <w:color w:val="BBBEBF"/>
+                <w:sz w:val="21"/>
+                <w:szCs w:val="21"/>
+              </w:rPr>
+              <w:t xml:space="preserve">, </w:t>
+            </w:r>
+            <w:r>
+              <w:rPr>
+                <w:rFonts w:ascii="Consolas" w:eastAsia="Times New Roman" w:hAnsi="Consolas" w:cs="Times New Roman"/>
+                <w:color w:val="B5CEA8"/>
+                <w:sz w:val="21"/>
+                <w:szCs w:val="21"/>
+              </w:rPr>
+              <w:t>0</w:t>
+            </w:r>
+            <w:r>
+              <w:rPr>
+                <w:rFonts w:ascii="Consolas" w:eastAsia="Times New Roman" w:hAnsi="Consolas" w:cs="Times New Roman"/>
+                <w:color w:val="BBBEBF"/>
+                <w:sz w:val="21"/>
+                <w:szCs w:val="21"/>
+              </w:rPr>
+              <w:t>(</w:t>
+            </w:r>
+            <w:r>
+              <w:rPr>
+                <w:rFonts w:ascii="Consolas" w:eastAsia="Times New Roman" w:hAnsi="Consolas" w:cs="Times New Roman"/>
+                <w:color w:val="C9D1D9"/>
+                <w:sz w:val="21"/>
+                <w:szCs w:val="21"/>
+              </w:rPr>
+              <w:t>a0</w:t>
+            </w:r>
+            <w:r>
+              <w:rPr>
+                <w:rFonts w:ascii="Consolas" w:eastAsia="Times New Roman" w:hAnsi="Consolas" w:cs="Times New Roman"/>
+                <w:color w:val="BBBEBF"/>
+                <w:sz w:val="21"/>
+                <w:szCs w:val="21"/>
+              </w:rPr>
+              <w:t>)          </w:t>
+            </w:r>
+            <w:r>
+              <w:rPr>
+                <w:rFonts w:ascii="Consolas" w:eastAsia="Times New Roman" w:hAnsi="Consolas" w:cs="Times New Roman"/>
+                <w:color w:val="8B949E"/>
+                <w:sz w:val="21"/>
+                <w:szCs w:val="21"/>
+              </w:rPr>
+              <w:t># v[0] = 10</w:t>
+            </w:r>
+          </w:p>
+          <w:p>
+            <w:pPr>
+              <w:shd w:val="clear" w:color="auto" w:fill="121314"/>
+              <w:spacing w:line="285" w:lineRule="atLeast"/>
+              <w:rPr>
+                <w:rFonts w:ascii="Consolas" w:eastAsia="Times New Roman" w:hAnsi="Consolas" w:cs="Times New Roman"/>
+                <w:color w:val="BBBEBF"/>
+                <w:sz w:val="21"/>
+                <w:szCs w:val="21"/>
+              </w:rPr>
+            </w:pPr>
+            <w:r>
+              <w:rPr>
+                <w:rFonts w:ascii="Consolas" w:eastAsia="Times New Roman" w:hAnsi="Consolas" w:cs="Times New Roman"/>
+                <w:color w:val="BBBEBF"/>
+                <w:sz w:val="21"/>
+                <w:szCs w:val="21"/>
+              </w:rPr>
+              <w:t xml:space="preserve">    </w:t>
+            </w:r>
+            <w:r>
+              <w:rPr>
+                <w:rFonts w:ascii="Consolas" w:eastAsia="Times New Roman" w:hAnsi="Consolas" w:cs="Times New Roman"/>
+                <w:color w:val="DCDCAA"/>
+                <w:sz w:val="21"/>
+                <w:szCs w:val="21"/>
+              </w:rPr>
+              <w:t>sw</w:t>
+            </w:r>
+            <w:r>
+              <w:rPr>
+                <w:rFonts w:ascii="Consolas" w:eastAsia="Times New Roman" w:hAnsi="Consolas" w:cs="Times New Roman"/>
+                <w:color w:val="BBBEBF"/>
+                <w:sz w:val="21"/>
+                <w:szCs w:val="21"/>
+              </w:rPr>
+              <w:t xml:space="preserve">   </w:t>
+            </w:r>
+            <w:r>
+              <w:rPr>
+                <w:rFonts w:ascii="Consolas" w:eastAsia="Times New Roman" w:hAnsi="Consolas" w:cs="Times New Roman"/>
+                <w:color w:val="C9D1D9"/>
+                <w:sz w:val="21"/>
+                <w:szCs w:val="21"/>
+              </w:rPr>
+              <w:t>t1</w:t>
+            </w:r>
+            <w:r>
+              <w:rPr>
+                <w:rFonts w:ascii="Consolas" w:eastAsia="Times New Roman" w:hAnsi="Consolas" w:cs="Times New Roman"/>
+                <w:color w:val="BBBEBF"/>
+                <w:sz w:val="21"/>
+                <w:szCs w:val="21"/>
+              </w:rPr>
+              <w:t xml:space="preserve">, </w:t>
+            </w:r>
+            <w:r>
+              <w:rPr>
+                <w:rFonts w:ascii="Consolas" w:eastAsia="Times New Roman" w:hAnsi="Consolas" w:cs="Times New Roman"/>
+                <w:color w:val="B5CEA8"/>
+                <w:sz w:val="21"/>
+                <w:szCs w:val="21"/>
+              </w:rPr>
+              <w:t>4</w:t>
+            </w:r>
+            <w:r>
+              <w:rPr>
+                <w:rFonts w:ascii="Consolas" w:eastAsia="Times New Roman" w:hAnsi="Consolas" w:cs="Times New Roman"/>
+                <w:color w:val="BBBEBF"/>
+                <w:sz w:val="21"/>
+                <w:szCs w:val="21"/>
+              </w:rPr>
+              <w:t>(</w:t>
+            </w:r>
+            <w:r>
+              <w:rPr>
+                <w:rFonts w:ascii="Consolas" w:eastAsia="Times New Roman" w:hAnsi="Consolas" w:cs="Times New Roman"/>
+                <w:color w:val="C9D1D9"/>
+                <w:sz w:val="21"/>
+                <w:szCs w:val="21"/>
+              </w:rPr>
+              <w:t>a0</w:t>
+            </w:r>
+            <w:r>
+              <w:rPr>
+                <w:rFonts w:ascii="Consolas" w:eastAsia="Times New Roman" w:hAnsi="Consolas" w:cs="Times New Roman"/>
+                <w:color w:val="BBBEBF"/>
+                <w:sz w:val="21"/>
+                <w:szCs w:val="21"/>
+              </w:rPr>
+              <w:t>)          </w:t>
+            </w:r>
+            <w:r>
+              <w:rPr>
+                <w:rFonts w:ascii="Consolas" w:eastAsia="Times New Roman" w:hAnsi="Consolas" w:cs="Times New Roman"/>
+                <w:color w:val="8B949E"/>
+                <w:sz w:val="21"/>
+                <w:szCs w:val="21"/>
+              </w:rPr>
+              <w:t># v[1] = 20</w:t>
+            </w:r>
+          </w:p>
+          <w:p>
+            <w:pPr>
+              <w:shd w:val="clear" w:color="auto" w:fill="121314"/>
+              <w:spacing w:line="285" w:lineRule="atLeast"/>
+              <w:rPr>
+                <w:rFonts w:ascii="Consolas" w:eastAsia="Times New Roman" w:hAnsi="Consolas" w:cs="Times New Roman"/>
+                <w:color w:val="BBBEBF"/>
+                <w:sz w:val="21"/>
+                <w:szCs w:val="21"/>
+              </w:rPr>
+            </w:pPr>
+          </w:p>
+          <w:p>
+            <w:pPr>
+              <w:shd w:val="clear" w:color="auto" w:fill="121314"/>
+              <w:spacing w:line="285" w:lineRule="atLeast"/>
+              <w:rPr>
+                <w:rFonts w:ascii="Consolas" w:eastAsia="Times New Roman" w:hAnsi="Consolas" w:cs="Times New Roman"/>
+                <w:color w:val="BBBEBF"/>
+                <w:sz w:val="21"/>
+                <w:szCs w:val="21"/>
+              </w:rPr>
+            </w:pPr>
+            <w:r>
+              <w:rPr>
+                <w:rFonts w:ascii="Consolas" w:eastAsia="Times New Roman" w:hAnsi="Consolas" w:cs="Times New Roman"/>
+                <w:color w:val="BBBEBF"/>
+                <w:sz w:val="21"/>
+                <w:szCs w:val="21"/>
+              </w:rPr>
+              <w:t xml:space="preserve">    </w:t>
+            </w:r>
+            <w:r>
+              <w:rPr>
+                <w:rFonts w:ascii="Consolas" w:eastAsia="Times New Roman" w:hAnsi="Consolas" w:cs="Times New Roman"/>
+                <w:color w:val="DCDCAA"/>
+                <w:sz w:val="21"/>
+                <w:szCs w:val="21"/>
+              </w:rPr>
+              <w:t>jal</w:t>
+            </w:r>
+            <w:r>
+              <w:rPr>
+                <w:rFonts w:ascii="Consolas" w:eastAsia="Times New Roman" w:hAnsi="Consolas" w:cs="Times New Roman"/>
+                <w:color w:val="BBBEBF"/>
+                <w:sz w:val="21"/>
+                <w:szCs w:val="21"/>
+              </w:rPr>
+              <w:t xml:space="preserve">  </w:t>
+            </w:r>
+            <w:r>
+              <w:rPr>
+                <w:rFonts w:ascii="Consolas" w:eastAsia="Times New Roman" w:hAnsi="Consolas" w:cs="Times New Roman"/>
+                <w:color w:val="C9D1D9"/>
+                <w:sz w:val="21"/>
+                <w:szCs w:val="21"/>
+              </w:rPr>
+              <w:t>ra</w:t>
+            </w:r>
+            <w:r>
+              <w:rPr>
+                <w:rFonts w:ascii="Consolas" w:eastAsia="Times New Roman" w:hAnsi="Consolas" w:cs="Times New Roman"/>
+                <w:color w:val="BBBEBF"/>
+                <w:sz w:val="21"/>
+                <w:szCs w:val="21"/>
+              </w:rPr>
+              <w:t xml:space="preserve">, swap           </w:t>
+            </w:r>
+            <w:r>
+              <w:rPr>
+                <w:rFonts w:ascii="Consolas" w:eastAsia="Times New Roman" w:hAnsi="Consolas" w:cs="Times New Roman"/>
+                <w:color w:val="8B949E"/>
+                <w:sz w:val="21"/>
+                <w:szCs w:val="21"/>
+              </w:rPr>
+              <w:t># call swap(v, k)</w:t>
+            </w:r>
+          </w:p>
+          <w:p>
+            <w:pPr>
+              <w:shd w:val="clear" w:color="auto" w:fill="121314"/>
+              <w:spacing w:line="285" w:lineRule="atLeast"/>
+              <w:rPr>
+                <w:rFonts w:ascii="Consolas" w:eastAsia="Times New Roman" w:hAnsi="Consolas" w:cs="Times New Roman"/>
+                <w:color w:val="BBBEBF"/>
+                <w:sz w:val="21"/>
+                <w:szCs w:val="21"/>
+              </w:rPr>
+            </w:pPr>
+          </w:p>
+          <w:p>
+            <w:pPr>
+              <w:shd w:val="clear" w:color="auto" w:fill="121314"/>
+              <w:spacing w:line="285" w:lineRule="atLeast"/>
+              <w:rPr>
+                <w:rFonts w:ascii="Consolas" w:eastAsia="Times New Roman" w:hAnsi="Consolas" w:cs="Times New Roman"/>
+                <w:color w:val="BBBEBF"/>
+                <w:sz w:val="21"/>
+                <w:szCs w:val="21"/>
+              </w:rPr>
+            </w:pPr>
+            <w:r>
+              <w:rPr>
+                <w:rFonts w:ascii="Consolas" w:eastAsia="Times New Roman" w:hAnsi="Consolas" w:cs="Times New Roman"/>
+                <w:color w:val="BBBEBF"/>
+                <w:sz w:val="21"/>
+                <w:szCs w:val="21"/>
+              </w:rPr>
+              <w:t xml:space="preserve">    </w:t>
+            </w:r>
+            <w:r>
+              <w:rPr>
+                <w:rFonts w:ascii="Consolas" w:eastAsia="Times New Roman" w:hAnsi="Consolas" w:cs="Times New Roman"/>
+                <w:color w:val="DCDCAA"/>
+                <w:sz w:val="21"/>
+                <w:szCs w:val="21"/>
+              </w:rPr>
+              <w:t>lw</w:t>
+            </w:r>
+            <w:r>
+              <w:rPr>
+                <w:rFonts w:ascii="Consolas" w:eastAsia="Times New Roman" w:hAnsi="Consolas" w:cs="Times New Roman"/>
+                <w:color w:val="BBBEBF"/>
+                <w:sz w:val="21"/>
+                <w:szCs w:val="21"/>
+              </w:rPr>
+              <w:t xml:space="preserve">   </w:t>
+            </w:r>
+            <w:r>
+              <w:rPr>
+                <w:rFonts w:ascii="Consolas" w:eastAsia="Times New Roman" w:hAnsi="Consolas" w:cs="Times New Roman"/>
+                <w:color w:val="C9D1D9"/>
+                <w:sz w:val="21"/>
+                <w:szCs w:val="21"/>
+              </w:rPr>
+              <w:t>s0</w:t>
+            </w:r>
+            <w:r>
+              <w:rPr>
+                <w:rFonts w:ascii="Consolas" w:eastAsia="Times New Roman" w:hAnsi="Consolas" w:cs="Times New Roman"/>
+                <w:color w:val="BBBEBF"/>
+                <w:sz w:val="21"/>
+                <w:szCs w:val="21"/>
+              </w:rPr>
+              <w:t xml:space="preserve">, </w:t>
+            </w:r>
+            <w:r>
+              <w:rPr>
+                <w:rFonts w:ascii="Consolas" w:eastAsia="Times New Roman" w:hAnsi="Consolas" w:cs="Times New Roman"/>
+                <w:color w:val="B5CEA8"/>
+                <w:sz w:val="21"/>
+                <w:szCs w:val="21"/>
+              </w:rPr>
+              <w:t>0</w:t>
+            </w:r>
+            <w:r>
+              <w:rPr>
+                <w:rFonts w:ascii="Consolas" w:eastAsia="Times New Roman" w:hAnsi="Consolas" w:cs="Times New Roman"/>
+                <w:color w:val="BBBEBF"/>
+                <w:sz w:val="21"/>
+                <w:szCs w:val="21"/>
+              </w:rPr>
+              <w:t>(</w:t>
+            </w:r>
+            <w:r>
+              <w:rPr>
+                <w:rFonts w:ascii="Consolas" w:eastAsia="Times New Roman" w:hAnsi="Consolas" w:cs="Times New Roman"/>
+                <w:color w:val="C9D1D9"/>
+                <w:sz w:val="21"/>
+                <w:szCs w:val="21"/>
+              </w:rPr>
+              <w:t>a0</w:t>
+            </w:r>
+            <w:r>
+              <w:rPr>
+                <w:rFonts w:ascii="Consolas" w:eastAsia="Times New Roman" w:hAnsi="Consolas" w:cs="Times New Roman"/>
+                <w:color w:val="BBBEBF"/>
+                <w:sz w:val="21"/>
+                <w:szCs w:val="21"/>
+              </w:rPr>
+              <w:t>)          </w:t>
+            </w:r>
+            <w:r>
+              <w:rPr>
+                <w:rFonts w:ascii="Consolas" w:eastAsia="Times New Roman" w:hAnsi="Consolas" w:cs="Times New Roman"/>
+                <w:color w:val="8B949E"/>
+                <w:sz w:val="21"/>
+                <w:szCs w:val="21"/>
+              </w:rPr>
+              <w:t># s0 = v[0], should now be 20</w:t>
+            </w:r>
+          </w:p>
+          <w:p>
+            <w:pPr>
+              <w:shd w:val="clear" w:color="auto" w:fill="121314"/>
+              <w:spacing w:line="285" w:lineRule="atLeast"/>
+              <w:rPr>
+                <w:rFonts w:ascii="Consolas" w:eastAsia="Times New Roman" w:hAnsi="Consolas" w:cs="Times New Roman"/>
+                <w:color w:val="BBBEBF"/>
+                <w:sz w:val="21"/>
+                <w:szCs w:val="21"/>
+              </w:rPr>
+            </w:pPr>
+            <w:r>
+              <w:rPr>
+                <w:rFonts w:ascii="Consolas" w:eastAsia="Times New Roman" w:hAnsi="Consolas" w:cs="Times New Roman"/>
+                <w:color w:val="BBBEBF"/>
+                <w:sz w:val="21"/>
+                <w:szCs w:val="21"/>
+              </w:rPr>
+              <w:t xml:space="preserve">    </w:t>
+            </w:r>
+            <w:r>
+              <w:rPr>
+                <w:rFonts w:ascii="Consolas" w:eastAsia="Times New Roman" w:hAnsi="Consolas" w:cs="Times New Roman"/>
+                <w:color w:val="DCDCAA"/>
+                <w:sz w:val="21"/>
+                <w:szCs w:val="21"/>
+              </w:rPr>
+              <w:t>lw</w:t>
+            </w:r>
+            <w:r>
+              <w:rPr>
+                <w:rFonts w:ascii="Consolas" w:eastAsia="Times New Roman" w:hAnsi="Consolas" w:cs="Times New Roman"/>
+                <w:color w:val="BBBEBF"/>
+                <w:sz w:val="21"/>
+                <w:szCs w:val="21"/>
+              </w:rPr>
+              <w:t xml:space="preserve">   </w:t>
+            </w:r>
+            <w:r>
+              <w:rPr>
+                <w:rFonts w:ascii="Consolas" w:eastAsia="Times New Roman" w:hAnsi="Consolas" w:cs="Times New Roman"/>
+                <w:color w:val="C9D1D9"/>
+                <w:sz w:val="21"/>
+                <w:szCs w:val="21"/>
+              </w:rPr>
+              <w:t>s1</w:t>
+            </w:r>
+            <w:r>
+              <w:rPr>
+                <w:rFonts w:ascii="Consolas" w:eastAsia="Times New Roman" w:hAnsi="Consolas" w:cs="Times New Roman"/>
+                <w:color w:val="BBBEBF"/>
+                <w:sz w:val="21"/>
+                <w:szCs w:val="21"/>
+              </w:rPr>
+              <w:t xml:space="preserve">, </w:t>
+            </w:r>
+            <w:r>
+              <w:rPr>
+                <w:rFonts w:ascii="Consolas" w:eastAsia="Times New Roman" w:hAnsi="Consolas" w:cs="Times New Roman"/>
+                <w:color w:val="B5CEA8"/>
+                <w:sz w:val="21"/>
+                <w:szCs w:val="21"/>
+              </w:rPr>
+              <w:t>4</w:t>
+            </w:r>
+            <w:r>
+              <w:rPr>
+                <w:rFonts w:ascii="Consolas" w:eastAsia="Times New Roman" w:hAnsi="Consolas" w:cs="Times New Roman"/>
+                <w:color w:val="BBBEBF"/>
+                <w:sz w:val="21"/>
+                <w:szCs w:val="21"/>
+              </w:rPr>
+              <w:t>(</w:t>
+            </w:r>
+            <w:r>
+              <w:rPr>
+                <w:rFonts w:ascii="Consolas" w:eastAsia="Times New Roman" w:hAnsi="Consolas" w:cs="Times New Roman"/>
+                <w:color w:val="C9D1D9"/>
+                <w:sz w:val="21"/>
+                <w:szCs w:val="21"/>
+              </w:rPr>
+              <w:t>a0</w:t>
+            </w:r>
+            <w:r>
+              <w:rPr>
+                <w:rFonts w:ascii="Consolas" w:eastAsia="Times New Roman" w:hAnsi="Consolas" w:cs="Times New Roman"/>
+                <w:color w:val="BBBEBF"/>
+                <w:sz w:val="21"/>
+                <w:szCs w:val="21"/>
+              </w:rPr>
+              <w:t>)          </w:t>
+            </w:r>
+            <w:r>
+              <w:rPr>
+                <w:rFonts w:ascii="Consolas" w:eastAsia="Times New Roman" w:hAnsi="Consolas" w:cs="Times New Roman"/>
+                <w:color w:val="8B949E"/>
+                <w:sz w:val="21"/>
+                <w:szCs w:val="21"/>
+              </w:rPr>
+              <w:t># s1 = v[1], should now be 10</w:t>
+            </w:r>
+          </w:p>
+          <w:p>
+            <w:pPr>
+              <w:shd w:val="clear" w:color="auto" w:fill="121314"/>
+              <w:spacing w:line="285" w:lineRule="atLeast"/>
+              <w:rPr>
+                <w:rFonts w:ascii="Consolas" w:eastAsia="Times New Roman" w:hAnsi="Consolas" w:cs="Times New Roman"/>
+                <w:color w:val="BBBEBF"/>
+                <w:sz w:val="21"/>
+                <w:szCs w:val="21"/>
+              </w:rPr>
+            </w:pPr>
+            <w:r>
+              <w:rPr>
+                <w:rFonts w:ascii="Consolas" w:eastAsia="Times New Roman" w:hAnsi="Consolas" w:cs="Times New Roman"/>
+                <w:color w:val="BBBEBF"/>
+                <w:sz w:val="21"/>
+                <w:szCs w:val="21"/>
+              </w:rPr>
+              <w:t xml:space="preserve">    </w:t>
+            </w:r>
+            <w:r>
+              <w:rPr>
+                <w:rFonts w:ascii="Consolas" w:eastAsia="Times New Roman" w:hAnsi="Consolas" w:cs="Times New Roman"/>
+                <w:color w:val="DCDCAA"/>
+                <w:sz w:val="21"/>
+                <w:szCs w:val="21"/>
+              </w:rPr>
+              <w:t>j</w:t>
+            </w:r>
+            <w:r>
+              <w:rPr>
+                <w:rFonts w:ascii="Consolas" w:eastAsia="Times New Roman" w:hAnsi="Consolas" w:cs="Times New Roman"/>
+                <w:color w:val="BBBEBF"/>
+                <w:sz w:val="21"/>
+                <w:szCs w:val="21"/>
+              </w:rPr>
+              <w:t xml:space="preserve">    end                </w:t>
+            </w:r>
+            <w:r>
+              <w:rPr>
+                <w:rFonts w:ascii="Consolas" w:eastAsia="Times New Roman" w:hAnsi="Consolas" w:cs="Times New Roman"/>
+                <w:color w:val="8B949E"/>
+                <w:sz w:val="21"/>
+                <w:szCs w:val="21"/>
+              </w:rPr>
+              <w:t xml:space="preserve"> </w:t>
+            </w:r>
+          </w:p>
+          <w:p>
+            <w:pPr>
+              <w:shd w:val="clear" w:color="auto" w:fill="121314"/>
+              <w:spacing w:line="285" w:lineRule="atLeast"/>
+              <w:rPr>
+                <w:rFonts w:ascii="Consolas" w:eastAsia="Times New Roman" w:hAnsi="Consolas" w:cs="Times New Roman"/>
+                <w:color w:val="BBBEBF"/>
+                <w:sz w:val="21"/>
+                <w:szCs w:val="21"/>
+              </w:rPr>
+            </w:pPr>
+          </w:p>
+          <w:p>
+            <w:pPr>
+              <w:shd w:val="clear" w:color="auto" w:fill="121314"/>
+              <w:spacing w:line="285" w:lineRule="atLeast"/>
+              <w:rPr>
+                <w:rFonts w:ascii="Consolas" w:eastAsia="Times New Roman" w:hAnsi="Consolas" w:cs="Times New Roman"/>
+                <w:color w:val="BBBEBF"/>
+                <w:sz w:val="21"/>
+                <w:szCs w:val="21"/>
+              </w:rPr>
+            </w:pPr>
+            <w:r>
+              <w:rPr>
+                <w:rFonts w:ascii="Consolas" w:eastAsia="Times New Roman" w:hAnsi="Consolas" w:cs="Times New Roman"/>
+                <w:color w:val="D2A8FF"/>
+                <w:sz w:val="21"/>
+                <w:szCs w:val="21"/>
+              </w:rPr>
+              <w:t>swap</w:t>
+            </w:r>
+            <w:r>
+              <w:rPr>
+                <w:rFonts w:ascii="Consolas" w:eastAsia="Times New Roman" w:hAnsi="Consolas" w:cs="Times New Roman"/>
+                <w:color w:val="BBBEBF"/>
+                <w:sz w:val="21"/>
+                <w:szCs w:val="21"/>
+              </w:rPr>
+              <w:t>:</w:t>
+            </w:r>
+          </w:p>
+          <w:p>
+            <w:pPr>
+              <w:shd w:val="clear" w:color="auto" w:fill="121314"/>
+              <w:spacing w:line="285" w:lineRule="atLeast"/>
+              <w:rPr>
+                <w:rFonts w:ascii="Consolas" w:eastAsia="Times New Roman" w:hAnsi="Consolas" w:cs="Times New Roman"/>
+                <w:color w:val="BBBEBF"/>
+                <w:sz w:val="21"/>
+                <w:szCs w:val="21"/>
+              </w:rPr>
+            </w:pPr>
+            <w:r>
+              <w:rPr>
+                <w:rFonts w:ascii="Consolas" w:eastAsia="Times New Roman" w:hAnsi="Consolas" w:cs="Times New Roman"/>
+                <w:color w:val="BBBEBF"/>
+                <w:sz w:val="21"/>
+                <w:szCs w:val="21"/>
+              </w:rPr>
+              <w:t xml:space="preserve">    </w:t>
+            </w:r>
+            <w:r>
+              <w:rPr>
+                <w:rFonts w:ascii="Consolas" w:eastAsia="Times New Roman" w:hAnsi="Consolas" w:cs="Times New Roman"/>
+                <w:color w:val="DCDCAA"/>
+                <w:sz w:val="21"/>
+                <w:szCs w:val="21"/>
+              </w:rPr>
+              <w:t>slli</w:t>
+            </w:r>
+            <w:r>
+              <w:rPr>
+                <w:rFonts w:ascii="Consolas" w:eastAsia="Times New Roman" w:hAnsi="Consolas" w:cs="Times New Roman"/>
+                <w:color w:val="BBBEBF"/>
+                <w:sz w:val="21"/>
+                <w:szCs w:val="21"/>
+              </w:rPr>
+              <w:t xml:space="preserve"> </w:t>
+            </w:r>
+            <w:r>
+              <w:rPr>
+                <w:rFonts w:ascii="Consolas" w:eastAsia="Times New Roman" w:hAnsi="Consolas" w:cs="Times New Roman"/>
+                <w:color w:val="C9D1D9"/>
+                <w:sz w:val="21"/>
+                <w:szCs w:val="21"/>
+              </w:rPr>
+              <w:t>t1</w:t>
+            </w:r>
+            <w:r>
+              <w:rPr>
+                <w:rFonts w:ascii="Consolas" w:eastAsia="Times New Roman" w:hAnsi="Consolas" w:cs="Times New Roman"/>
+                <w:color w:val="BBBEBF"/>
+                <w:sz w:val="21"/>
+                <w:szCs w:val="21"/>
+              </w:rPr>
+              <w:t xml:space="preserve">, </w:t>
+            </w:r>
+            <w:r>
+              <w:rPr>
+                <w:rFonts w:ascii="Consolas" w:eastAsia="Times New Roman" w:hAnsi="Consolas" w:cs="Times New Roman"/>
+                <w:color w:val="C9D1D9"/>
+                <w:sz w:val="21"/>
+                <w:szCs w:val="21"/>
+              </w:rPr>
+              <w:t>a1</w:t>
+            </w:r>
+            <w:r>
+              <w:rPr>
+                <w:rFonts w:ascii="Consolas" w:eastAsia="Times New Roman" w:hAnsi="Consolas" w:cs="Times New Roman"/>
+                <w:color w:val="BBBEBF"/>
+                <w:sz w:val="21"/>
+                <w:szCs w:val="21"/>
+              </w:rPr>
+              <w:t xml:space="preserve">, </w:t>
+            </w:r>
+            <w:r>
+              <w:rPr>
+                <w:rFonts w:ascii="Consolas" w:eastAsia="Times New Roman" w:hAnsi="Consolas" w:cs="Times New Roman"/>
+                <w:color w:val="B5CEA8"/>
+                <w:sz w:val="21"/>
+                <w:szCs w:val="21"/>
+              </w:rPr>
+              <w:t>2</w:t>
+            </w:r>
+            <w:r>
+              <w:rPr>
+                <w:rFonts w:ascii="Consolas" w:eastAsia="Times New Roman" w:hAnsi="Consolas" w:cs="Times New Roman"/>
+                <w:color w:val="BBBEBF"/>
+                <w:sz w:val="21"/>
+                <w:szCs w:val="21"/>
+              </w:rPr>
+              <w:t xml:space="preserve">          </w:t>
+            </w:r>
+            <w:r>
+              <w:rPr>
+                <w:rFonts w:ascii="Consolas" w:eastAsia="Times New Roman" w:hAnsi="Consolas" w:cs="Times New Roman"/>
+                <w:color w:val="8B949E"/>
+                <w:sz w:val="21"/>
+                <w:szCs w:val="21"/>
+              </w:rPr>
+              <w:t># t1 = k * 4 (each long is 4 bytes)</w:t>
+            </w:r>
+          </w:p>
+          <w:p>
+            <w:pPr>
+              <w:shd w:val="clear" w:color="auto" w:fill="121314"/>
+              <w:spacing w:line="285" w:lineRule="atLeast"/>
+              <w:rPr>
+                <w:rFonts w:ascii="Consolas" w:eastAsia="Times New Roman" w:hAnsi="Consolas" w:cs="Times New Roman"/>
+                <w:color w:val="BBBEBF"/>
+                <w:sz w:val="21"/>
+                <w:szCs w:val="21"/>
+              </w:rPr>
+            </w:pPr>
+            <w:r>
+              <w:rPr>
+                <w:rFonts w:ascii="Consolas" w:eastAsia="Times New Roman" w:hAnsi="Consolas" w:cs="Times New Roman"/>
+                <w:color w:val="BBBEBF"/>
+                <w:sz w:val="21"/>
+                <w:szCs w:val="21"/>
+              </w:rPr>
+              <w:lastRenderedPageBreak/>
+              <w:t xml:space="preserve">    </w:t>
+            </w:r>
+            <w:r>
+              <w:rPr>
+                <w:rFonts w:ascii="Consolas" w:eastAsia="Times New Roman" w:hAnsi="Consolas" w:cs="Times New Roman"/>
+                <w:color w:val="DCDCAA"/>
+                <w:sz w:val="21"/>
+                <w:szCs w:val="21"/>
+              </w:rPr>
+              <w:t>add</w:t>
+            </w:r>
+            <w:r>
+              <w:rPr>
+                <w:rFonts w:ascii="Consolas" w:eastAsia="Times New Roman" w:hAnsi="Consolas" w:cs="Times New Roman"/>
+                <w:color w:val="BBBEBF"/>
+                <w:sz w:val="21"/>
+                <w:szCs w:val="21"/>
+              </w:rPr>
+              <w:t xml:space="preserve">  </w:t>
+            </w:r>
+            <w:r>
+              <w:rPr>
+                <w:rFonts w:ascii="Consolas" w:eastAsia="Times New Roman" w:hAnsi="Consolas" w:cs="Times New Roman"/>
+                <w:color w:val="C9D1D9"/>
+                <w:sz w:val="21"/>
+                <w:szCs w:val="21"/>
+              </w:rPr>
+              <w:t>t1</w:t>
+            </w:r>
+            <w:r>
+              <w:rPr>
+                <w:rFonts w:ascii="Consolas" w:eastAsia="Times New Roman" w:hAnsi="Consolas" w:cs="Times New Roman"/>
+                <w:color w:val="BBBEBF"/>
+                <w:sz w:val="21"/>
+                <w:szCs w:val="21"/>
+              </w:rPr>
+              <w:t xml:space="preserve">, </w:t>
+            </w:r>
+            <w:r>
+              <w:rPr>
+                <w:rFonts w:ascii="Consolas" w:eastAsia="Times New Roman" w:hAnsi="Consolas" w:cs="Times New Roman"/>
+                <w:color w:val="C9D1D9"/>
+                <w:sz w:val="21"/>
+                <w:szCs w:val="21"/>
+              </w:rPr>
+              <w:t>a0</w:t>
+            </w:r>
+            <w:r>
+              <w:rPr>
+                <w:rFonts w:ascii="Consolas" w:eastAsia="Times New Roman" w:hAnsi="Consolas" w:cs="Times New Roman"/>
+                <w:color w:val="BBBEBF"/>
+                <w:sz w:val="21"/>
+                <w:szCs w:val="21"/>
+              </w:rPr>
+              <w:t xml:space="preserve">, </w:t>
+            </w:r>
+            <w:r>
+              <w:rPr>
+                <w:rFonts w:ascii="Consolas" w:eastAsia="Times New Roman" w:hAnsi="Consolas" w:cs="Times New Roman"/>
+                <w:color w:val="C9D1D9"/>
+                <w:sz w:val="21"/>
+                <w:szCs w:val="21"/>
+              </w:rPr>
+              <w:t>t1</w:t>
+            </w:r>
+            <w:r>
+              <w:rPr>
+                <w:rFonts w:ascii="Consolas" w:eastAsia="Times New Roman" w:hAnsi="Consolas" w:cs="Times New Roman"/>
+                <w:color w:val="BBBEBF"/>
+                <w:sz w:val="21"/>
+                <w:szCs w:val="21"/>
+              </w:rPr>
+              <w:t xml:space="preserve">         </w:t>
+            </w:r>
+            <w:r>
+              <w:rPr>
+                <w:rFonts w:ascii="Consolas" w:eastAsia="Times New Roman" w:hAnsi="Consolas" w:cs="Times New Roman"/>
+                <w:color w:val="8B949E"/>
+                <w:sz w:val="21"/>
+                <w:szCs w:val="21"/>
+              </w:rPr>
+              <w:t># t1 = address of v[k]</w:t>
+            </w:r>
+          </w:p>
+          <w:p>
+            <w:pPr>
+              <w:shd w:val="clear" w:color="auto" w:fill="121314"/>
+              <w:spacing w:line="285" w:lineRule="atLeast"/>
+              <w:rPr>
+                <w:rFonts w:ascii="Consolas" w:eastAsia="Times New Roman" w:hAnsi="Consolas" w:cs="Times New Roman"/>
+                <w:color w:val="BBBEBF"/>
+                <w:sz w:val="21"/>
+                <w:szCs w:val="21"/>
+              </w:rPr>
+            </w:pPr>
+            <w:r>
+              <w:rPr>
+                <w:rFonts w:ascii="Consolas" w:eastAsia="Times New Roman" w:hAnsi="Consolas" w:cs="Times New Roman"/>
+                <w:color w:val="BBBEBF"/>
+                <w:sz w:val="21"/>
+                <w:szCs w:val="21"/>
+              </w:rPr>
+              <w:t xml:space="preserve">    </w:t>
+            </w:r>
+            <w:r>
+              <w:rPr>
+                <w:rFonts w:ascii="Consolas" w:eastAsia="Times New Roman" w:hAnsi="Consolas" w:cs="Times New Roman"/>
+                <w:color w:val="DCDCAA"/>
+                <w:sz w:val="21"/>
+                <w:szCs w:val="21"/>
+              </w:rPr>
+              <w:t>lw</w:t>
+            </w:r>
+            <w:r>
+              <w:rPr>
+                <w:rFonts w:ascii="Consolas" w:eastAsia="Times New Roman" w:hAnsi="Consolas" w:cs="Times New Roman"/>
+                <w:color w:val="BBBEBF"/>
+                <w:sz w:val="21"/>
+                <w:szCs w:val="21"/>
+              </w:rPr>
+              <w:t xml:space="preserve">   </w:t>
+            </w:r>
+            <w:r>
+              <w:rPr>
+                <w:rFonts w:ascii="Consolas" w:eastAsia="Times New Roman" w:hAnsi="Consolas" w:cs="Times New Roman"/>
+                <w:color w:val="C9D1D9"/>
+                <w:sz w:val="21"/>
+                <w:szCs w:val="21"/>
+              </w:rPr>
+              <w:t>t0</w:t>
+            </w:r>
+            <w:r>
+              <w:rPr>
+                <w:rFonts w:ascii="Consolas" w:eastAsia="Times New Roman" w:hAnsi="Consolas" w:cs="Times New Roman"/>
+                <w:color w:val="BBBEBF"/>
+                <w:sz w:val="21"/>
+                <w:szCs w:val="21"/>
+              </w:rPr>
+              <w:t xml:space="preserve">, </w:t>
+            </w:r>
+            <w:r>
+              <w:rPr>
+                <w:rFonts w:ascii="Consolas" w:eastAsia="Times New Roman" w:hAnsi="Consolas" w:cs="Times New Roman"/>
+                <w:color w:val="B5CEA8"/>
+                <w:sz w:val="21"/>
+                <w:szCs w:val="21"/>
+              </w:rPr>
+              <w:t>0</w:t>
+            </w:r>
+            <w:r>
+              <w:rPr>
+                <w:rFonts w:ascii="Consolas" w:eastAsia="Times New Roman" w:hAnsi="Consolas" w:cs="Times New Roman"/>
+                <w:color w:val="BBBEBF"/>
+                <w:sz w:val="21"/>
+                <w:szCs w:val="21"/>
+              </w:rPr>
+              <w:t>(</w:t>
+            </w:r>
+            <w:r>
+              <w:rPr>
+                <w:rFonts w:ascii="Consolas" w:eastAsia="Times New Roman" w:hAnsi="Consolas" w:cs="Times New Roman"/>
+                <w:color w:val="C9D1D9"/>
+                <w:sz w:val="21"/>
+                <w:szCs w:val="21"/>
+              </w:rPr>
+              <w:t>t1</w:t>
+            </w:r>
+            <w:r>
+              <w:rPr>
+                <w:rFonts w:ascii="Consolas" w:eastAsia="Times New Roman" w:hAnsi="Consolas" w:cs="Times New Roman"/>
+                <w:color w:val="BBBEBF"/>
+                <w:sz w:val="21"/>
+                <w:szCs w:val="21"/>
+              </w:rPr>
+              <w:t>)          </w:t>
+            </w:r>
+            <w:r>
+              <w:rPr>
+                <w:rFonts w:ascii="Consolas" w:eastAsia="Times New Roman" w:hAnsi="Consolas" w:cs="Times New Roman"/>
+                <w:color w:val="8B949E"/>
+                <w:sz w:val="21"/>
+                <w:szCs w:val="21"/>
+              </w:rPr>
+              <w:t># temp = v[k]</w:t>
+            </w:r>
+          </w:p>
+          <w:p>
+            <w:pPr>
+              <w:shd w:val="clear" w:color="auto" w:fill="121314"/>
+              <w:spacing w:line="285" w:lineRule="atLeast"/>
+              <w:rPr>
+                <w:rFonts w:ascii="Consolas" w:eastAsia="Times New Roman" w:hAnsi="Consolas" w:cs="Times New Roman"/>
+                <w:color w:val="BBBEBF"/>
+                <w:sz w:val="21"/>
+                <w:szCs w:val="21"/>
+              </w:rPr>
+            </w:pPr>
+            <w:r>
+              <w:rPr>
+                <w:rFonts w:ascii="Consolas" w:eastAsia="Times New Roman" w:hAnsi="Consolas" w:cs="Times New Roman"/>
+                <w:color w:val="BBBEBF"/>
+                <w:sz w:val="21"/>
+                <w:szCs w:val="21"/>
+              </w:rPr>
+              <w:t xml:space="preserve">    </w:t>
+            </w:r>
+            <w:r>
+              <w:rPr>
+                <w:rFonts w:ascii="Consolas" w:eastAsia="Times New Roman" w:hAnsi="Consolas" w:cs="Times New Roman"/>
+                <w:color w:val="DCDCAA"/>
+                <w:sz w:val="21"/>
+                <w:szCs w:val="21"/>
+              </w:rPr>
+              <w:t>lw</w:t>
+            </w:r>
+            <w:r>
+              <w:rPr>
+                <w:rFonts w:ascii="Consolas" w:eastAsia="Times New Roman" w:hAnsi="Consolas" w:cs="Times New Roman"/>
+                <w:color w:val="BBBEBF"/>
+                <w:sz w:val="21"/>
+                <w:szCs w:val="21"/>
+              </w:rPr>
+              <w:t xml:space="preserve">   </w:t>
+            </w:r>
+            <w:r>
+              <w:rPr>
+                <w:rFonts w:ascii="Consolas" w:eastAsia="Times New Roman" w:hAnsi="Consolas" w:cs="Times New Roman"/>
+                <w:color w:val="C9D1D9"/>
+                <w:sz w:val="21"/>
+                <w:szCs w:val="21"/>
+              </w:rPr>
+              <w:t>t2</w:t>
+            </w:r>
+            <w:r>
+              <w:rPr>
+                <w:rFonts w:ascii="Consolas" w:eastAsia="Times New Roman" w:hAnsi="Consolas" w:cs="Times New Roman"/>
+                <w:color w:val="BBBEBF"/>
+                <w:sz w:val="21"/>
+                <w:szCs w:val="21"/>
+              </w:rPr>
+              <w:t xml:space="preserve">, </w:t>
+            </w:r>
+            <w:r>
+              <w:rPr>
+                <w:rFonts w:ascii="Consolas" w:eastAsia="Times New Roman" w:hAnsi="Consolas" w:cs="Times New Roman"/>
+                <w:color w:val="B5CEA8"/>
+                <w:sz w:val="21"/>
+                <w:szCs w:val="21"/>
+              </w:rPr>
+              <w:t>4</w:t>
+            </w:r>
+            <w:r>
+              <w:rPr>
+                <w:rFonts w:ascii="Consolas" w:eastAsia="Times New Roman" w:hAnsi="Consolas" w:cs="Times New Roman"/>
+                <w:color w:val="BBBEBF"/>
+                <w:sz w:val="21"/>
+                <w:szCs w:val="21"/>
+              </w:rPr>
+              <w:t>(</w:t>
+            </w:r>
+            <w:r>
+              <w:rPr>
+                <w:rFonts w:ascii="Consolas" w:eastAsia="Times New Roman" w:hAnsi="Consolas" w:cs="Times New Roman"/>
+                <w:color w:val="C9D1D9"/>
+                <w:sz w:val="21"/>
+                <w:szCs w:val="21"/>
+              </w:rPr>
+              <w:t>t1</w:t>
+            </w:r>
+            <w:r>
+              <w:rPr>
+                <w:rFonts w:ascii="Consolas" w:eastAsia="Times New Roman" w:hAnsi="Consolas" w:cs="Times New Roman"/>
+                <w:color w:val="BBBEBF"/>
+                <w:sz w:val="21"/>
+                <w:szCs w:val="21"/>
+              </w:rPr>
+              <w:t>)          </w:t>
+            </w:r>
+            <w:r>
+              <w:rPr>
+                <w:rFonts w:ascii="Consolas" w:eastAsia="Times New Roman" w:hAnsi="Consolas" w:cs="Times New Roman"/>
+                <w:color w:val="8B949E"/>
+                <w:sz w:val="21"/>
+                <w:szCs w:val="21"/>
+              </w:rPr>
+              <w:t># t2 = v[k+1]</w:t>
+            </w:r>
+          </w:p>
+          <w:p>
+            <w:pPr>
+              <w:shd w:val="clear" w:color="auto" w:fill="121314"/>
+              <w:spacing w:line="285" w:lineRule="atLeast"/>
+              <w:rPr>
+                <w:rFonts w:ascii="Consolas" w:eastAsia="Times New Roman" w:hAnsi="Consolas" w:cs="Times New Roman"/>
+                <w:color w:val="BBBEBF"/>
+                <w:sz w:val="21"/>
+                <w:szCs w:val="21"/>
+              </w:rPr>
+            </w:pPr>
+            <w:r>
+              <w:rPr>
+                <w:rFonts w:ascii="Consolas" w:eastAsia="Times New Roman" w:hAnsi="Consolas" w:cs="Times New Roman"/>
+                <w:color w:val="BBBEBF"/>
+                <w:sz w:val="21"/>
+                <w:szCs w:val="21"/>
+              </w:rPr>
+              <w:t xml:space="preserve">    </w:t>
+            </w:r>
+            <w:r>
+              <w:rPr>
+                <w:rFonts w:ascii="Consolas" w:eastAsia="Times New Roman" w:hAnsi="Consolas" w:cs="Times New Roman"/>
+                <w:color w:val="DCDCAA"/>
+                <w:sz w:val="21"/>
+                <w:szCs w:val="21"/>
+              </w:rPr>
+              <w:t>sw</w:t>
+            </w:r>
+            <w:r>
+              <w:rPr>
+                <w:rFonts w:ascii="Consolas" w:eastAsia="Times New Roman" w:hAnsi="Consolas" w:cs="Times New Roman"/>
+                <w:color w:val="BBBEBF"/>
+                <w:sz w:val="21"/>
+                <w:szCs w:val="21"/>
+              </w:rPr>
+              <w:t xml:space="preserve">   </w:t>
+            </w:r>
+            <w:r>
+              <w:rPr>
+                <w:rFonts w:ascii="Consolas" w:eastAsia="Times New Roman" w:hAnsi="Consolas" w:cs="Times New Roman"/>
+                <w:color w:val="C9D1D9"/>
+                <w:sz w:val="21"/>
+                <w:szCs w:val="21"/>
+              </w:rPr>
+              <w:t>t2</w:t>
+            </w:r>
+            <w:r>
+              <w:rPr>
+                <w:rFonts w:ascii="Consolas" w:eastAsia="Times New Roman" w:hAnsi="Consolas" w:cs="Times New Roman"/>
+                <w:color w:val="BBBEBF"/>
+                <w:sz w:val="21"/>
+                <w:szCs w:val="21"/>
+              </w:rPr>
+              <w:t xml:space="preserve">, </w:t>
+            </w:r>
+            <w:r>
+              <w:rPr>
+                <w:rFonts w:ascii="Consolas" w:eastAsia="Times New Roman" w:hAnsi="Consolas" w:cs="Times New Roman"/>
+                <w:color w:val="B5CEA8"/>
+                <w:sz w:val="21"/>
+                <w:szCs w:val="21"/>
+              </w:rPr>
+              <w:t>0</w:t>
+            </w:r>
+            <w:r>
+              <w:rPr>
+                <w:rFonts w:ascii="Consolas" w:eastAsia="Times New Roman" w:hAnsi="Consolas" w:cs="Times New Roman"/>
+                <w:color w:val="BBBEBF"/>
+                <w:sz w:val="21"/>
+                <w:szCs w:val="21"/>
+              </w:rPr>
+              <w:t>(</w:t>
+            </w:r>
+            <w:r>
+              <w:rPr>
+                <w:rFonts w:ascii="Consolas" w:eastAsia="Times New Roman" w:hAnsi="Consolas" w:cs="Times New Roman"/>
+                <w:color w:val="C9D1D9"/>
+                <w:sz w:val="21"/>
+                <w:szCs w:val="21"/>
+              </w:rPr>
+              <w:t>t1</w:t>
+            </w:r>
+            <w:r>
+              <w:rPr>
+                <w:rFonts w:ascii="Consolas" w:eastAsia="Times New Roman" w:hAnsi="Consolas" w:cs="Times New Roman"/>
+                <w:color w:val="BBBEBF"/>
+                <w:sz w:val="21"/>
+                <w:szCs w:val="21"/>
+              </w:rPr>
+              <w:t>)          </w:t>
+            </w:r>
+            <w:r>
+              <w:rPr>
+                <w:rFonts w:ascii="Consolas" w:eastAsia="Times New Roman" w:hAnsi="Consolas" w:cs="Times New Roman"/>
+                <w:color w:val="8B949E"/>
+                <w:sz w:val="21"/>
+                <w:szCs w:val="21"/>
+              </w:rPr>
+              <w:t># v[k] = v[k+1]</w:t>
+            </w:r>
+          </w:p>
+          <w:p>
+            <w:pPr>
+              <w:shd w:val="clear" w:color="auto" w:fill="121314"/>
+              <w:spacing w:line="285" w:lineRule="atLeast"/>
+              <w:rPr>
+                <w:rFonts w:ascii="Consolas" w:eastAsia="Times New Roman" w:hAnsi="Consolas" w:cs="Times New Roman"/>
+                <w:color w:val="BBBEBF"/>
+                <w:sz w:val="21"/>
+                <w:szCs w:val="21"/>
+              </w:rPr>
+            </w:pPr>
+            <w:r>
+              <w:rPr>
+                <w:rFonts w:ascii="Consolas" w:eastAsia="Times New Roman" w:hAnsi="Consolas" w:cs="Times New Roman"/>
+                <w:color w:val="BBBEBF"/>
+                <w:sz w:val="21"/>
+                <w:szCs w:val="21"/>
+              </w:rPr>
+              <w:t xml:space="preserve">    </w:t>
+            </w:r>
+            <w:r>
+              <w:rPr>
+                <w:rFonts w:ascii="Consolas" w:eastAsia="Times New Roman" w:hAnsi="Consolas" w:cs="Times New Roman"/>
+                <w:color w:val="DCDCAA"/>
+                <w:sz w:val="21"/>
+                <w:szCs w:val="21"/>
+              </w:rPr>
+              <w:t>sw</w:t>
+            </w:r>
+            <w:r>
+              <w:rPr>
+                <w:rFonts w:ascii="Consolas" w:eastAsia="Times New Roman" w:hAnsi="Consolas" w:cs="Times New Roman"/>
+                <w:color w:val="BBBEBF"/>
+                <w:sz w:val="21"/>
+                <w:szCs w:val="21"/>
+              </w:rPr>
+              <w:t xml:space="preserve">   </w:t>
+            </w:r>
+            <w:r>
+              <w:rPr>
+                <w:rFonts w:ascii="Consolas" w:eastAsia="Times New Roman" w:hAnsi="Consolas" w:cs="Times New Roman"/>
+                <w:color w:val="C9D1D9"/>
+                <w:sz w:val="21"/>
+                <w:szCs w:val="21"/>
+              </w:rPr>
+              <w:t>t0</w:t>
+            </w:r>
+            <w:r>
+              <w:rPr>
+                <w:rFonts w:ascii="Consolas" w:eastAsia="Times New Roman" w:hAnsi="Consolas" w:cs="Times New Roman"/>
+                <w:color w:val="BBBEBF"/>
+                <w:sz w:val="21"/>
+                <w:szCs w:val="21"/>
+              </w:rPr>
+              <w:t xml:space="preserve">, </w:t>
+            </w:r>
+            <w:r>
+              <w:rPr>
+                <w:rFonts w:ascii="Consolas" w:eastAsia="Times New Roman" w:hAnsi="Consolas" w:cs="Times New Roman"/>
+                <w:color w:val="B5CEA8"/>
+                <w:sz w:val="21"/>
+                <w:szCs w:val="21"/>
+              </w:rPr>
+              <w:t>4</w:t>
+            </w:r>
+            <w:r>
+              <w:rPr>
+                <w:rFonts w:ascii="Consolas" w:eastAsia="Times New Roman" w:hAnsi="Consolas" w:cs="Times New Roman"/>
+                <w:color w:val="BBBEBF"/>
+                <w:sz w:val="21"/>
+                <w:szCs w:val="21"/>
+              </w:rPr>
+              <w:t>(</w:t>
+            </w:r>
+            <w:r>
+              <w:rPr>
+                <w:rFonts w:ascii="Consolas" w:eastAsia="Times New Roman" w:hAnsi="Consolas" w:cs="Times New Roman"/>
+                <w:color w:val="C9D1D9"/>
+                <w:sz w:val="21"/>
+                <w:szCs w:val="21"/>
+              </w:rPr>
+              <w:t>t1</w:t>
+            </w:r>
+            <w:r>
+              <w:rPr>
+                <w:rFonts w:ascii="Consolas" w:eastAsia="Times New Roman" w:hAnsi="Consolas" w:cs="Times New Roman"/>
+                <w:color w:val="BBBEBF"/>
+                <w:sz w:val="21"/>
+                <w:szCs w:val="21"/>
+              </w:rPr>
+              <w:t>)          </w:t>
+            </w:r>
+            <w:r>
+              <w:rPr>
+                <w:rFonts w:ascii="Consolas" w:eastAsia="Times New Roman" w:hAnsi="Consolas" w:cs="Times New Roman"/>
+                <w:color w:val="8B949E"/>
+                <w:sz w:val="21"/>
+                <w:szCs w:val="21"/>
+              </w:rPr>
+              <w:t># v[k+1] = temp</w:t>
+            </w:r>
+          </w:p>
+          <w:p>
+            <w:pPr>
+              <w:shd w:val="clear" w:color="auto" w:fill="121314"/>
+              <w:spacing w:line="285" w:lineRule="atLeast"/>
+              <w:rPr>
+                <w:rFonts w:ascii="Consolas" w:eastAsia="Times New Roman" w:hAnsi="Consolas" w:cs="Times New Roman"/>
+                <w:color w:val="BBBEBF"/>
+                <w:sz w:val="21"/>
+                <w:szCs w:val="21"/>
+              </w:rPr>
+            </w:pPr>
+            <w:r>
+              <w:rPr>
+                <w:rFonts w:ascii="Consolas" w:eastAsia="Times New Roman" w:hAnsi="Consolas" w:cs="Times New Roman"/>
+                <w:color w:val="BBBEBF"/>
+                <w:sz w:val="21"/>
+                <w:szCs w:val="21"/>
+              </w:rPr>
+              <w:t xml:space="preserve">    </w:t>
+            </w:r>
+            <w:r>
+              <w:rPr>
+                <w:rFonts w:ascii="Consolas" w:eastAsia="Times New Roman" w:hAnsi="Consolas" w:cs="Times New Roman"/>
+                <w:color w:val="DCDCAA"/>
+                <w:sz w:val="21"/>
+                <w:szCs w:val="21"/>
+              </w:rPr>
+              <w:t>jalr</w:t>
+            </w:r>
+            <w:r>
+              <w:rPr>
+                <w:rFonts w:ascii="Consolas" w:eastAsia="Times New Roman" w:hAnsi="Consolas" w:cs="Times New Roman"/>
+                <w:color w:val="BBBEBF"/>
+                <w:sz w:val="21"/>
+                <w:szCs w:val="21"/>
+              </w:rPr>
+              <w:t xml:space="preserve"> </w:t>
+            </w:r>
+            <w:r>
+              <w:rPr>
+                <w:rFonts w:ascii="Consolas" w:eastAsia="Times New Roman" w:hAnsi="Consolas" w:cs="Times New Roman"/>
+                <w:color w:val="C9D1D9"/>
+                <w:sz w:val="21"/>
+                <w:szCs w:val="21"/>
+              </w:rPr>
+              <w:t>x0</w:t>
+            </w:r>
+            <w:r>
+              <w:rPr>
+                <w:rFonts w:ascii="Consolas" w:eastAsia="Times New Roman" w:hAnsi="Consolas" w:cs="Times New Roman"/>
+                <w:color w:val="BBBEBF"/>
+                <w:sz w:val="21"/>
+                <w:szCs w:val="21"/>
+              </w:rPr>
+              <w:t xml:space="preserve">, </w:t>
+            </w:r>
+            <w:r>
+              <w:rPr>
+                <w:rFonts w:ascii="Consolas" w:eastAsia="Times New Roman" w:hAnsi="Consolas" w:cs="Times New Roman"/>
+                <w:color w:val="B5CEA8"/>
+                <w:sz w:val="21"/>
+                <w:szCs w:val="21"/>
+              </w:rPr>
+              <w:t>0</w:t>
+            </w:r>
+            <w:r>
+              <w:rPr>
+                <w:rFonts w:ascii="Consolas" w:eastAsia="Times New Roman" w:hAnsi="Consolas" w:cs="Times New Roman"/>
+                <w:color w:val="BBBEBF"/>
+                <w:sz w:val="21"/>
+                <w:szCs w:val="21"/>
+              </w:rPr>
+              <w:t>(</w:t>
+            </w:r>
+            <w:r>
+              <w:rPr>
+                <w:rFonts w:ascii="Consolas" w:eastAsia="Times New Roman" w:hAnsi="Consolas" w:cs="Times New Roman"/>
+                <w:color w:val="C9D1D9"/>
+                <w:sz w:val="21"/>
+                <w:szCs w:val="21"/>
+              </w:rPr>
+              <w:t>ra</w:t>
+            </w:r>
+            <w:r>
+              <w:rPr>
+                <w:rFonts w:ascii="Consolas" w:eastAsia="Times New Roman" w:hAnsi="Consolas" w:cs="Times New Roman"/>
+                <w:color w:val="BBBEBF"/>
+                <w:sz w:val="21"/>
+                <w:szCs w:val="21"/>
+              </w:rPr>
+              <w:t>)          </w:t>
+            </w:r>
+            <w:r>
+              <w:rPr>
+                <w:rFonts w:ascii="Consolas" w:eastAsia="Times New Roman" w:hAnsi="Consolas" w:cs="Times New Roman"/>
+                <w:color w:val="8B949E"/>
+                <w:sz w:val="21"/>
+                <w:szCs w:val="21"/>
+              </w:rPr>
+              <w:t># return to caller</w:t>
+            </w:r>
+          </w:p>
+          <w:p>
+            <w:pPr>
+              <w:shd w:val="clear" w:color="auto" w:fill="121314"/>
+              <w:spacing w:line="285" w:lineRule="atLeast"/>
+              <w:rPr>
+                <w:rFonts w:ascii="Consolas" w:eastAsia="Times New Roman" w:hAnsi="Consolas" w:cs="Times New Roman"/>
+                <w:color w:val="BBBEBF"/>
+                <w:sz w:val="21"/>
+                <w:szCs w:val="21"/>
+              </w:rPr>
+            </w:pPr>
+          </w:p>
+          <w:p>
+            <w:pPr>
+              <w:shd w:val="clear" w:color="auto" w:fill="121314"/>
+              <w:spacing w:line="285" w:lineRule="atLeast"/>
+              <w:rPr>
+                <w:rFonts w:ascii="Consolas" w:eastAsia="Times New Roman" w:hAnsi="Consolas" w:cs="Times New Roman"/>
+                <w:color w:val="BBBEBF"/>
+                <w:sz w:val="21"/>
+                <w:szCs w:val="21"/>
+              </w:rPr>
+            </w:pPr>
+            <w:r>
+              <w:rPr>
+                <w:rFonts w:ascii="Consolas" w:eastAsia="Times New Roman" w:hAnsi="Consolas" w:cs="Times New Roman"/>
+                <w:color w:val="D2A8FF"/>
+                <w:sz w:val="21"/>
+                <w:szCs w:val="21"/>
+              </w:rPr>
+              <w:t>end</w:t>
+            </w:r>
+            <w:r>
+              <w:rPr>
+                <w:rFonts w:ascii="Consolas" w:eastAsia="Times New Roman" w:hAnsi="Consolas" w:cs="Times New Roman"/>
+                <w:color w:val="BBBEBF"/>
+                <w:sz w:val="21"/>
+                <w:szCs w:val="21"/>
+              </w:rPr>
+              <w:t>:</w:t>
+            </w:r>
+          </w:p>
+          <w:p>
+            <w:pPr>
+              <w:shd w:val="clear" w:color="auto" w:fill="121314"/>
+              <w:spacing w:line="285" w:lineRule="atLeast"/>
+              <w:rPr>
+                <w:rFonts w:ascii="Consolas" w:eastAsia="Times New Roman" w:hAnsi="Consolas" w:cs="Times New Roman"/>
+                <w:color w:val="BBBEBF"/>
+                <w:sz w:val="21"/>
+                <w:szCs w:val="21"/>
+              </w:rPr>
+            </w:pPr>
+            <w:r>
+              <w:rPr>
+                <w:rFonts w:ascii="Consolas" w:eastAsia="Times New Roman" w:hAnsi="Consolas" w:cs="Times New Roman"/>
+                <w:color w:val="BBBEBF"/>
+                <w:sz w:val="21"/>
+                <w:szCs w:val="21"/>
+              </w:rPr>
+              <w:t xml:space="preserve">    </w:t>
+            </w:r>
+            <w:r>
+              <w:rPr>
+                <w:rFonts w:ascii="Consolas" w:eastAsia="Times New Roman" w:hAnsi="Consolas" w:cs="Times New Roman"/>
+                <w:color w:val="DCDCAA"/>
+                <w:sz w:val="21"/>
+                <w:szCs w:val="21"/>
+              </w:rPr>
+              <w:t>j</w:t>
+            </w:r>
+            <w:r>
+              <w:rPr>
+                <w:rFonts w:ascii="Consolas" w:eastAsia="Times New Roman" w:hAnsi="Consolas" w:cs="Times New Roman"/>
+                <w:color w:val="BBBEBF"/>
+                <w:sz w:val="21"/>
+                <w:szCs w:val="21"/>
+              </w:rPr>
+              <w:t xml:space="preserve">    end               </w:t>
+            </w:r>
+          </w:p>
+          <w:p>
+            <w:pPr>
+              <w:shd w:val="clear" w:color="auto" w:fill="121314"/>
+              <w:spacing w:line="285" w:lineRule="atLeast"/>
+              <w:rPr>
+                <w:rFonts w:ascii="Consolas" w:eastAsia="Times New Roman" w:hAnsi="Consolas" w:cs="Times New Roman"/>
+                <w:color w:val="BBBEBF"/>
+                <w:sz w:val="21"/>
+                <w:szCs w:val="21"/>
+              </w:rPr>
+            </w:pPr>
+          </w:p>
         </w:tc>
       </w:tr>
     </w:tbl>
@@ -4659,10 +6458,6 @@
           <w:i/>
         </w:rPr>
       </w:pPr>
-      <w:r>
-        <w:lastRenderedPageBreak/>
-        <w:br w:type="page"/>
-      </w:r>
     </w:p>
     <w:p>
       <w:pPr>
@@ -4680,7 +6475,6 @@
           <w:iCs/>
           <w:color w:val="000000" w:themeColor="text1"/>
         </w:rPr>
-        <w:lastRenderedPageBreak/>
         <w:t xml:space="preserve">Add screenshots of your results </w:t>
       </w:r>
     </w:p>
@@ -4702,89 +6496,364 @@
             <w:pPr>
               <w:rPr>
                 <w:rFonts w:ascii="Times" w:eastAsia="Times New Roman" w:hAnsi="Times"/>
-                <w:i/>
-                <w:iCs/>
                 <w:color w:val="000000"/>
                 <w:szCs w:val="26"/>
               </w:rPr>
             </w:pPr>
-          </w:p>
-          <w:p>
-            <w:pPr>
+            <w:r>
               <w:rPr>
                 <w:rFonts w:ascii="Times" w:eastAsia="Times New Roman" w:hAnsi="Times"/>
-                <w:i/>
-                <w:iCs/>
                 <w:color w:val="000000"/>
                 <w:szCs w:val="26"/>
               </w:rPr>
-            </w:pPr>
+              <w:t>PC before and after function call</w:t>
+            </w:r>
           </w:p>
           <w:p>
             <w:pPr>
               <w:rPr>
                 <w:rFonts w:ascii="Times" w:eastAsia="Times New Roman" w:hAnsi="Times"/>
-                <w:i/>
-                <w:iCs/>
                 <w:color w:val="000000"/>
                 <w:szCs w:val="26"/>
               </w:rPr>
             </w:pPr>
-          </w:p>
-          <w:p>
-            <w:pPr>
+            <w:r>
               <w:rPr>
                 <w:rFonts w:ascii="Times" w:eastAsia="Times New Roman" w:hAnsi="Times"/>
-                <w:i/>
-                <w:iCs/>
+                <w:noProof/>
                 <w:color w:val="000000"/>
                 <w:szCs w:val="26"/>
               </w:rPr>
-            </w:pPr>
-          </w:p>
-          <w:p>
-            <w:pPr>
+              <w:drawing>
+                <wp:inline distT="0" distB="0" distL="0" distR="0" wp14:anchorId="6B5AA301" wp14:editId="0F2C4897">
+                  <wp:extent cx="1130358" cy="234962"/>
+                  <wp:effectExtent l="0" t="0" r="0" b="0"/>
+                  <wp:docPr id="17" name="Picture 17"/>
+                  <wp:cNvGraphicFramePr>
+                    <a:graphicFrameLocks xmlns:a="http://schemas.openxmlformats.org/drawingml/2006/main" noChangeAspect="1"/>
+                  </wp:cNvGraphicFramePr>
+                  <a:graphic xmlns:a="http://schemas.openxmlformats.org/drawingml/2006/main">
+                    <a:graphicData uri="http://schemas.openxmlformats.org/drawingml/2006/picture">
+                      <pic:pic xmlns:pic="http://schemas.openxmlformats.org/drawingml/2006/picture">
+                        <pic:nvPicPr>
+                          <pic:cNvPr id="1" name=""/>
+                          <pic:cNvPicPr/>
+                        </pic:nvPicPr>
+                        <pic:blipFill>
+                          <a:blip r:embed="rId25"/>
+                          <a:stretch>
+                            <a:fillRect/>
+                          </a:stretch>
+                        </pic:blipFill>
+                        <pic:spPr>
+                          <a:xfrm>
+                            <a:off x="0" y="0"/>
+                            <a:ext cx="1130358" cy="234962"/>
+                          </a:xfrm>
+                          <a:prstGeom prst="rect">
+                            <a:avLst/>
+                          </a:prstGeom>
+                        </pic:spPr>
+                      </pic:pic>
+                    </a:graphicData>
+                  </a:graphic>
+                </wp:inline>
+              </w:drawing>
+            </w:r>
+            <w:r>
               <w:rPr>
                 <w:rFonts w:ascii="Times" w:eastAsia="Times New Roman" w:hAnsi="Times"/>
-                <w:i/>
-                <w:iCs/>
                 <w:color w:val="000000"/>
                 <w:szCs w:val="26"/>
               </w:rPr>
-            </w:pPr>
-          </w:p>
-          <w:p>
-            <w:pPr>
+              <w:t xml:space="preserve"> </w:t>
+            </w:r>
+            <w:r>
               <w:rPr>
                 <w:rFonts w:ascii="Times" w:eastAsia="Times New Roman" w:hAnsi="Times"/>
-                <w:i/>
-                <w:iCs/>
+                <w:noProof/>
                 <w:color w:val="000000"/>
                 <w:szCs w:val="26"/>
               </w:rPr>
-            </w:pPr>
+              <w:drawing>
+                <wp:inline distT="0" distB="0" distL="0" distR="0" wp14:anchorId="6A4FB910" wp14:editId="0F7B8DE8">
+                  <wp:extent cx="1066855" cy="196860"/>
+                  <wp:effectExtent l="0" t="0" r="0" b="0"/>
+                  <wp:docPr id="18" name="Picture 18"/>
+                  <wp:cNvGraphicFramePr>
+                    <a:graphicFrameLocks xmlns:a="http://schemas.openxmlformats.org/drawingml/2006/main" noChangeAspect="1"/>
+                  </wp:cNvGraphicFramePr>
+                  <a:graphic xmlns:a="http://schemas.openxmlformats.org/drawingml/2006/main">
+                    <a:graphicData uri="http://schemas.openxmlformats.org/drawingml/2006/picture">
+                      <pic:pic xmlns:pic="http://schemas.openxmlformats.org/drawingml/2006/picture">
+                        <pic:nvPicPr>
+                          <pic:cNvPr id="1" name=""/>
+                          <pic:cNvPicPr/>
+                        </pic:nvPicPr>
+                        <pic:blipFill>
+                          <a:blip r:embed="rId26"/>
+                          <a:stretch>
+                            <a:fillRect/>
+                          </a:stretch>
+                        </pic:blipFill>
+                        <pic:spPr>
+                          <a:xfrm>
+                            <a:off x="0" y="0"/>
+                            <a:ext cx="1066855" cy="196860"/>
+                          </a:xfrm>
+                          <a:prstGeom prst="rect">
+                            <a:avLst/>
+                          </a:prstGeom>
+                        </pic:spPr>
+                      </pic:pic>
+                    </a:graphicData>
+                  </a:graphic>
+                </wp:inline>
+              </w:drawing>
+            </w:r>
           </w:p>
           <w:p>
             <w:pPr>
               <w:rPr>
                 <w:rFonts w:ascii="Times" w:eastAsia="Times New Roman" w:hAnsi="Times"/>
-                <w:i/>
-                <w:iCs/>
                 <w:color w:val="000000"/>
                 <w:szCs w:val="26"/>
               </w:rPr>
             </w:pPr>
-          </w:p>
-          <w:p>
-            <w:pPr>
+            <w:r>
               <w:rPr>
                 <w:rFonts w:ascii="Times" w:eastAsia="Times New Roman" w:hAnsi="Times"/>
-                <w:i/>
-                <w:iCs/>
                 <w:color w:val="000000"/>
                 <w:szCs w:val="26"/>
               </w:rPr>
-            </w:pPr>
+              <w:t>Memory before and after function call</w:t>
+            </w:r>
+          </w:p>
+          <w:p>
+            <w:pPr>
+              <w:rPr>
+                <w:rFonts w:ascii="Times" w:eastAsia="Times New Roman" w:hAnsi="Times"/>
+                <w:color w:val="000000"/>
+                <w:szCs w:val="26"/>
+              </w:rPr>
+            </w:pPr>
+            <w:r>
+              <w:rPr>
+                <w:rFonts w:ascii="Times" w:eastAsia="Times New Roman" w:hAnsi="Times"/>
+                <w:noProof/>
+                <w:color w:val="000000"/>
+                <w:szCs w:val="26"/>
+              </w:rPr>
+              <w:drawing>
+                <wp:inline distT="0" distB="0" distL="0" distR="0" wp14:anchorId="2004A363" wp14:editId="6CFCCE4D">
+                  <wp:extent cx="3206915" cy="406421"/>
+                  <wp:effectExtent l="0" t="0" r="0" b="0"/>
+                  <wp:docPr id="19" name="Picture 19"/>
+                  <wp:cNvGraphicFramePr>
+                    <a:graphicFrameLocks xmlns:a="http://schemas.openxmlformats.org/drawingml/2006/main" noChangeAspect="1"/>
+                  </wp:cNvGraphicFramePr>
+                  <a:graphic xmlns:a="http://schemas.openxmlformats.org/drawingml/2006/main">
+                    <a:graphicData uri="http://schemas.openxmlformats.org/drawingml/2006/picture">
+                      <pic:pic xmlns:pic="http://schemas.openxmlformats.org/drawingml/2006/picture">
+                        <pic:nvPicPr>
+                          <pic:cNvPr id="1" name=""/>
+                          <pic:cNvPicPr/>
+                        </pic:nvPicPr>
+                        <pic:blipFill>
+                          <a:blip r:embed="rId27"/>
+                          <a:stretch>
+                            <a:fillRect/>
+                          </a:stretch>
+                        </pic:blipFill>
+                        <pic:spPr>
+                          <a:xfrm>
+                            <a:off x="0" y="0"/>
+                            <a:ext cx="3206915" cy="406421"/>
+                          </a:xfrm>
+                          <a:prstGeom prst="rect">
+                            <a:avLst/>
+                          </a:prstGeom>
+                        </pic:spPr>
+                      </pic:pic>
+                    </a:graphicData>
+                  </a:graphic>
+                </wp:inline>
+              </w:drawing>
+            </w:r>
+          </w:p>
+          <w:p>
+            <w:pPr>
+              <w:rPr>
+                <w:rFonts w:ascii="Times" w:eastAsia="Times New Roman" w:hAnsi="Times"/>
+                <w:color w:val="000000"/>
+                <w:sz w:val="18"/>
+                <w:szCs w:val="20"/>
+              </w:rPr>
+            </w:pPr>
+          </w:p>
+          <w:p>
+            <w:pPr>
+              <w:rPr>
+                <w:rFonts w:ascii="Times" w:eastAsia="Times New Roman" w:hAnsi="Times"/>
+                <w:color w:val="000000"/>
+                <w:szCs w:val="26"/>
+              </w:rPr>
+            </w:pPr>
+            <w:r>
+              <w:rPr>
+                <w:rFonts w:ascii="Times" w:eastAsia="Times New Roman" w:hAnsi="Times"/>
+                <w:noProof/>
+                <w:color w:val="000000"/>
+                <w:szCs w:val="26"/>
+              </w:rPr>
+              <w:drawing>
+                <wp:inline distT="0" distB="0" distL="0" distR="0" wp14:anchorId="1E595390" wp14:editId="63E78899">
+                  <wp:extent cx="3435527" cy="558829"/>
+                  <wp:effectExtent l="0" t="0" r="0" b="0"/>
+                  <wp:docPr id="21" name="Picture 21"/>
+                  <wp:cNvGraphicFramePr>
+                    <a:graphicFrameLocks xmlns:a="http://schemas.openxmlformats.org/drawingml/2006/main" noChangeAspect="1"/>
+                  </wp:cNvGraphicFramePr>
+                  <a:graphic xmlns:a="http://schemas.openxmlformats.org/drawingml/2006/main">
+                    <a:graphicData uri="http://schemas.openxmlformats.org/drawingml/2006/picture">
+                      <pic:pic xmlns:pic="http://schemas.openxmlformats.org/drawingml/2006/picture">
+                        <pic:nvPicPr>
+                          <pic:cNvPr id="1" name=""/>
+                          <pic:cNvPicPr/>
+                        </pic:nvPicPr>
+                        <pic:blipFill>
+                          <a:blip r:embed="rId28"/>
+                          <a:stretch>
+                            <a:fillRect/>
+                          </a:stretch>
+                        </pic:blipFill>
+                        <pic:spPr>
+                          <a:xfrm>
+                            <a:off x="0" y="0"/>
+                            <a:ext cx="3435527" cy="558829"/>
+                          </a:xfrm>
+                          <a:prstGeom prst="rect">
+                            <a:avLst/>
+                          </a:prstGeom>
+                        </pic:spPr>
+                      </pic:pic>
+                    </a:graphicData>
+                  </a:graphic>
+                </wp:inline>
+              </w:drawing>
+            </w:r>
+          </w:p>
+          <w:p>
+            <w:pPr>
+              <w:rPr>
+                <w:rFonts w:ascii="Times" w:eastAsia="Times New Roman" w:hAnsi="Times"/>
+                <w:color w:val="000000"/>
+                <w:szCs w:val="26"/>
+              </w:rPr>
+            </w:pPr>
+            <w:r>
+              <w:rPr>
+                <w:rFonts w:ascii="Times" w:eastAsia="Times New Roman" w:hAnsi="Times"/>
+                <w:color w:val="000000"/>
+                <w:szCs w:val="26"/>
+              </w:rPr>
+              <w:t>Final register values</w:t>
+            </w:r>
+          </w:p>
+          <w:p>
+            <w:pPr>
+              <w:rPr>
+                <w:rFonts w:ascii="Times" w:eastAsia="Times New Roman" w:hAnsi="Times"/>
+                <w:color w:val="000000"/>
+                <w:szCs w:val="26"/>
+              </w:rPr>
+            </w:pPr>
+            <w:r>
+              <w:rPr>
+                <w:rFonts w:ascii="Times" w:eastAsia="Times New Roman" w:hAnsi="Times"/>
+                <w:noProof/>
+                <w:color w:val="000000"/>
+                <w:szCs w:val="26"/>
+              </w:rPr>
+              <w:drawing>
+                <wp:inline distT="0" distB="0" distL="0" distR="0" wp14:anchorId="4BB2CF02" wp14:editId="25BC5DC3">
+                  <wp:extent cx="1949550" cy="3740342"/>
+                  <wp:effectExtent l="0" t="0" r="0" b="0"/>
+                  <wp:docPr id="22" name="Picture 22"/>
+                  <wp:cNvGraphicFramePr>
+                    <a:graphicFrameLocks xmlns:a="http://schemas.openxmlformats.org/drawingml/2006/main" noChangeAspect="1"/>
+                  </wp:cNvGraphicFramePr>
+                  <a:graphic xmlns:a="http://schemas.openxmlformats.org/drawingml/2006/main">
+                    <a:graphicData uri="http://schemas.openxmlformats.org/drawingml/2006/picture">
+                      <pic:pic xmlns:pic="http://schemas.openxmlformats.org/drawingml/2006/picture">
+                        <pic:nvPicPr>
+                          <pic:cNvPr id="1" name=""/>
+                          <pic:cNvPicPr/>
+                        </pic:nvPicPr>
+                        <pic:blipFill>
+                          <a:blip r:embed="rId29"/>
+                          <a:stretch>
+                            <a:fillRect/>
+                          </a:stretch>
+                        </pic:blipFill>
+                        <pic:spPr>
+                          <a:xfrm>
+                            <a:off x="0" y="0"/>
+                            <a:ext cx="1949550" cy="3740342"/>
+                          </a:xfrm>
+                          <a:prstGeom prst="rect">
+                            <a:avLst/>
+                          </a:prstGeom>
+                        </pic:spPr>
+                      </pic:pic>
+                    </a:graphicData>
+                  </a:graphic>
+                </wp:inline>
+              </w:drawing>
+            </w:r>
+            <w:r>
+              <w:rPr>
+                <w:rFonts w:ascii="Times" w:eastAsia="Times New Roman" w:hAnsi="Times"/>
+                <w:noProof/>
+                <w:color w:val="000000"/>
+                <w:szCs w:val="26"/>
+              </w:rPr>
+              <w:drawing>
+                <wp:inline distT="0" distB="0" distL="0" distR="0" wp14:anchorId="0DCCA27D" wp14:editId="340FF55C">
+                  <wp:extent cx="2108255" cy="3632200"/>
+                  <wp:effectExtent l="0" t="0" r="6350" b="6350"/>
+                  <wp:docPr id="23" name="Picture 23"/>
+                  <wp:cNvGraphicFramePr>
+                    <a:graphicFrameLocks xmlns:a="http://schemas.openxmlformats.org/drawingml/2006/main" noChangeAspect="1"/>
+                  </wp:cNvGraphicFramePr>
+                  <a:graphic xmlns:a="http://schemas.openxmlformats.org/drawingml/2006/main">
+                    <a:graphicData uri="http://schemas.openxmlformats.org/drawingml/2006/picture">
+                      <pic:pic xmlns:pic="http://schemas.openxmlformats.org/drawingml/2006/picture">
+                        <pic:nvPicPr>
+                          <pic:cNvPr id="1" name=""/>
+                          <pic:cNvPicPr/>
+                        </pic:nvPicPr>
+                        <pic:blipFill>
+                          <a:blip r:embed="rId30"/>
+                          <a:stretch>
+                            <a:fillRect/>
+                          </a:stretch>
+                        </pic:blipFill>
+                        <pic:spPr>
+                          <a:xfrm>
+                            <a:off x="0" y="0"/>
+                            <a:ext cx="2112707" cy="3639870"/>
+                          </a:xfrm>
+                          <a:prstGeom prst="rect">
+                            <a:avLst/>
+                          </a:prstGeom>
+                        </pic:spPr>
+                      </pic:pic>
+                    </a:graphicData>
+                  </a:graphic>
+                </wp:inline>
+              </w:drawing>
+            </w:r>
           </w:p>
           <w:p>
             <w:pPr>
@@ -4875,6 +6944,7 @@
         </w:rPr>
       </w:pPr>
       <w:r>
+        <w:lastRenderedPageBreak/>
         <w:t xml:space="preserve">Task 4 </w:t>
       </w:r>
       <w:r>
@@ -4905,6 +6975,2526 @@
           <w:tcPr>
             <w:tcW w:w="9015" w:type="dxa"/>
           </w:tcPr>
+          <w:p>
+            <w:pPr>
+              <w:shd w:val="clear" w:color="auto" w:fill="121314"/>
+              <w:spacing w:line="285" w:lineRule="atLeast"/>
+              <w:rPr>
+                <w:rFonts w:ascii="Consolas" w:eastAsia="Times New Roman" w:hAnsi="Consolas" w:cs="Times New Roman"/>
+                <w:color w:val="BBBEBF"/>
+                <w:sz w:val="21"/>
+                <w:szCs w:val="21"/>
+              </w:rPr>
+            </w:pPr>
+            <w:r>
+              <w:rPr>
+                <w:rFonts w:ascii="Consolas" w:eastAsia="Times New Roman" w:hAnsi="Consolas" w:cs="Times New Roman"/>
+                <w:color w:val="FF7B72"/>
+                <w:sz w:val="21"/>
+                <w:szCs w:val="21"/>
+              </w:rPr>
+              <w:t>.text</w:t>
+            </w:r>
+          </w:p>
+          <w:p>
+            <w:pPr>
+              <w:shd w:val="clear" w:color="auto" w:fill="121314"/>
+              <w:spacing w:line="285" w:lineRule="atLeast"/>
+              <w:rPr>
+                <w:rFonts w:ascii="Consolas" w:eastAsia="Times New Roman" w:hAnsi="Consolas" w:cs="Times New Roman"/>
+                <w:color w:val="BBBEBF"/>
+                <w:sz w:val="21"/>
+                <w:szCs w:val="21"/>
+              </w:rPr>
+            </w:pPr>
+            <w:r>
+              <w:rPr>
+                <w:rFonts w:ascii="Consolas" w:eastAsia="Times New Roman" w:hAnsi="Consolas" w:cs="Times New Roman"/>
+                <w:color w:val="569CD6"/>
+                <w:sz w:val="21"/>
+                <w:szCs w:val="21"/>
+              </w:rPr>
+              <w:t>.globl</w:t>
+            </w:r>
+            <w:r>
+              <w:rPr>
+                <w:rFonts w:ascii="Consolas" w:eastAsia="Times New Roman" w:hAnsi="Consolas" w:cs="Times New Roman"/>
+                <w:color w:val="BBBEBF"/>
+                <w:sz w:val="21"/>
+                <w:szCs w:val="21"/>
+              </w:rPr>
+              <w:t xml:space="preserve"> main</w:t>
+            </w:r>
+          </w:p>
+          <w:p>
+            <w:pPr>
+              <w:shd w:val="clear" w:color="auto" w:fill="121314"/>
+              <w:spacing w:line="285" w:lineRule="atLeast"/>
+              <w:rPr>
+                <w:rFonts w:ascii="Consolas" w:eastAsia="Times New Roman" w:hAnsi="Consolas" w:cs="Times New Roman"/>
+                <w:color w:val="BBBEBF"/>
+                <w:sz w:val="21"/>
+                <w:szCs w:val="21"/>
+              </w:rPr>
+            </w:pPr>
+          </w:p>
+          <w:p>
+            <w:pPr>
+              <w:shd w:val="clear" w:color="auto" w:fill="121314"/>
+              <w:spacing w:line="285" w:lineRule="atLeast"/>
+              <w:rPr>
+                <w:rFonts w:ascii="Consolas" w:eastAsia="Times New Roman" w:hAnsi="Consolas" w:cs="Times New Roman"/>
+                <w:color w:val="BBBEBF"/>
+                <w:sz w:val="21"/>
+                <w:szCs w:val="21"/>
+              </w:rPr>
+            </w:pPr>
+            <w:r>
+              <w:rPr>
+                <w:rFonts w:ascii="Consolas" w:eastAsia="Times New Roman" w:hAnsi="Consolas" w:cs="Times New Roman"/>
+                <w:color w:val="D2A8FF"/>
+                <w:sz w:val="21"/>
+                <w:szCs w:val="21"/>
+              </w:rPr>
+              <w:t>main</w:t>
+            </w:r>
+            <w:r>
+              <w:rPr>
+                <w:rFonts w:ascii="Consolas" w:eastAsia="Times New Roman" w:hAnsi="Consolas" w:cs="Times New Roman"/>
+                <w:color w:val="BBBEBF"/>
+                <w:sz w:val="21"/>
+                <w:szCs w:val="21"/>
+              </w:rPr>
+              <w:t>:</w:t>
+            </w:r>
+          </w:p>
+          <w:p>
+            <w:pPr>
+              <w:shd w:val="clear" w:color="auto" w:fill="121314"/>
+              <w:spacing w:line="285" w:lineRule="atLeast"/>
+              <w:rPr>
+                <w:rFonts w:ascii="Consolas" w:eastAsia="Times New Roman" w:hAnsi="Consolas" w:cs="Times New Roman"/>
+                <w:color w:val="BBBEBF"/>
+                <w:sz w:val="21"/>
+                <w:szCs w:val="21"/>
+              </w:rPr>
+            </w:pPr>
+            <w:r>
+              <w:rPr>
+                <w:rFonts w:ascii="Consolas" w:eastAsia="Times New Roman" w:hAnsi="Consolas" w:cs="Times New Roman"/>
+                <w:color w:val="BBBEBF"/>
+                <w:sz w:val="21"/>
+                <w:szCs w:val="21"/>
+              </w:rPr>
+              <w:t xml:space="preserve">    </w:t>
+            </w:r>
+            <w:r>
+              <w:rPr>
+                <w:rFonts w:ascii="Consolas" w:eastAsia="Times New Roman" w:hAnsi="Consolas" w:cs="Times New Roman"/>
+                <w:color w:val="DCDCAA"/>
+                <w:sz w:val="21"/>
+                <w:szCs w:val="21"/>
+              </w:rPr>
+              <w:t>li</w:t>
+            </w:r>
+            <w:r>
+              <w:rPr>
+                <w:rFonts w:ascii="Consolas" w:eastAsia="Times New Roman" w:hAnsi="Consolas" w:cs="Times New Roman"/>
+                <w:color w:val="BBBEBF"/>
+                <w:sz w:val="21"/>
+                <w:szCs w:val="21"/>
+              </w:rPr>
+              <w:t xml:space="preserve">   </w:t>
+            </w:r>
+            <w:r>
+              <w:rPr>
+                <w:rFonts w:ascii="Consolas" w:eastAsia="Times New Roman" w:hAnsi="Consolas" w:cs="Times New Roman"/>
+                <w:color w:val="C9D1D9"/>
+                <w:sz w:val="21"/>
+                <w:szCs w:val="21"/>
+              </w:rPr>
+              <w:t>a0</w:t>
+            </w:r>
+            <w:r>
+              <w:rPr>
+                <w:rFonts w:ascii="Consolas" w:eastAsia="Times New Roman" w:hAnsi="Consolas" w:cs="Times New Roman"/>
+                <w:color w:val="BBBEBF"/>
+                <w:sz w:val="21"/>
+                <w:szCs w:val="21"/>
+              </w:rPr>
+              <w:t xml:space="preserve">, </w:t>
+            </w:r>
+            <w:r>
+              <w:rPr>
+                <w:rFonts w:ascii="Consolas" w:eastAsia="Times New Roman" w:hAnsi="Consolas" w:cs="Times New Roman"/>
+                <w:color w:val="B5CEA8"/>
+                <w:sz w:val="21"/>
+                <w:szCs w:val="21"/>
+              </w:rPr>
+              <w:t>0x200</w:t>
+            </w:r>
+            <w:r>
+              <w:rPr>
+                <w:rFonts w:ascii="Consolas" w:eastAsia="Times New Roman" w:hAnsi="Consolas" w:cs="Times New Roman"/>
+                <w:color w:val="BBBEBF"/>
+                <w:sz w:val="21"/>
+                <w:szCs w:val="21"/>
+              </w:rPr>
+              <w:t xml:space="preserve">          </w:t>
+            </w:r>
+            <w:r>
+              <w:rPr>
+                <w:rFonts w:ascii="Consolas" w:eastAsia="Times New Roman" w:hAnsi="Consolas" w:cs="Times New Roman"/>
+                <w:color w:val="8B949E"/>
+                <w:sz w:val="21"/>
+                <w:szCs w:val="21"/>
+              </w:rPr>
+              <w:t># a0 = base address of x (destination)</w:t>
+            </w:r>
+          </w:p>
+          <w:p>
+            <w:pPr>
+              <w:shd w:val="clear" w:color="auto" w:fill="121314"/>
+              <w:spacing w:line="285" w:lineRule="atLeast"/>
+              <w:rPr>
+                <w:rFonts w:ascii="Consolas" w:eastAsia="Times New Roman" w:hAnsi="Consolas" w:cs="Times New Roman"/>
+                <w:color w:val="BBBEBF"/>
+                <w:sz w:val="21"/>
+                <w:szCs w:val="21"/>
+              </w:rPr>
+            </w:pPr>
+            <w:r>
+              <w:rPr>
+                <w:rFonts w:ascii="Consolas" w:eastAsia="Times New Roman" w:hAnsi="Consolas" w:cs="Times New Roman"/>
+                <w:color w:val="BBBEBF"/>
+                <w:sz w:val="21"/>
+                <w:szCs w:val="21"/>
+              </w:rPr>
+              <w:t xml:space="preserve">    </w:t>
+            </w:r>
+            <w:r>
+              <w:rPr>
+                <w:rFonts w:ascii="Consolas" w:eastAsia="Times New Roman" w:hAnsi="Consolas" w:cs="Times New Roman"/>
+                <w:color w:val="DCDCAA"/>
+                <w:sz w:val="21"/>
+                <w:szCs w:val="21"/>
+              </w:rPr>
+              <w:t>li</w:t>
+            </w:r>
+            <w:r>
+              <w:rPr>
+                <w:rFonts w:ascii="Consolas" w:eastAsia="Times New Roman" w:hAnsi="Consolas" w:cs="Times New Roman"/>
+                <w:color w:val="BBBEBF"/>
+                <w:sz w:val="21"/>
+                <w:szCs w:val="21"/>
+              </w:rPr>
+              <w:t xml:space="preserve">   </w:t>
+            </w:r>
+            <w:r>
+              <w:rPr>
+                <w:rFonts w:ascii="Consolas" w:eastAsia="Times New Roman" w:hAnsi="Consolas" w:cs="Times New Roman"/>
+                <w:color w:val="C9D1D9"/>
+                <w:sz w:val="21"/>
+                <w:szCs w:val="21"/>
+              </w:rPr>
+              <w:t>a1</w:t>
+            </w:r>
+            <w:r>
+              <w:rPr>
+                <w:rFonts w:ascii="Consolas" w:eastAsia="Times New Roman" w:hAnsi="Consolas" w:cs="Times New Roman"/>
+                <w:color w:val="BBBEBF"/>
+                <w:sz w:val="21"/>
+                <w:szCs w:val="21"/>
+              </w:rPr>
+              <w:t xml:space="preserve">, </w:t>
+            </w:r>
+            <w:r>
+              <w:rPr>
+                <w:rFonts w:ascii="Consolas" w:eastAsia="Times New Roman" w:hAnsi="Consolas" w:cs="Times New Roman"/>
+                <w:color w:val="B5CEA8"/>
+                <w:sz w:val="21"/>
+                <w:szCs w:val="21"/>
+              </w:rPr>
+              <w:t>0x100</w:t>
+            </w:r>
+            <w:r>
+              <w:rPr>
+                <w:rFonts w:ascii="Consolas" w:eastAsia="Times New Roman" w:hAnsi="Consolas" w:cs="Times New Roman"/>
+                <w:color w:val="BBBEBF"/>
+                <w:sz w:val="21"/>
+                <w:szCs w:val="21"/>
+              </w:rPr>
+              <w:t xml:space="preserve">          </w:t>
+            </w:r>
+            <w:r>
+              <w:rPr>
+                <w:rFonts w:ascii="Consolas" w:eastAsia="Times New Roman" w:hAnsi="Consolas" w:cs="Times New Roman"/>
+                <w:color w:val="8B949E"/>
+                <w:sz w:val="21"/>
+                <w:szCs w:val="21"/>
+              </w:rPr>
+              <w:t># a1 = base address of y (source)</w:t>
+            </w:r>
+          </w:p>
+          <w:p>
+            <w:pPr>
+              <w:shd w:val="clear" w:color="auto" w:fill="121314"/>
+              <w:spacing w:line="285" w:lineRule="atLeast"/>
+              <w:rPr>
+                <w:rFonts w:ascii="Consolas" w:eastAsia="Times New Roman" w:hAnsi="Consolas" w:cs="Times New Roman"/>
+                <w:color w:val="BBBEBF"/>
+                <w:sz w:val="21"/>
+                <w:szCs w:val="21"/>
+              </w:rPr>
+            </w:pPr>
+          </w:p>
+          <w:p>
+            <w:pPr>
+              <w:shd w:val="clear" w:color="auto" w:fill="121314"/>
+              <w:spacing w:line="285" w:lineRule="atLeast"/>
+              <w:rPr>
+                <w:rFonts w:ascii="Consolas" w:eastAsia="Times New Roman" w:hAnsi="Consolas" w:cs="Times New Roman"/>
+                <w:color w:val="BBBEBF"/>
+                <w:sz w:val="21"/>
+                <w:szCs w:val="21"/>
+              </w:rPr>
+            </w:pPr>
+            <w:r>
+              <w:rPr>
+                <w:rFonts w:ascii="Consolas" w:eastAsia="Times New Roman" w:hAnsi="Consolas" w:cs="Times New Roman"/>
+                <w:color w:val="BBBEBF"/>
+                <w:sz w:val="21"/>
+                <w:szCs w:val="21"/>
+              </w:rPr>
+              <w:t xml:space="preserve">    </w:t>
+            </w:r>
+            <w:r>
+              <w:rPr>
+                <w:rFonts w:ascii="Consolas" w:eastAsia="Times New Roman" w:hAnsi="Consolas" w:cs="Times New Roman"/>
+                <w:color w:val="8B949E"/>
+                <w:sz w:val="21"/>
+                <w:szCs w:val="21"/>
+              </w:rPr>
+              <w:t># Populate y with the string "Hi!" and the null terminator</w:t>
+            </w:r>
+          </w:p>
+          <w:p>
+            <w:pPr>
+              <w:shd w:val="clear" w:color="auto" w:fill="121314"/>
+              <w:spacing w:line="285" w:lineRule="atLeast"/>
+              <w:rPr>
+                <w:rFonts w:ascii="Consolas" w:eastAsia="Times New Roman" w:hAnsi="Consolas" w:cs="Times New Roman"/>
+                <w:color w:val="BBBEBF"/>
+                <w:sz w:val="21"/>
+                <w:szCs w:val="21"/>
+              </w:rPr>
+            </w:pPr>
+            <w:r>
+              <w:rPr>
+                <w:rFonts w:ascii="Consolas" w:eastAsia="Times New Roman" w:hAnsi="Consolas" w:cs="Times New Roman"/>
+                <w:color w:val="BBBEBF"/>
+                <w:sz w:val="21"/>
+                <w:szCs w:val="21"/>
+              </w:rPr>
+              <w:t xml:space="preserve">    </w:t>
+            </w:r>
+            <w:r>
+              <w:rPr>
+                <w:rFonts w:ascii="Consolas" w:eastAsia="Times New Roman" w:hAnsi="Consolas" w:cs="Times New Roman"/>
+                <w:color w:val="DCDCAA"/>
+                <w:sz w:val="21"/>
+                <w:szCs w:val="21"/>
+              </w:rPr>
+              <w:t>li</w:t>
+            </w:r>
+            <w:r>
+              <w:rPr>
+                <w:rFonts w:ascii="Consolas" w:eastAsia="Times New Roman" w:hAnsi="Consolas" w:cs="Times New Roman"/>
+                <w:color w:val="BBBEBF"/>
+                <w:sz w:val="21"/>
+                <w:szCs w:val="21"/>
+              </w:rPr>
+              <w:t xml:space="preserve">   </w:t>
+            </w:r>
+            <w:r>
+              <w:rPr>
+                <w:rFonts w:ascii="Consolas" w:eastAsia="Times New Roman" w:hAnsi="Consolas" w:cs="Times New Roman"/>
+                <w:color w:val="C9D1D9"/>
+                <w:sz w:val="21"/>
+                <w:szCs w:val="21"/>
+              </w:rPr>
+              <w:t>t0</w:t>
+            </w:r>
+            <w:r>
+              <w:rPr>
+                <w:rFonts w:ascii="Consolas" w:eastAsia="Times New Roman" w:hAnsi="Consolas" w:cs="Times New Roman"/>
+                <w:color w:val="BBBEBF"/>
+                <w:sz w:val="21"/>
+                <w:szCs w:val="21"/>
+              </w:rPr>
+              <w:t xml:space="preserve">, </w:t>
+            </w:r>
+            <w:r>
+              <w:rPr>
+                <w:rFonts w:ascii="Consolas" w:eastAsia="Times New Roman" w:hAnsi="Consolas" w:cs="Times New Roman"/>
+                <w:color w:val="B5CEA8"/>
+                <w:sz w:val="21"/>
+                <w:szCs w:val="21"/>
+              </w:rPr>
+              <w:t>72</w:t>
+            </w:r>
+            <w:r>
+              <w:rPr>
+                <w:rFonts w:ascii="Consolas" w:eastAsia="Times New Roman" w:hAnsi="Consolas" w:cs="Times New Roman"/>
+                <w:color w:val="BBBEBF"/>
+                <w:sz w:val="21"/>
+                <w:szCs w:val="21"/>
+              </w:rPr>
+              <w:t xml:space="preserve">             </w:t>
+            </w:r>
+            <w:r>
+              <w:rPr>
+                <w:rFonts w:ascii="Consolas" w:eastAsia="Times New Roman" w:hAnsi="Consolas" w:cs="Times New Roman"/>
+                <w:color w:val="8B949E"/>
+                <w:sz w:val="21"/>
+                <w:szCs w:val="21"/>
+              </w:rPr>
+              <w:t># 'H'</w:t>
+            </w:r>
+          </w:p>
+          <w:p>
+            <w:pPr>
+              <w:shd w:val="clear" w:color="auto" w:fill="121314"/>
+              <w:spacing w:line="285" w:lineRule="atLeast"/>
+              <w:rPr>
+                <w:rFonts w:ascii="Consolas" w:eastAsia="Times New Roman" w:hAnsi="Consolas" w:cs="Times New Roman"/>
+                <w:color w:val="BBBEBF"/>
+                <w:sz w:val="21"/>
+                <w:szCs w:val="21"/>
+              </w:rPr>
+            </w:pPr>
+            <w:r>
+              <w:rPr>
+                <w:rFonts w:ascii="Consolas" w:eastAsia="Times New Roman" w:hAnsi="Consolas" w:cs="Times New Roman"/>
+                <w:color w:val="BBBEBF"/>
+                <w:sz w:val="21"/>
+                <w:szCs w:val="21"/>
+              </w:rPr>
+              <w:t xml:space="preserve">    </w:t>
+            </w:r>
+            <w:r>
+              <w:rPr>
+                <w:rFonts w:ascii="Consolas" w:eastAsia="Times New Roman" w:hAnsi="Consolas" w:cs="Times New Roman"/>
+                <w:color w:val="DCDCAA"/>
+                <w:sz w:val="21"/>
+                <w:szCs w:val="21"/>
+              </w:rPr>
+              <w:t>li</w:t>
+            </w:r>
+            <w:r>
+              <w:rPr>
+                <w:rFonts w:ascii="Consolas" w:eastAsia="Times New Roman" w:hAnsi="Consolas" w:cs="Times New Roman"/>
+                <w:color w:val="BBBEBF"/>
+                <w:sz w:val="21"/>
+                <w:szCs w:val="21"/>
+              </w:rPr>
+              <w:t xml:space="preserve">   </w:t>
+            </w:r>
+            <w:r>
+              <w:rPr>
+                <w:rFonts w:ascii="Consolas" w:eastAsia="Times New Roman" w:hAnsi="Consolas" w:cs="Times New Roman"/>
+                <w:color w:val="C9D1D9"/>
+                <w:sz w:val="21"/>
+                <w:szCs w:val="21"/>
+              </w:rPr>
+              <w:t>t1</w:t>
+            </w:r>
+            <w:r>
+              <w:rPr>
+                <w:rFonts w:ascii="Consolas" w:eastAsia="Times New Roman" w:hAnsi="Consolas" w:cs="Times New Roman"/>
+                <w:color w:val="BBBEBF"/>
+                <w:sz w:val="21"/>
+                <w:szCs w:val="21"/>
+              </w:rPr>
+              <w:t xml:space="preserve">, </w:t>
+            </w:r>
+            <w:r>
+              <w:rPr>
+                <w:rFonts w:ascii="Consolas" w:eastAsia="Times New Roman" w:hAnsi="Consolas" w:cs="Times New Roman"/>
+                <w:color w:val="B5CEA8"/>
+                <w:sz w:val="21"/>
+                <w:szCs w:val="21"/>
+              </w:rPr>
+              <w:t>105</w:t>
+            </w:r>
+            <w:r>
+              <w:rPr>
+                <w:rFonts w:ascii="Consolas" w:eastAsia="Times New Roman" w:hAnsi="Consolas" w:cs="Times New Roman"/>
+                <w:color w:val="BBBEBF"/>
+                <w:sz w:val="21"/>
+                <w:szCs w:val="21"/>
+              </w:rPr>
+              <w:t xml:space="preserve">            </w:t>
+            </w:r>
+            <w:r>
+              <w:rPr>
+                <w:rFonts w:ascii="Consolas" w:eastAsia="Times New Roman" w:hAnsi="Consolas" w:cs="Times New Roman"/>
+                <w:color w:val="8B949E"/>
+                <w:sz w:val="21"/>
+                <w:szCs w:val="21"/>
+              </w:rPr>
+              <w:t># 'i'</w:t>
+            </w:r>
+          </w:p>
+          <w:p>
+            <w:pPr>
+              <w:shd w:val="clear" w:color="auto" w:fill="121314"/>
+              <w:spacing w:line="285" w:lineRule="atLeast"/>
+              <w:rPr>
+                <w:rFonts w:ascii="Consolas" w:eastAsia="Times New Roman" w:hAnsi="Consolas" w:cs="Times New Roman"/>
+                <w:color w:val="BBBEBF"/>
+                <w:sz w:val="21"/>
+                <w:szCs w:val="21"/>
+              </w:rPr>
+            </w:pPr>
+            <w:r>
+              <w:rPr>
+                <w:rFonts w:ascii="Consolas" w:eastAsia="Times New Roman" w:hAnsi="Consolas" w:cs="Times New Roman"/>
+                <w:color w:val="BBBEBF"/>
+                <w:sz w:val="21"/>
+                <w:szCs w:val="21"/>
+              </w:rPr>
+              <w:t xml:space="preserve">    </w:t>
+            </w:r>
+            <w:r>
+              <w:rPr>
+                <w:rFonts w:ascii="Consolas" w:eastAsia="Times New Roman" w:hAnsi="Consolas" w:cs="Times New Roman"/>
+                <w:color w:val="DCDCAA"/>
+                <w:sz w:val="21"/>
+                <w:szCs w:val="21"/>
+              </w:rPr>
+              <w:t>li</w:t>
+            </w:r>
+            <w:r>
+              <w:rPr>
+                <w:rFonts w:ascii="Consolas" w:eastAsia="Times New Roman" w:hAnsi="Consolas" w:cs="Times New Roman"/>
+                <w:color w:val="BBBEBF"/>
+                <w:sz w:val="21"/>
+                <w:szCs w:val="21"/>
+              </w:rPr>
+              <w:t xml:space="preserve">   </w:t>
+            </w:r>
+            <w:r>
+              <w:rPr>
+                <w:rFonts w:ascii="Consolas" w:eastAsia="Times New Roman" w:hAnsi="Consolas" w:cs="Times New Roman"/>
+                <w:color w:val="C9D1D9"/>
+                <w:sz w:val="21"/>
+                <w:szCs w:val="21"/>
+              </w:rPr>
+              <w:t>t2</w:t>
+            </w:r>
+            <w:r>
+              <w:rPr>
+                <w:rFonts w:ascii="Consolas" w:eastAsia="Times New Roman" w:hAnsi="Consolas" w:cs="Times New Roman"/>
+                <w:color w:val="BBBEBF"/>
+                <w:sz w:val="21"/>
+                <w:szCs w:val="21"/>
+              </w:rPr>
+              <w:t xml:space="preserve">, </w:t>
+            </w:r>
+            <w:r>
+              <w:rPr>
+                <w:rFonts w:ascii="Consolas" w:eastAsia="Times New Roman" w:hAnsi="Consolas" w:cs="Times New Roman"/>
+                <w:color w:val="B5CEA8"/>
+                <w:sz w:val="21"/>
+                <w:szCs w:val="21"/>
+              </w:rPr>
+              <w:t>33</w:t>
+            </w:r>
+            <w:r>
+              <w:rPr>
+                <w:rFonts w:ascii="Consolas" w:eastAsia="Times New Roman" w:hAnsi="Consolas" w:cs="Times New Roman"/>
+                <w:color w:val="BBBEBF"/>
+                <w:sz w:val="21"/>
+                <w:szCs w:val="21"/>
+              </w:rPr>
+              <w:t xml:space="preserve">             </w:t>
+            </w:r>
+            <w:r>
+              <w:rPr>
+                <w:rFonts w:ascii="Consolas" w:eastAsia="Times New Roman" w:hAnsi="Consolas" w:cs="Times New Roman"/>
+                <w:color w:val="8B949E"/>
+                <w:sz w:val="21"/>
+                <w:szCs w:val="21"/>
+              </w:rPr>
+              <w:t># '!'</w:t>
+            </w:r>
+          </w:p>
+          <w:p>
+            <w:pPr>
+              <w:shd w:val="clear" w:color="auto" w:fill="121314"/>
+              <w:spacing w:line="285" w:lineRule="atLeast"/>
+              <w:rPr>
+                <w:rFonts w:ascii="Consolas" w:eastAsia="Times New Roman" w:hAnsi="Consolas" w:cs="Times New Roman"/>
+                <w:color w:val="BBBEBF"/>
+                <w:sz w:val="21"/>
+                <w:szCs w:val="21"/>
+              </w:rPr>
+            </w:pPr>
+            <w:r>
+              <w:rPr>
+                <w:rFonts w:ascii="Consolas" w:eastAsia="Times New Roman" w:hAnsi="Consolas" w:cs="Times New Roman"/>
+                <w:color w:val="BBBEBF"/>
+                <w:sz w:val="21"/>
+                <w:szCs w:val="21"/>
+              </w:rPr>
+              <w:t xml:space="preserve">    </w:t>
+            </w:r>
+            <w:r>
+              <w:rPr>
+                <w:rFonts w:ascii="Consolas" w:eastAsia="Times New Roman" w:hAnsi="Consolas" w:cs="Times New Roman"/>
+                <w:color w:val="DCDCAA"/>
+                <w:sz w:val="21"/>
+                <w:szCs w:val="21"/>
+              </w:rPr>
+              <w:t>sb</w:t>
+            </w:r>
+            <w:r>
+              <w:rPr>
+                <w:rFonts w:ascii="Consolas" w:eastAsia="Times New Roman" w:hAnsi="Consolas" w:cs="Times New Roman"/>
+                <w:color w:val="BBBEBF"/>
+                <w:sz w:val="21"/>
+                <w:szCs w:val="21"/>
+              </w:rPr>
+              <w:t xml:space="preserve">   </w:t>
+            </w:r>
+            <w:r>
+              <w:rPr>
+                <w:rFonts w:ascii="Consolas" w:eastAsia="Times New Roman" w:hAnsi="Consolas" w:cs="Times New Roman"/>
+                <w:color w:val="C9D1D9"/>
+                <w:sz w:val="21"/>
+                <w:szCs w:val="21"/>
+              </w:rPr>
+              <w:t>t0</w:t>
+            </w:r>
+            <w:r>
+              <w:rPr>
+                <w:rFonts w:ascii="Consolas" w:eastAsia="Times New Roman" w:hAnsi="Consolas" w:cs="Times New Roman"/>
+                <w:color w:val="BBBEBF"/>
+                <w:sz w:val="21"/>
+                <w:szCs w:val="21"/>
+              </w:rPr>
+              <w:t xml:space="preserve">, </w:t>
+            </w:r>
+            <w:r>
+              <w:rPr>
+                <w:rFonts w:ascii="Consolas" w:eastAsia="Times New Roman" w:hAnsi="Consolas" w:cs="Times New Roman"/>
+                <w:color w:val="B5CEA8"/>
+                <w:sz w:val="21"/>
+                <w:szCs w:val="21"/>
+              </w:rPr>
+              <w:t>0</w:t>
+            </w:r>
+            <w:r>
+              <w:rPr>
+                <w:rFonts w:ascii="Consolas" w:eastAsia="Times New Roman" w:hAnsi="Consolas" w:cs="Times New Roman"/>
+                <w:color w:val="BBBEBF"/>
+                <w:sz w:val="21"/>
+                <w:szCs w:val="21"/>
+              </w:rPr>
+              <w:t>(</w:t>
+            </w:r>
+            <w:r>
+              <w:rPr>
+                <w:rFonts w:ascii="Consolas" w:eastAsia="Times New Roman" w:hAnsi="Consolas" w:cs="Times New Roman"/>
+                <w:color w:val="C9D1D9"/>
+                <w:sz w:val="21"/>
+                <w:szCs w:val="21"/>
+              </w:rPr>
+              <w:t>a1</w:t>
+            </w:r>
+            <w:r>
+              <w:rPr>
+                <w:rFonts w:ascii="Consolas" w:eastAsia="Times New Roman" w:hAnsi="Consolas" w:cs="Times New Roman"/>
+                <w:color w:val="BBBEBF"/>
+                <w:sz w:val="21"/>
+                <w:szCs w:val="21"/>
+              </w:rPr>
+              <w:t>)          </w:t>
+            </w:r>
+            <w:r>
+              <w:rPr>
+                <w:rFonts w:ascii="Consolas" w:eastAsia="Times New Roman" w:hAnsi="Consolas" w:cs="Times New Roman"/>
+                <w:color w:val="8B949E"/>
+                <w:sz w:val="21"/>
+                <w:szCs w:val="21"/>
+              </w:rPr>
+              <w:t># y[0] = 'H'</w:t>
+            </w:r>
+          </w:p>
+          <w:p>
+            <w:pPr>
+              <w:shd w:val="clear" w:color="auto" w:fill="121314"/>
+              <w:spacing w:line="285" w:lineRule="atLeast"/>
+              <w:rPr>
+                <w:rFonts w:ascii="Consolas" w:eastAsia="Times New Roman" w:hAnsi="Consolas" w:cs="Times New Roman"/>
+                <w:color w:val="BBBEBF"/>
+                <w:sz w:val="21"/>
+                <w:szCs w:val="21"/>
+              </w:rPr>
+            </w:pPr>
+            <w:r>
+              <w:rPr>
+                <w:rFonts w:ascii="Consolas" w:eastAsia="Times New Roman" w:hAnsi="Consolas" w:cs="Times New Roman"/>
+                <w:color w:val="BBBEBF"/>
+                <w:sz w:val="21"/>
+                <w:szCs w:val="21"/>
+              </w:rPr>
+              <w:t xml:space="preserve">    </w:t>
+            </w:r>
+            <w:r>
+              <w:rPr>
+                <w:rFonts w:ascii="Consolas" w:eastAsia="Times New Roman" w:hAnsi="Consolas" w:cs="Times New Roman"/>
+                <w:color w:val="DCDCAA"/>
+                <w:sz w:val="21"/>
+                <w:szCs w:val="21"/>
+              </w:rPr>
+              <w:t>sb</w:t>
+            </w:r>
+            <w:r>
+              <w:rPr>
+                <w:rFonts w:ascii="Consolas" w:eastAsia="Times New Roman" w:hAnsi="Consolas" w:cs="Times New Roman"/>
+                <w:color w:val="BBBEBF"/>
+                <w:sz w:val="21"/>
+                <w:szCs w:val="21"/>
+              </w:rPr>
+              <w:t xml:space="preserve">   </w:t>
+            </w:r>
+            <w:r>
+              <w:rPr>
+                <w:rFonts w:ascii="Consolas" w:eastAsia="Times New Roman" w:hAnsi="Consolas" w:cs="Times New Roman"/>
+                <w:color w:val="C9D1D9"/>
+                <w:sz w:val="21"/>
+                <w:szCs w:val="21"/>
+              </w:rPr>
+              <w:t>t1</w:t>
+            </w:r>
+            <w:r>
+              <w:rPr>
+                <w:rFonts w:ascii="Consolas" w:eastAsia="Times New Roman" w:hAnsi="Consolas" w:cs="Times New Roman"/>
+                <w:color w:val="BBBEBF"/>
+                <w:sz w:val="21"/>
+                <w:szCs w:val="21"/>
+              </w:rPr>
+              <w:t xml:space="preserve">, </w:t>
+            </w:r>
+            <w:r>
+              <w:rPr>
+                <w:rFonts w:ascii="Consolas" w:eastAsia="Times New Roman" w:hAnsi="Consolas" w:cs="Times New Roman"/>
+                <w:color w:val="B5CEA8"/>
+                <w:sz w:val="21"/>
+                <w:szCs w:val="21"/>
+              </w:rPr>
+              <w:t>1</w:t>
+            </w:r>
+            <w:r>
+              <w:rPr>
+                <w:rFonts w:ascii="Consolas" w:eastAsia="Times New Roman" w:hAnsi="Consolas" w:cs="Times New Roman"/>
+                <w:color w:val="BBBEBF"/>
+                <w:sz w:val="21"/>
+                <w:szCs w:val="21"/>
+              </w:rPr>
+              <w:t>(</w:t>
+            </w:r>
+            <w:r>
+              <w:rPr>
+                <w:rFonts w:ascii="Consolas" w:eastAsia="Times New Roman" w:hAnsi="Consolas" w:cs="Times New Roman"/>
+                <w:color w:val="C9D1D9"/>
+                <w:sz w:val="21"/>
+                <w:szCs w:val="21"/>
+              </w:rPr>
+              <w:t>a1</w:t>
+            </w:r>
+            <w:r>
+              <w:rPr>
+                <w:rFonts w:ascii="Consolas" w:eastAsia="Times New Roman" w:hAnsi="Consolas" w:cs="Times New Roman"/>
+                <w:color w:val="BBBEBF"/>
+                <w:sz w:val="21"/>
+                <w:szCs w:val="21"/>
+              </w:rPr>
+              <w:t>)          </w:t>
+            </w:r>
+            <w:r>
+              <w:rPr>
+                <w:rFonts w:ascii="Consolas" w:eastAsia="Times New Roman" w:hAnsi="Consolas" w:cs="Times New Roman"/>
+                <w:color w:val="8B949E"/>
+                <w:sz w:val="21"/>
+                <w:szCs w:val="21"/>
+              </w:rPr>
+              <w:t># y[1] = 'i'</w:t>
+            </w:r>
+          </w:p>
+          <w:p>
+            <w:pPr>
+              <w:shd w:val="clear" w:color="auto" w:fill="121314"/>
+              <w:spacing w:line="285" w:lineRule="atLeast"/>
+              <w:rPr>
+                <w:rFonts w:ascii="Consolas" w:eastAsia="Times New Roman" w:hAnsi="Consolas" w:cs="Times New Roman"/>
+                <w:color w:val="BBBEBF"/>
+                <w:sz w:val="21"/>
+                <w:szCs w:val="21"/>
+              </w:rPr>
+            </w:pPr>
+            <w:r>
+              <w:rPr>
+                <w:rFonts w:ascii="Consolas" w:eastAsia="Times New Roman" w:hAnsi="Consolas" w:cs="Times New Roman"/>
+                <w:color w:val="BBBEBF"/>
+                <w:sz w:val="21"/>
+                <w:szCs w:val="21"/>
+              </w:rPr>
+              <w:t xml:space="preserve">    </w:t>
+            </w:r>
+            <w:r>
+              <w:rPr>
+                <w:rFonts w:ascii="Consolas" w:eastAsia="Times New Roman" w:hAnsi="Consolas" w:cs="Times New Roman"/>
+                <w:color w:val="DCDCAA"/>
+                <w:sz w:val="21"/>
+                <w:szCs w:val="21"/>
+              </w:rPr>
+              <w:t>sb</w:t>
+            </w:r>
+            <w:r>
+              <w:rPr>
+                <w:rFonts w:ascii="Consolas" w:eastAsia="Times New Roman" w:hAnsi="Consolas" w:cs="Times New Roman"/>
+                <w:color w:val="BBBEBF"/>
+                <w:sz w:val="21"/>
+                <w:szCs w:val="21"/>
+              </w:rPr>
+              <w:t xml:space="preserve">   </w:t>
+            </w:r>
+            <w:r>
+              <w:rPr>
+                <w:rFonts w:ascii="Consolas" w:eastAsia="Times New Roman" w:hAnsi="Consolas" w:cs="Times New Roman"/>
+                <w:color w:val="C9D1D9"/>
+                <w:sz w:val="21"/>
+                <w:szCs w:val="21"/>
+              </w:rPr>
+              <w:t>t2</w:t>
+            </w:r>
+            <w:r>
+              <w:rPr>
+                <w:rFonts w:ascii="Consolas" w:eastAsia="Times New Roman" w:hAnsi="Consolas" w:cs="Times New Roman"/>
+                <w:color w:val="BBBEBF"/>
+                <w:sz w:val="21"/>
+                <w:szCs w:val="21"/>
+              </w:rPr>
+              <w:t xml:space="preserve">, </w:t>
+            </w:r>
+            <w:r>
+              <w:rPr>
+                <w:rFonts w:ascii="Consolas" w:eastAsia="Times New Roman" w:hAnsi="Consolas" w:cs="Times New Roman"/>
+                <w:color w:val="B5CEA8"/>
+                <w:sz w:val="21"/>
+                <w:szCs w:val="21"/>
+              </w:rPr>
+              <w:t>2</w:t>
+            </w:r>
+            <w:r>
+              <w:rPr>
+                <w:rFonts w:ascii="Consolas" w:eastAsia="Times New Roman" w:hAnsi="Consolas" w:cs="Times New Roman"/>
+                <w:color w:val="BBBEBF"/>
+                <w:sz w:val="21"/>
+                <w:szCs w:val="21"/>
+              </w:rPr>
+              <w:t>(</w:t>
+            </w:r>
+            <w:r>
+              <w:rPr>
+                <w:rFonts w:ascii="Consolas" w:eastAsia="Times New Roman" w:hAnsi="Consolas" w:cs="Times New Roman"/>
+                <w:color w:val="C9D1D9"/>
+                <w:sz w:val="21"/>
+                <w:szCs w:val="21"/>
+              </w:rPr>
+              <w:t>a1</w:t>
+            </w:r>
+            <w:r>
+              <w:rPr>
+                <w:rFonts w:ascii="Consolas" w:eastAsia="Times New Roman" w:hAnsi="Consolas" w:cs="Times New Roman"/>
+                <w:color w:val="BBBEBF"/>
+                <w:sz w:val="21"/>
+                <w:szCs w:val="21"/>
+              </w:rPr>
+              <w:t>)          </w:t>
+            </w:r>
+            <w:r>
+              <w:rPr>
+                <w:rFonts w:ascii="Consolas" w:eastAsia="Times New Roman" w:hAnsi="Consolas" w:cs="Times New Roman"/>
+                <w:color w:val="8B949E"/>
+                <w:sz w:val="21"/>
+                <w:szCs w:val="21"/>
+              </w:rPr>
+              <w:t># y[2] = '!'</w:t>
+            </w:r>
+          </w:p>
+          <w:p>
+            <w:pPr>
+              <w:shd w:val="clear" w:color="auto" w:fill="121314"/>
+              <w:spacing w:line="285" w:lineRule="atLeast"/>
+              <w:rPr>
+                <w:rFonts w:ascii="Consolas" w:eastAsia="Times New Roman" w:hAnsi="Consolas" w:cs="Times New Roman"/>
+                <w:color w:val="BBBEBF"/>
+                <w:sz w:val="21"/>
+                <w:szCs w:val="21"/>
+              </w:rPr>
+            </w:pPr>
+            <w:r>
+              <w:rPr>
+                <w:rFonts w:ascii="Consolas" w:eastAsia="Times New Roman" w:hAnsi="Consolas" w:cs="Times New Roman"/>
+                <w:color w:val="BBBEBF"/>
+                <w:sz w:val="21"/>
+                <w:szCs w:val="21"/>
+              </w:rPr>
+              <w:t xml:space="preserve">    </w:t>
+            </w:r>
+            <w:r>
+              <w:rPr>
+                <w:rFonts w:ascii="Consolas" w:eastAsia="Times New Roman" w:hAnsi="Consolas" w:cs="Times New Roman"/>
+                <w:color w:val="DCDCAA"/>
+                <w:sz w:val="21"/>
+                <w:szCs w:val="21"/>
+              </w:rPr>
+              <w:t>sb</w:t>
+            </w:r>
+            <w:r>
+              <w:rPr>
+                <w:rFonts w:ascii="Consolas" w:eastAsia="Times New Roman" w:hAnsi="Consolas" w:cs="Times New Roman"/>
+                <w:color w:val="BBBEBF"/>
+                <w:sz w:val="21"/>
+                <w:szCs w:val="21"/>
+              </w:rPr>
+              <w:t xml:space="preserve">   </w:t>
+            </w:r>
+            <w:r>
+              <w:rPr>
+                <w:rFonts w:ascii="Consolas" w:eastAsia="Times New Roman" w:hAnsi="Consolas" w:cs="Times New Roman"/>
+                <w:color w:val="C9D1D9"/>
+                <w:sz w:val="21"/>
+                <w:szCs w:val="21"/>
+              </w:rPr>
+              <w:t>zero</w:t>
+            </w:r>
+            <w:r>
+              <w:rPr>
+                <w:rFonts w:ascii="Consolas" w:eastAsia="Times New Roman" w:hAnsi="Consolas" w:cs="Times New Roman"/>
+                <w:color w:val="BBBEBF"/>
+                <w:sz w:val="21"/>
+                <w:szCs w:val="21"/>
+              </w:rPr>
+              <w:t xml:space="preserve">, </w:t>
+            </w:r>
+            <w:r>
+              <w:rPr>
+                <w:rFonts w:ascii="Consolas" w:eastAsia="Times New Roman" w:hAnsi="Consolas" w:cs="Times New Roman"/>
+                <w:color w:val="B5CEA8"/>
+                <w:sz w:val="21"/>
+                <w:szCs w:val="21"/>
+              </w:rPr>
+              <w:t>3</w:t>
+            </w:r>
+            <w:r>
+              <w:rPr>
+                <w:rFonts w:ascii="Consolas" w:eastAsia="Times New Roman" w:hAnsi="Consolas" w:cs="Times New Roman"/>
+                <w:color w:val="BBBEBF"/>
+                <w:sz w:val="21"/>
+                <w:szCs w:val="21"/>
+              </w:rPr>
+              <w:t>(</w:t>
+            </w:r>
+            <w:r>
+              <w:rPr>
+                <w:rFonts w:ascii="Consolas" w:eastAsia="Times New Roman" w:hAnsi="Consolas" w:cs="Times New Roman"/>
+                <w:color w:val="C9D1D9"/>
+                <w:sz w:val="21"/>
+                <w:szCs w:val="21"/>
+              </w:rPr>
+              <w:t>a1</w:t>
+            </w:r>
+            <w:r>
+              <w:rPr>
+                <w:rFonts w:ascii="Consolas" w:eastAsia="Times New Roman" w:hAnsi="Consolas" w:cs="Times New Roman"/>
+                <w:color w:val="BBBEBF"/>
+                <w:sz w:val="21"/>
+                <w:szCs w:val="21"/>
+              </w:rPr>
+              <w:t>)        </w:t>
+            </w:r>
+            <w:r>
+              <w:rPr>
+                <w:rFonts w:ascii="Consolas" w:eastAsia="Times New Roman" w:hAnsi="Consolas" w:cs="Times New Roman"/>
+                <w:color w:val="8B949E"/>
+                <w:sz w:val="21"/>
+                <w:szCs w:val="21"/>
+              </w:rPr>
+              <w:t># y[3] = '\0'</w:t>
+            </w:r>
+          </w:p>
+          <w:p>
+            <w:pPr>
+              <w:shd w:val="clear" w:color="auto" w:fill="121314"/>
+              <w:spacing w:line="285" w:lineRule="atLeast"/>
+              <w:rPr>
+                <w:rFonts w:ascii="Consolas" w:eastAsia="Times New Roman" w:hAnsi="Consolas" w:cs="Times New Roman"/>
+                <w:color w:val="BBBEBF"/>
+                <w:sz w:val="21"/>
+                <w:szCs w:val="21"/>
+              </w:rPr>
+            </w:pPr>
+          </w:p>
+          <w:p>
+            <w:pPr>
+              <w:shd w:val="clear" w:color="auto" w:fill="121314"/>
+              <w:spacing w:line="285" w:lineRule="atLeast"/>
+              <w:rPr>
+                <w:rFonts w:ascii="Consolas" w:eastAsia="Times New Roman" w:hAnsi="Consolas" w:cs="Times New Roman"/>
+                <w:color w:val="BBBEBF"/>
+                <w:sz w:val="21"/>
+                <w:szCs w:val="21"/>
+              </w:rPr>
+            </w:pPr>
+            <w:r>
+              <w:rPr>
+                <w:rFonts w:ascii="Consolas" w:eastAsia="Times New Roman" w:hAnsi="Consolas" w:cs="Times New Roman"/>
+                <w:color w:val="BBBEBF"/>
+                <w:sz w:val="21"/>
+                <w:szCs w:val="21"/>
+              </w:rPr>
+              <w:t xml:space="preserve">    </w:t>
+            </w:r>
+            <w:r>
+              <w:rPr>
+                <w:rFonts w:ascii="Consolas" w:eastAsia="Times New Roman" w:hAnsi="Consolas" w:cs="Times New Roman"/>
+                <w:color w:val="DCDCAA"/>
+                <w:sz w:val="21"/>
+                <w:szCs w:val="21"/>
+              </w:rPr>
+              <w:t>jal</w:t>
+            </w:r>
+            <w:r>
+              <w:rPr>
+                <w:rFonts w:ascii="Consolas" w:eastAsia="Times New Roman" w:hAnsi="Consolas" w:cs="Times New Roman"/>
+                <w:color w:val="BBBEBF"/>
+                <w:sz w:val="21"/>
+                <w:szCs w:val="21"/>
+              </w:rPr>
+              <w:t xml:space="preserve">  </w:t>
+            </w:r>
+            <w:r>
+              <w:rPr>
+                <w:rFonts w:ascii="Consolas" w:eastAsia="Times New Roman" w:hAnsi="Consolas" w:cs="Times New Roman"/>
+                <w:color w:val="C9D1D9"/>
+                <w:sz w:val="21"/>
+                <w:szCs w:val="21"/>
+              </w:rPr>
+              <w:t>ra</w:t>
+            </w:r>
+            <w:r>
+              <w:rPr>
+                <w:rFonts w:ascii="Consolas" w:eastAsia="Times New Roman" w:hAnsi="Consolas" w:cs="Times New Roman"/>
+                <w:color w:val="BBBEBF"/>
+                <w:sz w:val="21"/>
+                <w:szCs w:val="21"/>
+              </w:rPr>
+              <w:t xml:space="preserve">, strcpy         </w:t>
+            </w:r>
+            <w:r>
+              <w:rPr>
+                <w:rFonts w:ascii="Consolas" w:eastAsia="Times New Roman" w:hAnsi="Consolas" w:cs="Times New Roman"/>
+                <w:color w:val="8B949E"/>
+                <w:sz w:val="21"/>
+                <w:szCs w:val="21"/>
+              </w:rPr>
+              <w:t># call strcpy(x, y)</w:t>
+            </w:r>
+          </w:p>
+          <w:p>
+            <w:pPr>
+              <w:shd w:val="clear" w:color="auto" w:fill="121314"/>
+              <w:spacing w:line="285" w:lineRule="atLeast"/>
+              <w:rPr>
+                <w:rFonts w:ascii="Consolas" w:eastAsia="Times New Roman" w:hAnsi="Consolas" w:cs="Times New Roman"/>
+                <w:color w:val="BBBEBF"/>
+                <w:sz w:val="21"/>
+                <w:szCs w:val="21"/>
+              </w:rPr>
+            </w:pPr>
+          </w:p>
+          <w:p>
+            <w:pPr>
+              <w:shd w:val="clear" w:color="auto" w:fill="121314"/>
+              <w:spacing w:line="285" w:lineRule="atLeast"/>
+              <w:rPr>
+                <w:rFonts w:ascii="Consolas" w:eastAsia="Times New Roman" w:hAnsi="Consolas" w:cs="Times New Roman"/>
+                <w:color w:val="BBBEBF"/>
+                <w:sz w:val="21"/>
+                <w:szCs w:val="21"/>
+              </w:rPr>
+            </w:pPr>
+            <w:r>
+              <w:rPr>
+                <w:rFonts w:ascii="Consolas" w:eastAsia="Times New Roman" w:hAnsi="Consolas" w:cs="Times New Roman"/>
+                <w:color w:val="BBBEBF"/>
+                <w:sz w:val="21"/>
+                <w:szCs w:val="21"/>
+              </w:rPr>
+              <w:t xml:space="preserve">    </w:t>
+            </w:r>
+            <w:r>
+              <w:rPr>
+                <w:rFonts w:ascii="Consolas" w:eastAsia="Times New Roman" w:hAnsi="Consolas" w:cs="Times New Roman"/>
+                <w:color w:val="DCDCAA"/>
+                <w:sz w:val="21"/>
+                <w:szCs w:val="21"/>
+              </w:rPr>
+              <w:t>lbu</w:t>
+            </w:r>
+            <w:r>
+              <w:rPr>
+                <w:rFonts w:ascii="Consolas" w:eastAsia="Times New Roman" w:hAnsi="Consolas" w:cs="Times New Roman"/>
+                <w:color w:val="BBBEBF"/>
+                <w:sz w:val="21"/>
+                <w:szCs w:val="21"/>
+              </w:rPr>
+              <w:t xml:space="preserve">  </w:t>
+            </w:r>
+            <w:r>
+              <w:rPr>
+                <w:rFonts w:ascii="Consolas" w:eastAsia="Times New Roman" w:hAnsi="Consolas" w:cs="Times New Roman"/>
+                <w:color w:val="C9D1D9"/>
+                <w:sz w:val="21"/>
+                <w:szCs w:val="21"/>
+              </w:rPr>
+              <w:t>s0</w:t>
+            </w:r>
+            <w:r>
+              <w:rPr>
+                <w:rFonts w:ascii="Consolas" w:eastAsia="Times New Roman" w:hAnsi="Consolas" w:cs="Times New Roman"/>
+                <w:color w:val="BBBEBF"/>
+                <w:sz w:val="21"/>
+                <w:szCs w:val="21"/>
+              </w:rPr>
+              <w:t xml:space="preserve">, </w:t>
+            </w:r>
+            <w:r>
+              <w:rPr>
+                <w:rFonts w:ascii="Consolas" w:eastAsia="Times New Roman" w:hAnsi="Consolas" w:cs="Times New Roman"/>
+                <w:color w:val="B5CEA8"/>
+                <w:sz w:val="21"/>
+                <w:szCs w:val="21"/>
+              </w:rPr>
+              <w:t>0</w:t>
+            </w:r>
+            <w:r>
+              <w:rPr>
+                <w:rFonts w:ascii="Consolas" w:eastAsia="Times New Roman" w:hAnsi="Consolas" w:cs="Times New Roman"/>
+                <w:color w:val="BBBEBF"/>
+                <w:sz w:val="21"/>
+                <w:szCs w:val="21"/>
+              </w:rPr>
+              <w:t>(</w:t>
+            </w:r>
+            <w:r>
+              <w:rPr>
+                <w:rFonts w:ascii="Consolas" w:eastAsia="Times New Roman" w:hAnsi="Consolas" w:cs="Times New Roman"/>
+                <w:color w:val="C9D1D9"/>
+                <w:sz w:val="21"/>
+                <w:szCs w:val="21"/>
+              </w:rPr>
+              <w:t>a0</w:t>
+            </w:r>
+            <w:r>
+              <w:rPr>
+                <w:rFonts w:ascii="Consolas" w:eastAsia="Times New Roman" w:hAnsi="Consolas" w:cs="Times New Roman"/>
+                <w:color w:val="BBBEBF"/>
+                <w:sz w:val="21"/>
+                <w:szCs w:val="21"/>
+              </w:rPr>
+              <w:t>)          </w:t>
+            </w:r>
+            <w:r>
+              <w:rPr>
+                <w:rFonts w:ascii="Consolas" w:eastAsia="Times New Roman" w:hAnsi="Consolas" w:cs="Times New Roman"/>
+                <w:color w:val="8B949E"/>
+                <w:sz w:val="21"/>
+                <w:szCs w:val="21"/>
+              </w:rPr>
+              <w:t># s0 = x[0], should be 72 ('H')</w:t>
+            </w:r>
+          </w:p>
+          <w:p>
+            <w:pPr>
+              <w:shd w:val="clear" w:color="auto" w:fill="121314"/>
+              <w:spacing w:line="285" w:lineRule="atLeast"/>
+              <w:rPr>
+                <w:rFonts w:ascii="Consolas" w:eastAsia="Times New Roman" w:hAnsi="Consolas" w:cs="Times New Roman"/>
+                <w:color w:val="BBBEBF"/>
+                <w:sz w:val="21"/>
+                <w:szCs w:val="21"/>
+              </w:rPr>
+            </w:pPr>
+            <w:r>
+              <w:rPr>
+                <w:rFonts w:ascii="Consolas" w:eastAsia="Times New Roman" w:hAnsi="Consolas" w:cs="Times New Roman"/>
+                <w:color w:val="BBBEBF"/>
+                <w:sz w:val="21"/>
+                <w:szCs w:val="21"/>
+              </w:rPr>
+              <w:t xml:space="preserve">    </w:t>
+            </w:r>
+            <w:r>
+              <w:rPr>
+                <w:rFonts w:ascii="Consolas" w:eastAsia="Times New Roman" w:hAnsi="Consolas" w:cs="Times New Roman"/>
+                <w:color w:val="DCDCAA"/>
+                <w:sz w:val="21"/>
+                <w:szCs w:val="21"/>
+              </w:rPr>
+              <w:t>lbu</w:t>
+            </w:r>
+            <w:r>
+              <w:rPr>
+                <w:rFonts w:ascii="Consolas" w:eastAsia="Times New Roman" w:hAnsi="Consolas" w:cs="Times New Roman"/>
+                <w:color w:val="BBBEBF"/>
+                <w:sz w:val="21"/>
+                <w:szCs w:val="21"/>
+              </w:rPr>
+              <w:t xml:space="preserve">  </w:t>
+            </w:r>
+            <w:r>
+              <w:rPr>
+                <w:rFonts w:ascii="Consolas" w:eastAsia="Times New Roman" w:hAnsi="Consolas" w:cs="Times New Roman"/>
+                <w:color w:val="C9D1D9"/>
+                <w:sz w:val="21"/>
+                <w:szCs w:val="21"/>
+              </w:rPr>
+              <w:t>s1</w:t>
+            </w:r>
+            <w:r>
+              <w:rPr>
+                <w:rFonts w:ascii="Consolas" w:eastAsia="Times New Roman" w:hAnsi="Consolas" w:cs="Times New Roman"/>
+                <w:color w:val="BBBEBF"/>
+                <w:sz w:val="21"/>
+                <w:szCs w:val="21"/>
+              </w:rPr>
+              <w:t xml:space="preserve">, </w:t>
+            </w:r>
+            <w:r>
+              <w:rPr>
+                <w:rFonts w:ascii="Consolas" w:eastAsia="Times New Roman" w:hAnsi="Consolas" w:cs="Times New Roman"/>
+                <w:color w:val="B5CEA8"/>
+                <w:sz w:val="21"/>
+                <w:szCs w:val="21"/>
+              </w:rPr>
+              <w:t>1</w:t>
+            </w:r>
+            <w:r>
+              <w:rPr>
+                <w:rFonts w:ascii="Consolas" w:eastAsia="Times New Roman" w:hAnsi="Consolas" w:cs="Times New Roman"/>
+                <w:color w:val="BBBEBF"/>
+                <w:sz w:val="21"/>
+                <w:szCs w:val="21"/>
+              </w:rPr>
+              <w:t>(</w:t>
+            </w:r>
+            <w:r>
+              <w:rPr>
+                <w:rFonts w:ascii="Consolas" w:eastAsia="Times New Roman" w:hAnsi="Consolas" w:cs="Times New Roman"/>
+                <w:color w:val="C9D1D9"/>
+                <w:sz w:val="21"/>
+                <w:szCs w:val="21"/>
+              </w:rPr>
+              <w:t>a0</w:t>
+            </w:r>
+            <w:r>
+              <w:rPr>
+                <w:rFonts w:ascii="Consolas" w:eastAsia="Times New Roman" w:hAnsi="Consolas" w:cs="Times New Roman"/>
+                <w:color w:val="BBBEBF"/>
+                <w:sz w:val="21"/>
+                <w:szCs w:val="21"/>
+              </w:rPr>
+              <w:t>)          </w:t>
+            </w:r>
+            <w:r>
+              <w:rPr>
+                <w:rFonts w:ascii="Consolas" w:eastAsia="Times New Roman" w:hAnsi="Consolas" w:cs="Times New Roman"/>
+                <w:color w:val="8B949E"/>
+                <w:sz w:val="21"/>
+                <w:szCs w:val="21"/>
+              </w:rPr>
+              <w:t># s1 = x[1], should be 105 ('i')</w:t>
+            </w:r>
+          </w:p>
+          <w:p>
+            <w:pPr>
+              <w:shd w:val="clear" w:color="auto" w:fill="121314"/>
+              <w:spacing w:line="285" w:lineRule="atLeast"/>
+              <w:rPr>
+                <w:rFonts w:ascii="Consolas" w:eastAsia="Times New Roman" w:hAnsi="Consolas" w:cs="Times New Roman"/>
+                <w:color w:val="BBBEBF"/>
+                <w:sz w:val="21"/>
+                <w:szCs w:val="21"/>
+              </w:rPr>
+            </w:pPr>
+            <w:r>
+              <w:rPr>
+                <w:rFonts w:ascii="Consolas" w:eastAsia="Times New Roman" w:hAnsi="Consolas" w:cs="Times New Roman"/>
+                <w:color w:val="BBBEBF"/>
+                <w:sz w:val="21"/>
+                <w:szCs w:val="21"/>
+              </w:rPr>
+              <w:t xml:space="preserve">    </w:t>
+            </w:r>
+            <w:r>
+              <w:rPr>
+                <w:rFonts w:ascii="Consolas" w:eastAsia="Times New Roman" w:hAnsi="Consolas" w:cs="Times New Roman"/>
+                <w:color w:val="DCDCAA"/>
+                <w:sz w:val="21"/>
+                <w:szCs w:val="21"/>
+              </w:rPr>
+              <w:t>lbu</w:t>
+            </w:r>
+            <w:r>
+              <w:rPr>
+                <w:rFonts w:ascii="Consolas" w:eastAsia="Times New Roman" w:hAnsi="Consolas" w:cs="Times New Roman"/>
+                <w:color w:val="BBBEBF"/>
+                <w:sz w:val="21"/>
+                <w:szCs w:val="21"/>
+              </w:rPr>
+              <w:t xml:space="preserve">  </w:t>
+            </w:r>
+            <w:r>
+              <w:rPr>
+                <w:rFonts w:ascii="Consolas" w:eastAsia="Times New Roman" w:hAnsi="Consolas" w:cs="Times New Roman"/>
+                <w:color w:val="C9D1D9"/>
+                <w:sz w:val="21"/>
+                <w:szCs w:val="21"/>
+              </w:rPr>
+              <w:t>s2</w:t>
+            </w:r>
+            <w:r>
+              <w:rPr>
+                <w:rFonts w:ascii="Consolas" w:eastAsia="Times New Roman" w:hAnsi="Consolas" w:cs="Times New Roman"/>
+                <w:color w:val="BBBEBF"/>
+                <w:sz w:val="21"/>
+                <w:szCs w:val="21"/>
+              </w:rPr>
+              <w:t xml:space="preserve">, </w:t>
+            </w:r>
+            <w:r>
+              <w:rPr>
+                <w:rFonts w:ascii="Consolas" w:eastAsia="Times New Roman" w:hAnsi="Consolas" w:cs="Times New Roman"/>
+                <w:color w:val="B5CEA8"/>
+                <w:sz w:val="21"/>
+                <w:szCs w:val="21"/>
+              </w:rPr>
+              <w:t>2</w:t>
+            </w:r>
+            <w:r>
+              <w:rPr>
+                <w:rFonts w:ascii="Consolas" w:eastAsia="Times New Roman" w:hAnsi="Consolas" w:cs="Times New Roman"/>
+                <w:color w:val="BBBEBF"/>
+                <w:sz w:val="21"/>
+                <w:szCs w:val="21"/>
+              </w:rPr>
+              <w:t>(</w:t>
+            </w:r>
+            <w:r>
+              <w:rPr>
+                <w:rFonts w:ascii="Consolas" w:eastAsia="Times New Roman" w:hAnsi="Consolas" w:cs="Times New Roman"/>
+                <w:color w:val="C9D1D9"/>
+                <w:sz w:val="21"/>
+                <w:szCs w:val="21"/>
+              </w:rPr>
+              <w:t>a0</w:t>
+            </w:r>
+            <w:r>
+              <w:rPr>
+                <w:rFonts w:ascii="Consolas" w:eastAsia="Times New Roman" w:hAnsi="Consolas" w:cs="Times New Roman"/>
+                <w:color w:val="BBBEBF"/>
+                <w:sz w:val="21"/>
+                <w:szCs w:val="21"/>
+              </w:rPr>
+              <w:t>)          </w:t>
+            </w:r>
+            <w:r>
+              <w:rPr>
+                <w:rFonts w:ascii="Consolas" w:eastAsia="Times New Roman" w:hAnsi="Consolas" w:cs="Times New Roman"/>
+                <w:color w:val="8B949E"/>
+                <w:sz w:val="21"/>
+                <w:szCs w:val="21"/>
+              </w:rPr>
+              <w:t># s2 = x[2], should be 33 ('!')</w:t>
+            </w:r>
+          </w:p>
+          <w:p>
+            <w:pPr>
+              <w:shd w:val="clear" w:color="auto" w:fill="121314"/>
+              <w:spacing w:line="285" w:lineRule="atLeast"/>
+              <w:rPr>
+                <w:rFonts w:ascii="Consolas" w:eastAsia="Times New Roman" w:hAnsi="Consolas" w:cs="Times New Roman"/>
+                <w:color w:val="BBBEBF"/>
+                <w:sz w:val="21"/>
+                <w:szCs w:val="21"/>
+              </w:rPr>
+            </w:pPr>
+            <w:r>
+              <w:rPr>
+                <w:rFonts w:ascii="Consolas" w:eastAsia="Times New Roman" w:hAnsi="Consolas" w:cs="Times New Roman"/>
+                <w:color w:val="BBBEBF"/>
+                <w:sz w:val="21"/>
+                <w:szCs w:val="21"/>
+              </w:rPr>
+              <w:t xml:space="preserve">    </w:t>
+            </w:r>
+            <w:r>
+              <w:rPr>
+                <w:rFonts w:ascii="Consolas" w:eastAsia="Times New Roman" w:hAnsi="Consolas" w:cs="Times New Roman"/>
+                <w:color w:val="DCDCAA"/>
+                <w:sz w:val="21"/>
+                <w:szCs w:val="21"/>
+              </w:rPr>
+              <w:t>lbu</w:t>
+            </w:r>
+            <w:r>
+              <w:rPr>
+                <w:rFonts w:ascii="Consolas" w:eastAsia="Times New Roman" w:hAnsi="Consolas" w:cs="Times New Roman"/>
+                <w:color w:val="BBBEBF"/>
+                <w:sz w:val="21"/>
+                <w:szCs w:val="21"/>
+              </w:rPr>
+              <w:t xml:space="preserve">  </w:t>
+            </w:r>
+            <w:r>
+              <w:rPr>
+                <w:rFonts w:ascii="Consolas" w:eastAsia="Times New Roman" w:hAnsi="Consolas" w:cs="Times New Roman"/>
+                <w:color w:val="C9D1D9"/>
+                <w:sz w:val="21"/>
+                <w:szCs w:val="21"/>
+              </w:rPr>
+              <w:t>s3</w:t>
+            </w:r>
+            <w:r>
+              <w:rPr>
+                <w:rFonts w:ascii="Consolas" w:eastAsia="Times New Roman" w:hAnsi="Consolas" w:cs="Times New Roman"/>
+                <w:color w:val="BBBEBF"/>
+                <w:sz w:val="21"/>
+                <w:szCs w:val="21"/>
+              </w:rPr>
+              <w:t xml:space="preserve">, </w:t>
+            </w:r>
+            <w:r>
+              <w:rPr>
+                <w:rFonts w:ascii="Consolas" w:eastAsia="Times New Roman" w:hAnsi="Consolas" w:cs="Times New Roman"/>
+                <w:color w:val="B5CEA8"/>
+                <w:sz w:val="21"/>
+                <w:szCs w:val="21"/>
+              </w:rPr>
+              <w:t>3</w:t>
+            </w:r>
+            <w:r>
+              <w:rPr>
+                <w:rFonts w:ascii="Consolas" w:eastAsia="Times New Roman" w:hAnsi="Consolas" w:cs="Times New Roman"/>
+                <w:color w:val="BBBEBF"/>
+                <w:sz w:val="21"/>
+                <w:szCs w:val="21"/>
+              </w:rPr>
+              <w:t>(</w:t>
+            </w:r>
+            <w:r>
+              <w:rPr>
+                <w:rFonts w:ascii="Consolas" w:eastAsia="Times New Roman" w:hAnsi="Consolas" w:cs="Times New Roman"/>
+                <w:color w:val="C9D1D9"/>
+                <w:sz w:val="21"/>
+                <w:szCs w:val="21"/>
+              </w:rPr>
+              <w:t>a0</w:t>
+            </w:r>
+            <w:r>
+              <w:rPr>
+                <w:rFonts w:ascii="Consolas" w:eastAsia="Times New Roman" w:hAnsi="Consolas" w:cs="Times New Roman"/>
+                <w:color w:val="BBBEBF"/>
+                <w:sz w:val="21"/>
+                <w:szCs w:val="21"/>
+              </w:rPr>
+              <w:t>)          </w:t>
+            </w:r>
+            <w:r>
+              <w:rPr>
+                <w:rFonts w:ascii="Consolas" w:eastAsia="Times New Roman" w:hAnsi="Consolas" w:cs="Times New Roman"/>
+                <w:color w:val="8B949E"/>
+                <w:sz w:val="21"/>
+                <w:szCs w:val="21"/>
+              </w:rPr>
+              <w:t># s3 = x[3], should be 0 ('\0')</w:t>
+            </w:r>
+          </w:p>
+          <w:p>
+            <w:pPr>
+              <w:shd w:val="clear" w:color="auto" w:fill="121314"/>
+              <w:spacing w:line="285" w:lineRule="atLeast"/>
+              <w:rPr>
+                <w:rFonts w:ascii="Consolas" w:eastAsia="Times New Roman" w:hAnsi="Consolas" w:cs="Times New Roman"/>
+                <w:color w:val="BBBEBF"/>
+                <w:sz w:val="21"/>
+                <w:szCs w:val="21"/>
+              </w:rPr>
+            </w:pPr>
+            <w:r>
+              <w:rPr>
+                <w:rFonts w:ascii="Consolas" w:eastAsia="Times New Roman" w:hAnsi="Consolas" w:cs="Times New Roman"/>
+                <w:color w:val="BBBEBF"/>
+                <w:sz w:val="21"/>
+                <w:szCs w:val="21"/>
+              </w:rPr>
+              <w:t xml:space="preserve">    </w:t>
+            </w:r>
+            <w:r>
+              <w:rPr>
+                <w:rFonts w:ascii="Consolas" w:eastAsia="Times New Roman" w:hAnsi="Consolas" w:cs="Times New Roman"/>
+                <w:color w:val="DCDCAA"/>
+                <w:sz w:val="21"/>
+                <w:szCs w:val="21"/>
+              </w:rPr>
+              <w:t>j</w:t>
+            </w:r>
+            <w:r>
+              <w:rPr>
+                <w:rFonts w:ascii="Consolas" w:eastAsia="Times New Roman" w:hAnsi="Consolas" w:cs="Times New Roman"/>
+                <w:color w:val="BBBEBF"/>
+                <w:sz w:val="21"/>
+                <w:szCs w:val="21"/>
+              </w:rPr>
+              <w:t xml:space="preserve">    end                </w:t>
+            </w:r>
+            <w:r>
+              <w:rPr>
+                <w:rFonts w:ascii="Consolas" w:eastAsia="Times New Roman" w:hAnsi="Consolas" w:cs="Times New Roman"/>
+                <w:color w:val="8B949E"/>
+                <w:sz w:val="21"/>
+                <w:szCs w:val="21"/>
+              </w:rPr>
+              <w:t># done</w:t>
+            </w:r>
+          </w:p>
+          <w:p>
+            <w:pPr>
+              <w:shd w:val="clear" w:color="auto" w:fill="121314"/>
+              <w:spacing w:line="285" w:lineRule="atLeast"/>
+              <w:rPr>
+                <w:rFonts w:ascii="Consolas" w:eastAsia="Times New Roman" w:hAnsi="Consolas" w:cs="Times New Roman"/>
+                <w:color w:val="BBBEBF"/>
+                <w:sz w:val="21"/>
+                <w:szCs w:val="21"/>
+              </w:rPr>
+            </w:pPr>
+          </w:p>
+          <w:p>
+            <w:pPr>
+              <w:shd w:val="clear" w:color="auto" w:fill="121314"/>
+              <w:spacing w:line="285" w:lineRule="atLeast"/>
+              <w:rPr>
+                <w:rFonts w:ascii="Consolas" w:eastAsia="Times New Roman" w:hAnsi="Consolas" w:cs="Times New Roman"/>
+                <w:color w:val="BBBEBF"/>
+                <w:sz w:val="21"/>
+                <w:szCs w:val="21"/>
+              </w:rPr>
+            </w:pPr>
+            <w:r>
+              <w:rPr>
+                <w:rFonts w:ascii="Consolas" w:eastAsia="Times New Roman" w:hAnsi="Consolas" w:cs="Times New Roman"/>
+                <w:color w:val="D2A8FF"/>
+                <w:sz w:val="21"/>
+                <w:szCs w:val="21"/>
+              </w:rPr>
+              <w:t>strcpy</w:t>
+            </w:r>
+            <w:r>
+              <w:rPr>
+                <w:rFonts w:ascii="Consolas" w:eastAsia="Times New Roman" w:hAnsi="Consolas" w:cs="Times New Roman"/>
+                <w:color w:val="BBBEBF"/>
+                <w:sz w:val="21"/>
+                <w:szCs w:val="21"/>
+              </w:rPr>
+              <w:t>:</w:t>
+            </w:r>
+          </w:p>
+          <w:p>
+            <w:pPr>
+              <w:shd w:val="clear" w:color="auto" w:fill="121314"/>
+              <w:spacing w:line="285" w:lineRule="atLeast"/>
+              <w:rPr>
+                <w:rFonts w:ascii="Consolas" w:eastAsia="Times New Roman" w:hAnsi="Consolas" w:cs="Times New Roman"/>
+                <w:color w:val="BBBEBF"/>
+                <w:sz w:val="21"/>
+                <w:szCs w:val="21"/>
+              </w:rPr>
+            </w:pPr>
+            <w:r>
+              <w:rPr>
+                <w:rFonts w:ascii="Consolas" w:eastAsia="Times New Roman" w:hAnsi="Consolas" w:cs="Times New Roman"/>
+                <w:color w:val="BBBEBF"/>
+                <w:sz w:val="21"/>
+                <w:szCs w:val="21"/>
+              </w:rPr>
+              <w:t xml:space="preserve">    </w:t>
+            </w:r>
+            <w:r>
+              <w:rPr>
+                <w:rFonts w:ascii="Consolas" w:eastAsia="Times New Roman" w:hAnsi="Consolas" w:cs="Times New Roman"/>
+                <w:color w:val="DCDCAA"/>
+                <w:sz w:val="21"/>
+                <w:szCs w:val="21"/>
+              </w:rPr>
+              <w:t>li</w:t>
+            </w:r>
+            <w:r>
+              <w:rPr>
+                <w:rFonts w:ascii="Consolas" w:eastAsia="Times New Roman" w:hAnsi="Consolas" w:cs="Times New Roman"/>
+                <w:color w:val="BBBEBF"/>
+                <w:sz w:val="21"/>
+                <w:szCs w:val="21"/>
+              </w:rPr>
+              <w:t xml:space="preserve">   </w:t>
+            </w:r>
+            <w:r>
+              <w:rPr>
+                <w:rFonts w:ascii="Consolas" w:eastAsia="Times New Roman" w:hAnsi="Consolas" w:cs="Times New Roman"/>
+                <w:color w:val="C9D1D9"/>
+                <w:sz w:val="21"/>
+                <w:szCs w:val="21"/>
+              </w:rPr>
+              <w:t>t0</w:t>
+            </w:r>
+            <w:r>
+              <w:rPr>
+                <w:rFonts w:ascii="Consolas" w:eastAsia="Times New Roman" w:hAnsi="Consolas" w:cs="Times New Roman"/>
+                <w:color w:val="BBBEBF"/>
+                <w:sz w:val="21"/>
+                <w:szCs w:val="21"/>
+              </w:rPr>
+              <w:t xml:space="preserve">, </w:t>
+            </w:r>
+            <w:r>
+              <w:rPr>
+                <w:rFonts w:ascii="Consolas" w:eastAsia="Times New Roman" w:hAnsi="Consolas" w:cs="Times New Roman"/>
+                <w:color w:val="B5CEA8"/>
+                <w:sz w:val="21"/>
+                <w:szCs w:val="21"/>
+              </w:rPr>
+              <w:t>0</w:t>
+            </w:r>
+            <w:r>
+              <w:rPr>
+                <w:rFonts w:ascii="Consolas" w:eastAsia="Times New Roman" w:hAnsi="Consolas" w:cs="Times New Roman"/>
+                <w:color w:val="BBBEBF"/>
+                <w:sz w:val="21"/>
+                <w:szCs w:val="21"/>
+              </w:rPr>
+              <w:t xml:space="preserve">              </w:t>
+            </w:r>
+            <w:r>
+              <w:rPr>
+                <w:rFonts w:ascii="Consolas" w:eastAsia="Times New Roman" w:hAnsi="Consolas" w:cs="Times New Roman"/>
+                <w:color w:val="8B949E"/>
+                <w:sz w:val="21"/>
+                <w:szCs w:val="21"/>
+              </w:rPr>
+              <w:t># i = 0</w:t>
+            </w:r>
+          </w:p>
+          <w:p>
+            <w:pPr>
+              <w:shd w:val="clear" w:color="auto" w:fill="121314"/>
+              <w:spacing w:line="285" w:lineRule="atLeast"/>
+              <w:rPr>
+                <w:rFonts w:ascii="Consolas" w:eastAsia="Times New Roman" w:hAnsi="Consolas" w:cs="Times New Roman"/>
+                <w:color w:val="BBBEBF"/>
+                <w:sz w:val="21"/>
+                <w:szCs w:val="21"/>
+              </w:rPr>
+            </w:pPr>
+            <w:r>
+              <w:rPr>
+                <w:rFonts w:ascii="Consolas" w:eastAsia="Times New Roman" w:hAnsi="Consolas" w:cs="Times New Roman"/>
+                <w:color w:val="BBBEBF"/>
+                <w:sz w:val="21"/>
+                <w:szCs w:val="21"/>
+              </w:rPr>
+              <w:t xml:space="preserve">    </w:t>
+            </w:r>
+            <w:r>
+              <w:rPr>
+                <w:rFonts w:ascii="Consolas" w:eastAsia="Times New Roman" w:hAnsi="Consolas" w:cs="Times New Roman"/>
+                <w:color w:val="D2A8FF"/>
+                <w:sz w:val="21"/>
+                <w:szCs w:val="21"/>
+              </w:rPr>
+              <w:t>loop</w:t>
+            </w:r>
+            <w:r>
+              <w:rPr>
+                <w:rFonts w:ascii="Consolas" w:eastAsia="Times New Roman" w:hAnsi="Consolas" w:cs="Times New Roman"/>
+                <w:color w:val="BBBEBF"/>
+                <w:sz w:val="21"/>
+                <w:szCs w:val="21"/>
+              </w:rPr>
+              <w:t>:</w:t>
+            </w:r>
+          </w:p>
+          <w:p>
+            <w:pPr>
+              <w:shd w:val="clear" w:color="auto" w:fill="121314"/>
+              <w:spacing w:line="285" w:lineRule="atLeast"/>
+              <w:rPr>
+                <w:rFonts w:ascii="Consolas" w:eastAsia="Times New Roman" w:hAnsi="Consolas" w:cs="Times New Roman"/>
+                <w:color w:val="BBBEBF"/>
+                <w:sz w:val="21"/>
+                <w:szCs w:val="21"/>
+              </w:rPr>
+            </w:pPr>
+            <w:r>
+              <w:rPr>
+                <w:rFonts w:ascii="Consolas" w:eastAsia="Times New Roman" w:hAnsi="Consolas" w:cs="Times New Roman"/>
+                <w:color w:val="BBBEBF"/>
+                <w:sz w:val="21"/>
+                <w:szCs w:val="21"/>
+              </w:rPr>
+              <w:t xml:space="preserve">        </w:t>
+            </w:r>
+            <w:r>
+              <w:rPr>
+                <w:rFonts w:ascii="Consolas" w:eastAsia="Times New Roman" w:hAnsi="Consolas" w:cs="Times New Roman"/>
+                <w:color w:val="DCDCAA"/>
+                <w:sz w:val="21"/>
+                <w:szCs w:val="21"/>
+              </w:rPr>
+              <w:t>add</w:t>
+            </w:r>
+            <w:r>
+              <w:rPr>
+                <w:rFonts w:ascii="Consolas" w:eastAsia="Times New Roman" w:hAnsi="Consolas" w:cs="Times New Roman"/>
+                <w:color w:val="BBBEBF"/>
+                <w:sz w:val="21"/>
+                <w:szCs w:val="21"/>
+              </w:rPr>
+              <w:t xml:space="preserve">  </w:t>
+            </w:r>
+            <w:r>
+              <w:rPr>
+                <w:rFonts w:ascii="Consolas" w:eastAsia="Times New Roman" w:hAnsi="Consolas" w:cs="Times New Roman"/>
+                <w:color w:val="C9D1D9"/>
+                <w:sz w:val="21"/>
+                <w:szCs w:val="21"/>
+              </w:rPr>
+              <w:t>t1</w:t>
+            </w:r>
+            <w:r>
+              <w:rPr>
+                <w:rFonts w:ascii="Consolas" w:eastAsia="Times New Roman" w:hAnsi="Consolas" w:cs="Times New Roman"/>
+                <w:color w:val="BBBEBF"/>
+                <w:sz w:val="21"/>
+                <w:szCs w:val="21"/>
+              </w:rPr>
+              <w:t xml:space="preserve">, </w:t>
+            </w:r>
+            <w:r>
+              <w:rPr>
+                <w:rFonts w:ascii="Consolas" w:eastAsia="Times New Roman" w:hAnsi="Consolas" w:cs="Times New Roman"/>
+                <w:color w:val="C9D1D9"/>
+                <w:sz w:val="21"/>
+                <w:szCs w:val="21"/>
+              </w:rPr>
+              <w:t>t0</w:t>
+            </w:r>
+            <w:r>
+              <w:rPr>
+                <w:rFonts w:ascii="Consolas" w:eastAsia="Times New Roman" w:hAnsi="Consolas" w:cs="Times New Roman"/>
+                <w:color w:val="BBBEBF"/>
+                <w:sz w:val="21"/>
+                <w:szCs w:val="21"/>
+              </w:rPr>
+              <w:t xml:space="preserve">, </w:t>
+            </w:r>
+            <w:r>
+              <w:rPr>
+                <w:rFonts w:ascii="Consolas" w:eastAsia="Times New Roman" w:hAnsi="Consolas" w:cs="Times New Roman"/>
+                <w:color w:val="C9D1D9"/>
+                <w:sz w:val="21"/>
+                <w:szCs w:val="21"/>
+              </w:rPr>
+              <w:t>a1</w:t>
+            </w:r>
+            <w:r>
+              <w:rPr>
+                <w:rFonts w:ascii="Consolas" w:eastAsia="Times New Roman" w:hAnsi="Consolas" w:cs="Times New Roman"/>
+                <w:color w:val="BBBEBF"/>
+                <w:sz w:val="21"/>
+                <w:szCs w:val="21"/>
+              </w:rPr>
+              <w:t xml:space="preserve">         </w:t>
+            </w:r>
+            <w:r>
+              <w:rPr>
+                <w:rFonts w:ascii="Consolas" w:eastAsia="Times New Roman" w:hAnsi="Consolas" w:cs="Times New Roman"/>
+                <w:color w:val="8B949E"/>
+                <w:sz w:val="21"/>
+                <w:szCs w:val="21"/>
+              </w:rPr>
+              <w:t># t1 = address of y[i]</w:t>
+            </w:r>
+          </w:p>
+          <w:p>
+            <w:pPr>
+              <w:shd w:val="clear" w:color="auto" w:fill="121314"/>
+              <w:spacing w:line="285" w:lineRule="atLeast"/>
+              <w:rPr>
+                <w:rFonts w:ascii="Consolas" w:eastAsia="Times New Roman" w:hAnsi="Consolas" w:cs="Times New Roman"/>
+                <w:color w:val="BBBEBF"/>
+                <w:sz w:val="21"/>
+                <w:szCs w:val="21"/>
+              </w:rPr>
+            </w:pPr>
+            <w:r>
+              <w:rPr>
+                <w:rFonts w:ascii="Consolas" w:eastAsia="Times New Roman" w:hAnsi="Consolas" w:cs="Times New Roman"/>
+                <w:color w:val="BBBEBF"/>
+                <w:sz w:val="21"/>
+                <w:szCs w:val="21"/>
+              </w:rPr>
+              <w:t xml:space="preserve">        </w:t>
+            </w:r>
+            <w:r>
+              <w:rPr>
+                <w:rFonts w:ascii="Consolas" w:eastAsia="Times New Roman" w:hAnsi="Consolas" w:cs="Times New Roman"/>
+                <w:color w:val="DCDCAA"/>
+                <w:sz w:val="21"/>
+                <w:szCs w:val="21"/>
+              </w:rPr>
+              <w:t>lbu</w:t>
+            </w:r>
+            <w:r>
+              <w:rPr>
+                <w:rFonts w:ascii="Consolas" w:eastAsia="Times New Roman" w:hAnsi="Consolas" w:cs="Times New Roman"/>
+                <w:color w:val="BBBEBF"/>
+                <w:sz w:val="21"/>
+                <w:szCs w:val="21"/>
+              </w:rPr>
+              <w:t xml:space="preserve">  </w:t>
+            </w:r>
+            <w:r>
+              <w:rPr>
+                <w:rFonts w:ascii="Consolas" w:eastAsia="Times New Roman" w:hAnsi="Consolas" w:cs="Times New Roman"/>
+                <w:color w:val="C9D1D9"/>
+                <w:sz w:val="21"/>
+                <w:szCs w:val="21"/>
+              </w:rPr>
+              <w:t>t2</w:t>
+            </w:r>
+            <w:r>
+              <w:rPr>
+                <w:rFonts w:ascii="Consolas" w:eastAsia="Times New Roman" w:hAnsi="Consolas" w:cs="Times New Roman"/>
+                <w:color w:val="BBBEBF"/>
+                <w:sz w:val="21"/>
+                <w:szCs w:val="21"/>
+              </w:rPr>
+              <w:t xml:space="preserve">, </w:t>
+            </w:r>
+            <w:r>
+              <w:rPr>
+                <w:rFonts w:ascii="Consolas" w:eastAsia="Times New Roman" w:hAnsi="Consolas" w:cs="Times New Roman"/>
+                <w:color w:val="B5CEA8"/>
+                <w:sz w:val="21"/>
+                <w:szCs w:val="21"/>
+              </w:rPr>
+              <w:t>0</w:t>
+            </w:r>
+            <w:r>
+              <w:rPr>
+                <w:rFonts w:ascii="Consolas" w:eastAsia="Times New Roman" w:hAnsi="Consolas" w:cs="Times New Roman"/>
+                <w:color w:val="BBBEBF"/>
+                <w:sz w:val="21"/>
+                <w:szCs w:val="21"/>
+              </w:rPr>
+              <w:t>(</w:t>
+            </w:r>
+            <w:r>
+              <w:rPr>
+                <w:rFonts w:ascii="Consolas" w:eastAsia="Times New Roman" w:hAnsi="Consolas" w:cs="Times New Roman"/>
+                <w:color w:val="C9D1D9"/>
+                <w:sz w:val="21"/>
+                <w:szCs w:val="21"/>
+              </w:rPr>
+              <w:t>t1</w:t>
+            </w:r>
+            <w:r>
+              <w:rPr>
+                <w:rFonts w:ascii="Consolas" w:eastAsia="Times New Roman" w:hAnsi="Consolas" w:cs="Times New Roman"/>
+                <w:color w:val="BBBEBF"/>
+                <w:sz w:val="21"/>
+                <w:szCs w:val="21"/>
+              </w:rPr>
+              <w:t>)          </w:t>
+            </w:r>
+            <w:r>
+              <w:rPr>
+                <w:rFonts w:ascii="Consolas" w:eastAsia="Times New Roman" w:hAnsi="Consolas" w:cs="Times New Roman"/>
+                <w:color w:val="8B949E"/>
+                <w:sz w:val="21"/>
+                <w:szCs w:val="21"/>
+              </w:rPr>
+              <w:t># t2 = y[i]</w:t>
+            </w:r>
+          </w:p>
+          <w:p>
+            <w:pPr>
+              <w:shd w:val="clear" w:color="auto" w:fill="121314"/>
+              <w:spacing w:line="285" w:lineRule="atLeast"/>
+              <w:rPr>
+                <w:rFonts w:ascii="Consolas" w:eastAsia="Times New Roman" w:hAnsi="Consolas" w:cs="Times New Roman"/>
+                <w:color w:val="BBBEBF"/>
+                <w:sz w:val="21"/>
+                <w:szCs w:val="21"/>
+              </w:rPr>
+            </w:pPr>
+            <w:r>
+              <w:rPr>
+                <w:rFonts w:ascii="Consolas" w:eastAsia="Times New Roman" w:hAnsi="Consolas" w:cs="Times New Roman"/>
+                <w:color w:val="BBBEBF"/>
+                <w:sz w:val="21"/>
+                <w:szCs w:val="21"/>
+              </w:rPr>
+              <w:t xml:space="preserve">        </w:t>
+            </w:r>
+            <w:r>
+              <w:rPr>
+                <w:rFonts w:ascii="Consolas" w:eastAsia="Times New Roman" w:hAnsi="Consolas" w:cs="Times New Roman"/>
+                <w:color w:val="DCDCAA"/>
+                <w:sz w:val="21"/>
+                <w:szCs w:val="21"/>
+              </w:rPr>
+              <w:t>add</w:t>
+            </w:r>
+            <w:r>
+              <w:rPr>
+                <w:rFonts w:ascii="Consolas" w:eastAsia="Times New Roman" w:hAnsi="Consolas" w:cs="Times New Roman"/>
+                <w:color w:val="BBBEBF"/>
+                <w:sz w:val="21"/>
+                <w:szCs w:val="21"/>
+              </w:rPr>
+              <w:t xml:space="preserve">  </w:t>
+            </w:r>
+            <w:r>
+              <w:rPr>
+                <w:rFonts w:ascii="Consolas" w:eastAsia="Times New Roman" w:hAnsi="Consolas" w:cs="Times New Roman"/>
+                <w:color w:val="C9D1D9"/>
+                <w:sz w:val="21"/>
+                <w:szCs w:val="21"/>
+              </w:rPr>
+              <w:t>t3</w:t>
+            </w:r>
+            <w:r>
+              <w:rPr>
+                <w:rFonts w:ascii="Consolas" w:eastAsia="Times New Roman" w:hAnsi="Consolas" w:cs="Times New Roman"/>
+                <w:color w:val="BBBEBF"/>
+                <w:sz w:val="21"/>
+                <w:szCs w:val="21"/>
+              </w:rPr>
+              <w:t xml:space="preserve">, </w:t>
+            </w:r>
+            <w:r>
+              <w:rPr>
+                <w:rFonts w:ascii="Consolas" w:eastAsia="Times New Roman" w:hAnsi="Consolas" w:cs="Times New Roman"/>
+                <w:color w:val="C9D1D9"/>
+                <w:sz w:val="21"/>
+                <w:szCs w:val="21"/>
+              </w:rPr>
+              <w:t>t0</w:t>
+            </w:r>
+            <w:r>
+              <w:rPr>
+                <w:rFonts w:ascii="Consolas" w:eastAsia="Times New Roman" w:hAnsi="Consolas" w:cs="Times New Roman"/>
+                <w:color w:val="BBBEBF"/>
+                <w:sz w:val="21"/>
+                <w:szCs w:val="21"/>
+              </w:rPr>
+              <w:t xml:space="preserve">, </w:t>
+            </w:r>
+            <w:r>
+              <w:rPr>
+                <w:rFonts w:ascii="Consolas" w:eastAsia="Times New Roman" w:hAnsi="Consolas" w:cs="Times New Roman"/>
+                <w:color w:val="C9D1D9"/>
+                <w:sz w:val="21"/>
+                <w:szCs w:val="21"/>
+              </w:rPr>
+              <w:t>a0</w:t>
+            </w:r>
+            <w:r>
+              <w:rPr>
+                <w:rFonts w:ascii="Consolas" w:eastAsia="Times New Roman" w:hAnsi="Consolas" w:cs="Times New Roman"/>
+                <w:color w:val="BBBEBF"/>
+                <w:sz w:val="21"/>
+                <w:szCs w:val="21"/>
+              </w:rPr>
+              <w:t xml:space="preserve">         </w:t>
+            </w:r>
+            <w:r>
+              <w:rPr>
+                <w:rFonts w:ascii="Consolas" w:eastAsia="Times New Roman" w:hAnsi="Consolas" w:cs="Times New Roman"/>
+                <w:color w:val="8B949E"/>
+                <w:sz w:val="21"/>
+                <w:szCs w:val="21"/>
+              </w:rPr>
+              <w:t># t3 = address of x[i]</w:t>
+            </w:r>
+          </w:p>
+          <w:p>
+            <w:pPr>
+              <w:shd w:val="clear" w:color="auto" w:fill="121314"/>
+              <w:spacing w:line="285" w:lineRule="atLeast"/>
+              <w:rPr>
+                <w:rFonts w:ascii="Consolas" w:eastAsia="Times New Roman" w:hAnsi="Consolas" w:cs="Times New Roman"/>
+                <w:color w:val="BBBEBF"/>
+                <w:sz w:val="21"/>
+                <w:szCs w:val="21"/>
+              </w:rPr>
+            </w:pPr>
+            <w:r>
+              <w:rPr>
+                <w:rFonts w:ascii="Consolas" w:eastAsia="Times New Roman" w:hAnsi="Consolas" w:cs="Times New Roman"/>
+                <w:color w:val="BBBEBF"/>
+                <w:sz w:val="21"/>
+                <w:szCs w:val="21"/>
+              </w:rPr>
+              <w:t xml:space="preserve">        </w:t>
+            </w:r>
+            <w:r>
+              <w:rPr>
+                <w:rFonts w:ascii="Consolas" w:eastAsia="Times New Roman" w:hAnsi="Consolas" w:cs="Times New Roman"/>
+                <w:color w:val="DCDCAA"/>
+                <w:sz w:val="21"/>
+                <w:szCs w:val="21"/>
+              </w:rPr>
+              <w:t>sb</w:t>
+            </w:r>
+            <w:r>
+              <w:rPr>
+                <w:rFonts w:ascii="Consolas" w:eastAsia="Times New Roman" w:hAnsi="Consolas" w:cs="Times New Roman"/>
+                <w:color w:val="BBBEBF"/>
+                <w:sz w:val="21"/>
+                <w:szCs w:val="21"/>
+              </w:rPr>
+              <w:t xml:space="preserve">   </w:t>
+            </w:r>
+            <w:r>
+              <w:rPr>
+                <w:rFonts w:ascii="Consolas" w:eastAsia="Times New Roman" w:hAnsi="Consolas" w:cs="Times New Roman"/>
+                <w:color w:val="C9D1D9"/>
+                <w:sz w:val="21"/>
+                <w:szCs w:val="21"/>
+              </w:rPr>
+              <w:t>t2</w:t>
+            </w:r>
+            <w:r>
+              <w:rPr>
+                <w:rFonts w:ascii="Consolas" w:eastAsia="Times New Roman" w:hAnsi="Consolas" w:cs="Times New Roman"/>
+                <w:color w:val="BBBEBF"/>
+                <w:sz w:val="21"/>
+                <w:szCs w:val="21"/>
+              </w:rPr>
+              <w:t xml:space="preserve">, </w:t>
+            </w:r>
+            <w:r>
+              <w:rPr>
+                <w:rFonts w:ascii="Consolas" w:eastAsia="Times New Roman" w:hAnsi="Consolas" w:cs="Times New Roman"/>
+                <w:color w:val="B5CEA8"/>
+                <w:sz w:val="21"/>
+                <w:szCs w:val="21"/>
+              </w:rPr>
+              <w:t>0</w:t>
+            </w:r>
+            <w:r>
+              <w:rPr>
+                <w:rFonts w:ascii="Consolas" w:eastAsia="Times New Roman" w:hAnsi="Consolas" w:cs="Times New Roman"/>
+                <w:color w:val="BBBEBF"/>
+                <w:sz w:val="21"/>
+                <w:szCs w:val="21"/>
+              </w:rPr>
+              <w:t>(</w:t>
+            </w:r>
+            <w:r>
+              <w:rPr>
+                <w:rFonts w:ascii="Consolas" w:eastAsia="Times New Roman" w:hAnsi="Consolas" w:cs="Times New Roman"/>
+                <w:color w:val="C9D1D9"/>
+                <w:sz w:val="21"/>
+                <w:szCs w:val="21"/>
+              </w:rPr>
+              <w:t>t3</w:t>
+            </w:r>
+            <w:r>
+              <w:rPr>
+                <w:rFonts w:ascii="Consolas" w:eastAsia="Times New Roman" w:hAnsi="Consolas" w:cs="Times New Roman"/>
+                <w:color w:val="BBBEBF"/>
+                <w:sz w:val="21"/>
+                <w:szCs w:val="21"/>
+              </w:rPr>
+              <w:t>)          </w:t>
+            </w:r>
+            <w:r>
+              <w:rPr>
+                <w:rFonts w:ascii="Consolas" w:eastAsia="Times New Roman" w:hAnsi="Consolas" w:cs="Times New Roman"/>
+                <w:color w:val="8B949E"/>
+                <w:sz w:val="21"/>
+                <w:szCs w:val="21"/>
+              </w:rPr>
+              <w:t># x[i] = y[i]</w:t>
+            </w:r>
+          </w:p>
+          <w:p>
+            <w:pPr>
+              <w:shd w:val="clear" w:color="auto" w:fill="121314"/>
+              <w:spacing w:line="285" w:lineRule="atLeast"/>
+              <w:rPr>
+                <w:rFonts w:ascii="Consolas" w:eastAsia="Times New Roman" w:hAnsi="Consolas" w:cs="Times New Roman"/>
+                <w:color w:val="BBBEBF"/>
+                <w:sz w:val="21"/>
+                <w:szCs w:val="21"/>
+              </w:rPr>
+            </w:pPr>
+            <w:r>
+              <w:rPr>
+                <w:rFonts w:ascii="Consolas" w:eastAsia="Times New Roman" w:hAnsi="Consolas" w:cs="Times New Roman"/>
+                <w:color w:val="BBBEBF"/>
+                <w:sz w:val="21"/>
+                <w:szCs w:val="21"/>
+              </w:rPr>
+              <w:t xml:space="preserve">        </w:t>
+            </w:r>
+            <w:r>
+              <w:rPr>
+                <w:rFonts w:ascii="Consolas" w:eastAsia="Times New Roman" w:hAnsi="Consolas" w:cs="Times New Roman"/>
+                <w:color w:val="DCDCAA"/>
+                <w:sz w:val="21"/>
+                <w:szCs w:val="21"/>
+              </w:rPr>
+              <w:t>beq</w:t>
+            </w:r>
+            <w:r>
+              <w:rPr>
+                <w:rFonts w:ascii="Consolas" w:eastAsia="Times New Roman" w:hAnsi="Consolas" w:cs="Times New Roman"/>
+                <w:color w:val="BBBEBF"/>
+                <w:sz w:val="21"/>
+                <w:szCs w:val="21"/>
+              </w:rPr>
+              <w:t xml:space="preserve">  </w:t>
+            </w:r>
+            <w:r>
+              <w:rPr>
+                <w:rFonts w:ascii="Consolas" w:eastAsia="Times New Roman" w:hAnsi="Consolas" w:cs="Times New Roman"/>
+                <w:color w:val="C9D1D9"/>
+                <w:sz w:val="21"/>
+                <w:szCs w:val="21"/>
+              </w:rPr>
+              <w:t>t2</w:t>
+            </w:r>
+            <w:r>
+              <w:rPr>
+                <w:rFonts w:ascii="Consolas" w:eastAsia="Times New Roman" w:hAnsi="Consolas" w:cs="Times New Roman"/>
+                <w:color w:val="BBBEBF"/>
+                <w:sz w:val="21"/>
+                <w:szCs w:val="21"/>
+              </w:rPr>
+              <w:t xml:space="preserve">, </w:t>
+            </w:r>
+            <w:r>
+              <w:rPr>
+                <w:rFonts w:ascii="Consolas" w:eastAsia="Times New Roman" w:hAnsi="Consolas" w:cs="Times New Roman"/>
+                <w:color w:val="C9D1D9"/>
+                <w:sz w:val="21"/>
+                <w:szCs w:val="21"/>
+              </w:rPr>
+              <w:t>zero</w:t>
+            </w:r>
+            <w:r>
+              <w:rPr>
+                <w:rFonts w:ascii="Consolas" w:eastAsia="Times New Roman" w:hAnsi="Consolas" w:cs="Times New Roman"/>
+                <w:color w:val="BBBEBF"/>
+                <w:sz w:val="21"/>
+                <w:szCs w:val="21"/>
+              </w:rPr>
+              <w:t xml:space="preserve">, done     </w:t>
+            </w:r>
+            <w:r>
+              <w:rPr>
+                <w:rFonts w:ascii="Consolas" w:eastAsia="Times New Roman" w:hAnsi="Consolas" w:cs="Times New Roman"/>
+                <w:color w:val="8B949E"/>
+                <w:sz w:val="21"/>
+                <w:szCs w:val="21"/>
+              </w:rPr>
+              <w:t># if y[i] == '\0', exit loop</w:t>
+            </w:r>
+          </w:p>
+          <w:p>
+            <w:pPr>
+              <w:shd w:val="clear" w:color="auto" w:fill="121314"/>
+              <w:spacing w:line="285" w:lineRule="atLeast"/>
+              <w:rPr>
+                <w:rFonts w:ascii="Consolas" w:eastAsia="Times New Roman" w:hAnsi="Consolas" w:cs="Times New Roman"/>
+                <w:color w:val="BBBEBF"/>
+                <w:sz w:val="21"/>
+                <w:szCs w:val="21"/>
+              </w:rPr>
+            </w:pPr>
+            <w:r>
+              <w:rPr>
+                <w:rFonts w:ascii="Consolas" w:eastAsia="Times New Roman" w:hAnsi="Consolas" w:cs="Times New Roman"/>
+                <w:color w:val="BBBEBF"/>
+                <w:sz w:val="21"/>
+                <w:szCs w:val="21"/>
+              </w:rPr>
+              <w:t xml:space="preserve">        </w:t>
+            </w:r>
+            <w:r>
+              <w:rPr>
+                <w:rFonts w:ascii="Consolas" w:eastAsia="Times New Roman" w:hAnsi="Consolas" w:cs="Times New Roman"/>
+                <w:color w:val="DCDCAA"/>
+                <w:sz w:val="21"/>
+                <w:szCs w:val="21"/>
+              </w:rPr>
+              <w:t>addi</w:t>
+            </w:r>
+            <w:r>
+              <w:rPr>
+                <w:rFonts w:ascii="Consolas" w:eastAsia="Times New Roman" w:hAnsi="Consolas" w:cs="Times New Roman"/>
+                <w:color w:val="BBBEBF"/>
+                <w:sz w:val="21"/>
+                <w:szCs w:val="21"/>
+              </w:rPr>
+              <w:t xml:space="preserve"> </w:t>
+            </w:r>
+            <w:r>
+              <w:rPr>
+                <w:rFonts w:ascii="Consolas" w:eastAsia="Times New Roman" w:hAnsi="Consolas" w:cs="Times New Roman"/>
+                <w:color w:val="C9D1D9"/>
+                <w:sz w:val="21"/>
+                <w:szCs w:val="21"/>
+              </w:rPr>
+              <w:t>t0</w:t>
+            </w:r>
+            <w:r>
+              <w:rPr>
+                <w:rFonts w:ascii="Consolas" w:eastAsia="Times New Roman" w:hAnsi="Consolas" w:cs="Times New Roman"/>
+                <w:color w:val="BBBEBF"/>
+                <w:sz w:val="21"/>
+                <w:szCs w:val="21"/>
+              </w:rPr>
+              <w:t xml:space="preserve">, </w:t>
+            </w:r>
+            <w:r>
+              <w:rPr>
+                <w:rFonts w:ascii="Consolas" w:eastAsia="Times New Roman" w:hAnsi="Consolas" w:cs="Times New Roman"/>
+                <w:color w:val="C9D1D9"/>
+                <w:sz w:val="21"/>
+                <w:szCs w:val="21"/>
+              </w:rPr>
+              <w:t>t0</w:t>
+            </w:r>
+            <w:r>
+              <w:rPr>
+                <w:rFonts w:ascii="Consolas" w:eastAsia="Times New Roman" w:hAnsi="Consolas" w:cs="Times New Roman"/>
+                <w:color w:val="BBBEBF"/>
+                <w:sz w:val="21"/>
+                <w:szCs w:val="21"/>
+              </w:rPr>
+              <w:t xml:space="preserve">, </w:t>
+            </w:r>
+            <w:r>
+              <w:rPr>
+                <w:rFonts w:ascii="Consolas" w:eastAsia="Times New Roman" w:hAnsi="Consolas" w:cs="Times New Roman"/>
+                <w:color w:val="B5CEA8"/>
+                <w:sz w:val="21"/>
+                <w:szCs w:val="21"/>
+              </w:rPr>
+              <w:t>1</w:t>
+            </w:r>
+            <w:r>
+              <w:rPr>
+                <w:rFonts w:ascii="Consolas" w:eastAsia="Times New Roman" w:hAnsi="Consolas" w:cs="Times New Roman"/>
+                <w:color w:val="BBBEBF"/>
+                <w:sz w:val="21"/>
+                <w:szCs w:val="21"/>
+              </w:rPr>
+              <w:t xml:space="preserve">          </w:t>
+            </w:r>
+            <w:r>
+              <w:rPr>
+                <w:rFonts w:ascii="Consolas" w:eastAsia="Times New Roman" w:hAnsi="Consolas" w:cs="Times New Roman"/>
+                <w:color w:val="8B949E"/>
+                <w:sz w:val="21"/>
+                <w:szCs w:val="21"/>
+              </w:rPr>
+              <w:t># i += 1</w:t>
+            </w:r>
+          </w:p>
+          <w:p>
+            <w:pPr>
+              <w:shd w:val="clear" w:color="auto" w:fill="121314"/>
+              <w:spacing w:line="285" w:lineRule="atLeast"/>
+              <w:rPr>
+                <w:rFonts w:ascii="Consolas" w:eastAsia="Times New Roman" w:hAnsi="Consolas" w:cs="Times New Roman"/>
+                <w:color w:val="BBBEBF"/>
+                <w:sz w:val="21"/>
+                <w:szCs w:val="21"/>
+              </w:rPr>
+            </w:pPr>
+            <w:r>
+              <w:rPr>
+                <w:rFonts w:ascii="Consolas" w:eastAsia="Times New Roman" w:hAnsi="Consolas" w:cs="Times New Roman"/>
+                <w:color w:val="BBBEBF"/>
+                <w:sz w:val="21"/>
+                <w:szCs w:val="21"/>
+              </w:rPr>
+              <w:t xml:space="preserve">        </w:t>
+            </w:r>
+            <w:r>
+              <w:rPr>
+                <w:rFonts w:ascii="Consolas" w:eastAsia="Times New Roman" w:hAnsi="Consolas" w:cs="Times New Roman"/>
+                <w:color w:val="DCDCAA"/>
+                <w:sz w:val="21"/>
+                <w:szCs w:val="21"/>
+              </w:rPr>
+              <w:t>j</w:t>
+            </w:r>
+            <w:r>
+              <w:rPr>
+                <w:rFonts w:ascii="Consolas" w:eastAsia="Times New Roman" w:hAnsi="Consolas" w:cs="Times New Roman"/>
+                <w:color w:val="BBBEBF"/>
+                <w:sz w:val="21"/>
+                <w:szCs w:val="21"/>
+              </w:rPr>
+              <w:t xml:space="preserve">    loop               </w:t>
+            </w:r>
+          </w:p>
+          <w:p>
+            <w:pPr>
+              <w:shd w:val="clear" w:color="auto" w:fill="121314"/>
+              <w:spacing w:line="285" w:lineRule="atLeast"/>
+              <w:rPr>
+                <w:rFonts w:ascii="Consolas" w:eastAsia="Times New Roman" w:hAnsi="Consolas" w:cs="Times New Roman"/>
+                <w:color w:val="BBBEBF"/>
+                <w:sz w:val="21"/>
+                <w:szCs w:val="21"/>
+              </w:rPr>
+            </w:pPr>
+            <w:r>
+              <w:rPr>
+                <w:rFonts w:ascii="Consolas" w:eastAsia="Times New Roman" w:hAnsi="Consolas" w:cs="Times New Roman"/>
+                <w:color w:val="BBBEBF"/>
+                <w:sz w:val="21"/>
+                <w:szCs w:val="21"/>
+              </w:rPr>
+              <w:t xml:space="preserve">    </w:t>
+            </w:r>
+            <w:r>
+              <w:rPr>
+                <w:rFonts w:ascii="Consolas" w:eastAsia="Times New Roman" w:hAnsi="Consolas" w:cs="Times New Roman"/>
+                <w:color w:val="D2A8FF"/>
+                <w:sz w:val="21"/>
+                <w:szCs w:val="21"/>
+              </w:rPr>
+              <w:t>done</w:t>
+            </w:r>
+            <w:r>
+              <w:rPr>
+                <w:rFonts w:ascii="Consolas" w:eastAsia="Times New Roman" w:hAnsi="Consolas" w:cs="Times New Roman"/>
+                <w:color w:val="BBBEBF"/>
+                <w:sz w:val="21"/>
+                <w:szCs w:val="21"/>
+              </w:rPr>
+              <w:t>:</w:t>
+            </w:r>
+          </w:p>
+          <w:p>
+            <w:pPr>
+              <w:shd w:val="clear" w:color="auto" w:fill="121314"/>
+              <w:spacing w:line="285" w:lineRule="atLeast"/>
+              <w:rPr>
+                <w:rFonts w:ascii="Consolas" w:eastAsia="Times New Roman" w:hAnsi="Consolas" w:cs="Times New Roman"/>
+                <w:color w:val="BBBEBF"/>
+                <w:sz w:val="21"/>
+                <w:szCs w:val="21"/>
+              </w:rPr>
+            </w:pPr>
+            <w:r>
+              <w:rPr>
+                <w:rFonts w:ascii="Consolas" w:eastAsia="Times New Roman" w:hAnsi="Consolas" w:cs="Times New Roman"/>
+                <w:color w:val="BBBEBF"/>
+                <w:sz w:val="21"/>
+                <w:szCs w:val="21"/>
+              </w:rPr>
+              <w:t xml:space="preserve">        </w:t>
+            </w:r>
+            <w:r>
+              <w:rPr>
+                <w:rFonts w:ascii="Consolas" w:eastAsia="Times New Roman" w:hAnsi="Consolas" w:cs="Times New Roman"/>
+                <w:color w:val="DCDCAA"/>
+                <w:sz w:val="21"/>
+                <w:szCs w:val="21"/>
+              </w:rPr>
+              <w:t>jalr</w:t>
+            </w:r>
+            <w:r>
+              <w:rPr>
+                <w:rFonts w:ascii="Consolas" w:eastAsia="Times New Roman" w:hAnsi="Consolas" w:cs="Times New Roman"/>
+                <w:color w:val="BBBEBF"/>
+                <w:sz w:val="21"/>
+                <w:szCs w:val="21"/>
+              </w:rPr>
+              <w:t xml:space="preserve"> </w:t>
+            </w:r>
+            <w:r>
+              <w:rPr>
+                <w:rFonts w:ascii="Consolas" w:eastAsia="Times New Roman" w:hAnsi="Consolas" w:cs="Times New Roman"/>
+                <w:color w:val="C9D1D9"/>
+                <w:sz w:val="21"/>
+                <w:szCs w:val="21"/>
+              </w:rPr>
+              <w:t>x0</w:t>
+            </w:r>
+            <w:r>
+              <w:rPr>
+                <w:rFonts w:ascii="Consolas" w:eastAsia="Times New Roman" w:hAnsi="Consolas" w:cs="Times New Roman"/>
+                <w:color w:val="BBBEBF"/>
+                <w:sz w:val="21"/>
+                <w:szCs w:val="21"/>
+              </w:rPr>
+              <w:t xml:space="preserve">, </w:t>
+            </w:r>
+            <w:r>
+              <w:rPr>
+                <w:rFonts w:ascii="Consolas" w:eastAsia="Times New Roman" w:hAnsi="Consolas" w:cs="Times New Roman"/>
+                <w:color w:val="B5CEA8"/>
+                <w:sz w:val="21"/>
+                <w:szCs w:val="21"/>
+              </w:rPr>
+              <w:t>0</w:t>
+            </w:r>
+            <w:r>
+              <w:rPr>
+                <w:rFonts w:ascii="Consolas" w:eastAsia="Times New Roman" w:hAnsi="Consolas" w:cs="Times New Roman"/>
+                <w:color w:val="BBBEBF"/>
+                <w:sz w:val="21"/>
+                <w:szCs w:val="21"/>
+              </w:rPr>
+              <w:t>(</w:t>
+            </w:r>
+            <w:r>
+              <w:rPr>
+                <w:rFonts w:ascii="Consolas" w:eastAsia="Times New Roman" w:hAnsi="Consolas" w:cs="Times New Roman"/>
+                <w:color w:val="C9D1D9"/>
+                <w:sz w:val="21"/>
+                <w:szCs w:val="21"/>
+              </w:rPr>
+              <w:t>ra</w:t>
+            </w:r>
+            <w:r>
+              <w:rPr>
+                <w:rFonts w:ascii="Consolas" w:eastAsia="Times New Roman" w:hAnsi="Consolas" w:cs="Times New Roman"/>
+                <w:color w:val="BBBEBF"/>
+                <w:sz w:val="21"/>
+                <w:szCs w:val="21"/>
+              </w:rPr>
+              <w:t xml:space="preserve">)         </w:t>
+            </w:r>
+          </w:p>
+          <w:p>
+            <w:pPr>
+              <w:shd w:val="clear" w:color="auto" w:fill="121314"/>
+              <w:spacing w:line="285" w:lineRule="atLeast"/>
+              <w:rPr>
+                <w:rFonts w:ascii="Consolas" w:eastAsia="Times New Roman" w:hAnsi="Consolas" w:cs="Times New Roman"/>
+                <w:color w:val="BBBEBF"/>
+                <w:sz w:val="21"/>
+                <w:szCs w:val="21"/>
+              </w:rPr>
+            </w:pPr>
+          </w:p>
+          <w:p>
+            <w:pPr>
+              <w:shd w:val="clear" w:color="auto" w:fill="121314"/>
+              <w:spacing w:line="285" w:lineRule="atLeast"/>
+              <w:rPr>
+                <w:rFonts w:ascii="Consolas" w:eastAsia="Times New Roman" w:hAnsi="Consolas" w:cs="Times New Roman"/>
+                <w:color w:val="BBBEBF"/>
+                <w:sz w:val="21"/>
+                <w:szCs w:val="21"/>
+              </w:rPr>
+            </w:pPr>
+            <w:r>
+              <w:rPr>
+                <w:rFonts w:ascii="Consolas" w:eastAsia="Times New Roman" w:hAnsi="Consolas" w:cs="Times New Roman"/>
+                <w:color w:val="D2A8FF"/>
+                <w:sz w:val="21"/>
+                <w:szCs w:val="21"/>
+              </w:rPr>
+              <w:t>end</w:t>
+            </w:r>
+            <w:r>
+              <w:rPr>
+                <w:rFonts w:ascii="Consolas" w:eastAsia="Times New Roman" w:hAnsi="Consolas" w:cs="Times New Roman"/>
+                <w:color w:val="BBBEBF"/>
+                <w:sz w:val="21"/>
+                <w:szCs w:val="21"/>
+              </w:rPr>
+              <w:t>:</w:t>
+            </w:r>
+          </w:p>
+          <w:p>
+            <w:pPr>
+              <w:shd w:val="clear" w:color="auto" w:fill="121314"/>
+              <w:spacing w:line="285" w:lineRule="atLeast"/>
+              <w:rPr>
+                <w:rFonts w:ascii="Consolas" w:eastAsia="Times New Roman" w:hAnsi="Consolas" w:cs="Times New Roman"/>
+                <w:color w:val="BBBEBF"/>
+                <w:sz w:val="21"/>
+                <w:szCs w:val="21"/>
+              </w:rPr>
+            </w:pPr>
+            <w:r>
+              <w:rPr>
+                <w:rFonts w:ascii="Consolas" w:eastAsia="Times New Roman" w:hAnsi="Consolas" w:cs="Times New Roman"/>
+                <w:color w:val="BBBEBF"/>
+                <w:sz w:val="21"/>
+                <w:szCs w:val="21"/>
+              </w:rPr>
+              <w:t xml:space="preserve">    </w:t>
+            </w:r>
+            <w:r>
+              <w:rPr>
+                <w:rFonts w:ascii="Consolas" w:eastAsia="Times New Roman" w:hAnsi="Consolas" w:cs="Times New Roman"/>
+                <w:color w:val="DCDCAA"/>
+                <w:sz w:val="21"/>
+                <w:szCs w:val="21"/>
+              </w:rPr>
+              <w:t>j</w:t>
+            </w:r>
+            <w:r>
+              <w:rPr>
+                <w:rFonts w:ascii="Consolas" w:eastAsia="Times New Roman" w:hAnsi="Consolas" w:cs="Times New Roman"/>
+                <w:color w:val="BBBEBF"/>
+                <w:sz w:val="21"/>
+                <w:szCs w:val="21"/>
+              </w:rPr>
+              <w:t xml:space="preserve">    end</w:t>
+            </w:r>
+          </w:p>
           <w:p/>
         </w:tc>
       </w:tr>
@@ -4916,6 +9506,11 @@
         <w:contextualSpacing/>
       </w:pPr>
     </w:p>
+    <w:p/>
+    <w:p/>
+    <w:p/>
+    <w:p/>
+    <w:p/>
     <w:p/>
     <w:p/>
     <w:p>
@@ -4934,6 +9529,7 @@
           <w:iCs/>
           <w:color w:val="000000" w:themeColor="text1"/>
         </w:rPr>
+        <w:lastRenderedPageBreak/>
         <w:t xml:space="preserve">Add screenshots of your results </w:t>
       </w:r>
     </w:p>
@@ -4949,7 +9545,7 @@
       </w:tblGrid>
       <w:tr>
         <w:trPr>
-          <w:trHeight w:val="7200"/>
+          <w:trHeight w:val="6110"/>
         </w:trPr>
         <w:tc>
           <w:tcPr>
@@ -4959,11 +9555,329 @@
             <w:pPr>
               <w:rPr>
                 <w:rFonts w:ascii="Times" w:eastAsia="Times New Roman" w:hAnsi="Times"/>
-                <w:i/>
-                <w:iCs/>
                 <w:color w:val="000000" w:themeColor="text1"/>
               </w:rPr>
             </w:pPr>
+            <w:r>
+              <w:rPr>
+                <w:rFonts w:ascii="Times" w:eastAsia="Times New Roman" w:hAnsi="Times"/>
+                <w:color w:val="000000" w:themeColor="text1"/>
+              </w:rPr>
+              <w:t>Memory value before and after function call</w:t>
+            </w:r>
+          </w:p>
+          <w:p>
+            <w:pPr>
+              <w:rPr>
+                <w:rFonts w:ascii="Times" w:eastAsia="Times New Roman" w:hAnsi="Times"/>
+                <w:color w:val="000000" w:themeColor="text1"/>
+              </w:rPr>
+            </w:pPr>
+            <w:r>
+              <w:rPr>
+                <w:rFonts w:ascii="Times" w:eastAsia="Times New Roman" w:hAnsi="Times"/>
+                <w:noProof/>
+                <w:color w:val="000000" w:themeColor="text1"/>
+              </w:rPr>
+              <w:drawing>
+                <wp:inline distT="0" distB="0" distL="0" distR="0" wp14:anchorId="77D55C66" wp14:editId="4F469D6E">
+                  <wp:extent cx="2476627" cy="615982"/>
+                  <wp:effectExtent l="0" t="0" r="0" b="0"/>
+                  <wp:docPr id="24" name="Picture 24"/>
+                  <wp:cNvGraphicFramePr>
+                    <a:graphicFrameLocks xmlns:a="http://schemas.openxmlformats.org/drawingml/2006/main" noChangeAspect="1"/>
+                  </wp:cNvGraphicFramePr>
+                  <a:graphic xmlns:a="http://schemas.openxmlformats.org/drawingml/2006/main">
+                    <a:graphicData uri="http://schemas.openxmlformats.org/drawingml/2006/picture">
+                      <pic:pic xmlns:pic="http://schemas.openxmlformats.org/drawingml/2006/picture">
+                        <pic:nvPicPr>
+                          <pic:cNvPr id="1" name=""/>
+                          <pic:cNvPicPr/>
+                        </pic:nvPicPr>
+                        <pic:blipFill>
+                          <a:blip r:embed="rId31"/>
+                          <a:stretch>
+                            <a:fillRect/>
+                          </a:stretch>
+                        </pic:blipFill>
+                        <pic:spPr>
+                          <a:xfrm>
+                            <a:off x="0" y="0"/>
+                            <a:ext cx="2476627" cy="615982"/>
+                          </a:xfrm>
+                          <a:prstGeom prst="rect">
+                            <a:avLst/>
+                          </a:prstGeom>
+                        </pic:spPr>
+                      </pic:pic>
+                    </a:graphicData>
+                  </a:graphic>
+                </wp:inline>
+              </w:drawing>
+            </w:r>
+            <w:r>
+              <w:rPr>
+                <w:rFonts w:ascii="Times" w:eastAsia="Times New Roman" w:hAnsi="Times"/>
+                <w:noProof/>
+                <w:color w:val="000000" w:themeColor="text1"/>
+              </w:rPr>
+              <w:drawing>
+                <wp:inline distT="0" distB="0" distL="0" distR="0" wp14:anchorId="620BEA09" wp14:editId="38828385">
+                  <wp:extent cx="2520950" cy="647700"/>
+                  <wp:effectExtent l="0" t="0" r="0" b="0"/>
+                  <wp:docPr id="25" name="Picture 25"/>
+                  <wp:cNvGraphicFramePr>
+                    <a:graphicFrameLocks xmlns:a="http://schemas.openxmlformats.org/drawingml/2006/main" noChangeAspect="1"/>
+                  </wp:cNvGraphicFramePr>
+                  <a:graphic xmlns:a="http://schemas.openxmlformats.org/drawingml/2006/main">
+                    <a:graphicData uri="http://schemas.openxmlformats.org/drawingml/2006/picture">
+                      <pic:pic xmlns:pic="http://schemas.openxmlformats.org/drawingml/2006/picture">
+                        <pic:nvPicPr>
+                          <pic:cNvPr id="1" name=""/>
+                          <pic:cNvPicPr/>
+                        </pic:nvPicPr>
+                        <pic:blipFill rotWithShape="1">
+                          <a:blip r:embed="rId32"/>
+                          <a:srcRect t="13246" b="19205"/>
+                          <a:stretch/>
+                        </pic:blipFill>
+                        <pic:spPr bwMode="auto">
+                          <a:xfrm>
+                            <a:off x="0" y="0"/>
+                            <a:ext cx="2521080" cy="647733"/>
+                          </a:xfrm>
+                          <a:prstGeom prst="rect">
+                            <a:avLst/>
+                          </a:prstGeom>
+                          <a:ln>
+                            <a:noFill/>
+                          </a:ln>
+                          <a:extLst>
+                            <a:ext uri="{53640926-AAD7-44D8-BBD7-CCE9431645EC}">
+                              <a14:shadowObscured xmlns:a14="http://schemas.microsoft.com/office/drawing/2010/main"/>
+                            </a:ext>
+                          </a:extLst>
+                        </pic:spPr>
+                      </pic:pic>
+                    </a:graphicData>
+                  </a:graphic>
+                </wp:inline>
+              </w:drawing>
+            </w:r>
+          </w:p>
+          <w:p>
+            <w:pPr>
+              <w:rPr>
+                <w:rFonts w:ascii="Times" w:eastAsia="Times New Roman" w:hAnsi="Times"/>
+                <w:color w:val="000000" w:themeColor="text1"/>
+              </w:rPr>
+            </w:pPr>
+            <w:r>
+              <w:rPr>
+                <w:rFonts w:ascii="Times" w:eastAsia="Times New Roman" w:hAnsi="Times"/>
+                <w:color w:val="000000" w:themeColor="text1"/>
+              </w:rPr>
+              <w:t>After:</w:t>
+            </w:r>
+          </w:p>
+          <w:p>
+            <w:pPr>
+              <w:rPr>
+                <w:rFonts w:ascii="Times" w:eastAsia="Times New Roman" w:hAnsi="Times"/>
+                <w:color w:val="000000" w:themeColor="text1"/>
+              </w:rPr>
+            </w:pPr>
+            <w:r>
+              <w:rPr>
+                <w:rFonts w:ascii="Times" w:eastAsia="Times New Roman" w:hAnsi="Times"/>
+                <w:noProof/>
+                <w:color w:val="000000" w:themeColor="text1"/>
+              </w:rPr>
+              <w:drawing>
+                <wp:inline distT="0" distB="0" distL="0" distR="0" wp14:anchorId="78CF8BAB" wp14:editId="4D2E2850">
+                  <wp:extent cx="2463927" cy="615982"/>
+                  <wp:effectExtent l="0" t="0" r="0" b="0"/>
+                  <wp:docPr id="27" name="Picture 27"/>
+                  <wp:cNvGraphicFramePr>
+                    <a:graphicFrameLocks xmlns:a="http://schemas.openxmlformats.org/drawingml/2006/main" noChangeAspect="1"/>
+                  </wp:cNvGraphicFramePr>
+                  <a:graphic xmlns:a="http://schemas.openxmlformats.org/drawingml/2006/main">
+                    <a:graphicData uri="http://schemas.openxmlformats.org/drawingml/2006/picture">
+                      <pic:pic xmlns:pic="http://schemas.openxmlformats.org/drawingml/2006/picture">
+                        <pic:nvPicPr>
+                          <pic:cNvPr id="1" name=""/>
+                          <pic:cNvPicPr/>
+                        </pic:nvPicPr>
+                        <pic:blipFill>
+                          <a:blip r:embed="rId33"/>
+                          <a:stretch>
+                            <a:fillRect/>
+                          </a:stretch>
+                        </pic:blipFill>
+                        <pic:spPr>
+                          <a:xfrm>
+                            <a:off x="0" y="0"/>
+                            <a:ext cx="2463927" cy="615982"/>
+                          </a:xfrm>
+                          <a:prstGeom prst="rect">
+                            <a:avLst/>
+                          </a:prstGeom>
+                        </pic:spPr>
+                      </pic:pic>
+                    </a:graphicData>
+                  </a:graphic>
+                </wp:inline>
+              </w:drawing>
+            </w:r>
+            <w:r>
+              <w:rPr>
+                <w:rFonts w:ascii="Times" w:eastAsia="Times New Roman" w:hAnsi="Times"/>
+                <w:noProof/>
+                <w:color w:val="000000" w:themeColor="text1"/>
+              </w:rPr>
+              <w:drawing>
+                <wp:inline distT="0" distB="0" distL="0" distR="0" wp14:anchorId="391611B0" wp14:editId="1EB16A60">
+                  <wp:extent cx="2552831" cy="673135"/>
+                  <wp:effectExtent l="0" t="0" r="0" b="0"/>
+                  <wp:docPr id="26" name="Picture 26"/>
+                  <wp:cNvGraphicFramePr>
+                    <a:graphicFrameLocks xmlns:a="http://schemas.openxmlformats.org/drawingml/2006/main" noChangeAspect="1"/>
+                  </wp:cNvGraphicFramePr>
+                  <a:graphic xmlns:a="http://schemas.openxmlformats.org/drawingml/2006/main">
+                    <a:graphicData uri="http://schemas.openxmlformats.org/drawingml/2006/picture">
+                      <pic:pic xmlns:pic="http://schemas.openxmlformats.org/drawingml/2006/picture">
+                        <pic:nvPicPr>
+                          <pic:cNvPr id="1" name=""/>
+                          <pic:cNvPicPr/>
+                        </pic:nvPicPr>
+                        <pic:blipFill>
+                          <a:blip r:embed="rId34"/>
+                          <a:stretch>
+                            <a:fillRect/>
+                          </a:stretch>
+                        </pic:blipFill>
+                        <pic:spPr>
+                          <a:xfrm>
+                            <a:off x="0" y="0"/>
+                            <a:ext cx="2552831" cy="673135"/>
+                          </a:xfrm>
+                          <a:prstGeom prst="rect">
+                            <a:avLst/>
+                          </a:prstGeom>
+                        </pic:spPr>
+                      </pic:pic>
+                    </a:graphicData>
+                  </a:graphic>
+                </wp:inline>
+              </w:drawing>
+            </w:r>
+          </w:p>
+          <w:p>
+            <w:pPr>
+              <w:rPr>
+                <w:rFonts w:ascii="Times" w:eastAsia="Times New Roman" w:hAnsi="Times"/>
+                <w:color w:val="000000" w:themeColor="text1"/>
+              </w:rPr>
+            </w:pPr>
+            <w:r>
+              <w:rPr>
+                <w:rFonts w:ascii="Times" w:eastAsia="Times New Roman" w:hAnsi="Times"/>
+                <w:color w:val="000000" w:themeColor="text1"/>
+              </w:rPr>
+              <w:t>Final register values:</w:t>
+            </w:r>
+          </w:p>
+          <w:p>
+            <w:pPr>
+              <w:rPr>
+                <w:rFonts w:ascii="Times" w:eastAsia="Times New Roman" w:hAnsi="Times"/>
+                <w:color w:val="000000" w:themeColor="text1"/>
+              </w:rPr>
+            </w:pPr>
+            <w:r>
+              <w:rPr>
+                <w:rFonts w:ascii="Times" w:eastAsia="Times New Roman" w:hAnsi="Times"/>
+                <w:noProof/>
+                <w:color w:val="000000" w:themeColor="text1"/>
+              </w:rPr>
+              <w:drawing>
+                <wp:inline distT="0" distB="0" distL="0" distR="0" wp14:anchorId="12C7C1BA" wp14:editId="145FBF42">
+                  <wp:extent cx="1905098" cy="3759393"/>
+                  <wp:effectExtent l="0" t="0" r="0" b="0"/>
+                  <wp:docPr id="28" name="Picture 28"/>
+                  <wp:cNvGraphicFramePr>
+                    <a:graphicFrameLocks xmlns:a="http://schemas.openxmlformats.org/drawingml/2006/main" noChangeAspect="1"/>
+                  </wp:cNvGraphicFramePr>
+                  <a:graphic xmlns:a="http://schemas.openxmlformats.org/drawingml/2006/main">
+                    <a:graphicData uri="http://schemas.openxmlformats.org/drawingml/2006/picture">
+                      <pic:pic xmlns:pic="http://schemas.openxmlformats.org/drawingml/2006/picture">
+                        <pic:nvPicPr>
+                          <pic:cNvPr id="1" name=""/>
+                          <pic:cNvPicPr/>
+                        </pic:nvPicPr>
+                        <pic:blipFill>
+                          <a:blip r:embed="rId35"/>
+                          <a:stretch>
+                            <a:fillRect/>
+                          </a:stretch>
+                        </pic:blipFill>
+                        <pic:spPr>
+                          <a:xfrm>
+                            <a:off x="0" y="0"/>
+                            <a:ext cx="1905098" cy="3759393"/>
+                          </a:xfrm>
+                          <a:prstGeom prst="rect">
+                            <a:avLst/>
+                          </a:prstGeom>
+                        </pic:spPr>
+                      </pic:pic>
+                    </a:graphicData>
+                  </a:graphic>
+                </wp:inline>
+              </w:drawing>
+            </w:r>
+            <w:r>
+              <w:rPr>
+                <w:rFonts w:ascii="Times" w:eastAsia="Times New Roman" w:hAnsi="Times"/>
+                <w:noProof/>
+                <w:color w:val="000000" w:themeColor="text1"/>
+              </w:rPr>
+              <w:drawing>
+                <wp:inline distT="0" distB="0" distL="0" distR="0" wp14:anchorId="2AC0C2A9" wp14:editId="7F935663">
+                  <wp:extent cx="2271932" cy="3733035"/>
+                  <wp:effectExtent l="0" t="0" r="0" b="1270"/>
+                  <wp:docPr id="29" name="Picture 29"/>
+                  <wp:cNvGraphicFramePr>
+                    <a:graphicFrameLocks xmlns:a="http://schemas.openxmlformats.org/drawingml/2006/main" noChangeAspect="1"/>
+                  </wp:cNvGraphicFramePr>
+                  <a:graphic xmlns:a="http://schemas.openxmlformats.org/drawingml/2006/main">
+                    <a:graphicData uri="http://schemas.openxmlformats.org/drawingml/2006/picture">
+                      <pic:pic xmlns:pic="http://schemas.openxmlformats.org/drawingml/2006/picture">
+                        <pic:nvPicPr>
+                          <pic:cNvPr id="1" name=""/>
+                          <pic:cNvPicPr/>
+                        </pic:nvPicPr>
+                        <pic:blipFill>
+                          <a:blip r:embed="rId36"/>
+                          <a:stretch>
+                            <a:fillRect/>
+                          </a:stretch>
+                        </pic:blipFill>
+                        <pic:spPr>
+                          <a:xfrm>
+                            <a:off x="0" y="0"/>
+                            <a:ext cx="2279291" cy="3745126"/>
+                          </a:xfrm>
+                          <a:prstGeom prst="rect">
+                            <a:avLst/>
+                          </a:prstGeom>
+                        </pic:spPr>
+                      </pic:pic>
+                    </a:graphicData>
+                  </a:graphic>
+                </wp:inline>
+              </w:drawing>
+            </w:r>
           </w:p>
         </w:tc>
       </w:tr>
@@ -5093,45 +10007,80 @@
         </w:rPr>
       </w:pPr>
     </w:p>
-    <w:p>
-      <w:pPr>
-        <w:spacing w:before="90"/>
-        <w:ind w:right="70"/>
-        <w:contextualSpacing/>
-        <w:jc w:val="both"/>
-      </w:pPr>
-    </w:p>
     <w:bookmarkEnd w:id="3"/>
     <w:p>
       <w:pPr>
-        <w:spacing w:before="90"/>
-        <w:ind w:right="70"/>
-        <w:contextualSpacing/>
-        <w:jc w:val="both"/>
+        <w:pStyle w:val="Heading1"/>
+        <w:widowControl w:val="0"/>
+        <w:spacing w:before="89"/>
+        <w:jc w:val="center"/>
         <w:rPr>
-          <w:b/>
-          <w:bCs/>
-          <w:sz w:val="32"/>
-          <w:szCs w:val="32"/>
+          <w:sz w:val="28"/>
+          <w:szCs w:val="28"/>
         </w:rPr>
       </w:pPr>
     </w:p>
     <w:p>
       <w:pPr>
-        <w:pStyle w:val="Heading2"/>
-        <w:spacing w:before="90"/>
-        <w:ind w:right="70"/>
-        <w:contextualSpacing/>
-        <w:jc w:val="both"/>
+        <w:pStyle w:val="Heading1"/>
+        <w:widowControl w:val="0"/>
+        <w:spacing w:before="89"/>
+        <w:jc w:val="center"/>
         <w:rPr>
-          <w:rFonts w:cs="Times"/>
+          <w:sz w:val="28"/>
+          <w:szCs w:val="28"/>
         </w:rPr>
       </w:pPr>
     </w:p>
     <w:p>
-      <w:r>
-        <w:br w:type="page"/>
-      </w:r>
+      <w:pPr>
+        <w:pStyle w:val="Heading1"/>
+        <w:widowControl w:val="0"/>
+        <w:spacing w:before="89"/>
+        <w:jc w:val="center"/>
+        <w:rPr>
+          <w:sz w:val="28"/>
+          <w:szCs w:val="28"/>
+        </w:rPr>
+      </w:pPr>
+    </w:p>
+    <w:p>
+      <w:pPr>
+        <w:pStyle w:val="Heading1"/>
+        <w:widowControl w:val="0"/>
+        <w:spacing w:before="89"/>
+        <w:jc w:val="center"/>
+        <w:rPr>
+          <w:sz w:val="28"/>
+          <w:szCs w:val="28"/>
+        </w:rPr>
+      </w:pPr>
+    </w:p>
+    <w:p>
+      <w:pPr>
+        <w:pStyle w:val="Heading1"/>
+        <w:widowControl w:val="0"/>
+        <w:spacing w:before="89"/>
+        <w:jc w:val="center"/>
+        <w:rPr>
+          <w:sz w:val="28"/>
+          <w:szCs w:val="28"/>
+        </w:rPr>
+      </w:pPr>
+    </w:p>
+    <w:p/>
+    <w:p/>
+    <w:p>
+      <w:pPr>
+        <w:pStyle w:val="Heading1"/>
+        <w:widowControl w:val="0"/>
+        <w:spacing w:before="89"/>
+        <w:jc w:val="center"/>
+        <w:rPr>
+          <w:sz w:val="28"/>
+          <w:szCs w:val="28"/>
+        </w:rPr>
+      </w:pPr>
     </w:p>
     <w:p>
       <w:pPr>
@@ -5152,7 +10101,6 @@
           <w:sz w:val="28"/>
           <w:szCs w:val="28"/>
         </w:rPr>
-        <w:lastRenderedPageBreak/>
         <w:t>Lab 0</w:t>
       </w:r>
       <w:r>
@@ -7171,10 +12119,10 @@
       </w:pPr>
     </w:p>
     <w:sectPr>
-      <w:headerReference w:type="default" r:id="rId25"/>
-      <w:headerReference w:type="first" r:id="rId26"/>
+      <w:headerReference w:type="default" r:id="rId37"/>
+      <w:headerReference w:type="first" r:id="rId38"/>
       <w:pgSz w:w="11906" w:h="16838" w:code="9"/>
-      <w:pgMar w:top="1440" w:right="1440" w:bottom="1440" w:left="1440" w:header="720" w:footer="1008" w:gutter="0"/>
+      <w:pgMar w:top="1440" w:right="1440" w:bottom="540" w:left="1440" w:header="720" w:footer="1008" w:gutter="0"/>
       <w:cols w:space="720"/>
       <w:titlePg/>
       <w:docGrid w:linePitch="360"/>
@@ -7301,11 +12249,15 @@
         </mc:Fallback>
       </mc:AlternateContent>
     </w:r>
-    <w:fldSimple w:instr="STYLEREF &quot;Heading 1&quot; \* MERGEFORMAT">
-      <w:r>
-        <w:t>Lab 03 – Worksheet</w:t>
-      </w:r>
-    </w:fldSimple>
+    <w:r>
+      <w:fldChar w:fldCharType="begin"/>
+    </w:r>
+    <w:r>
+      <w:instrText>STYLEREF "Heading 1" \* MERGEFORMAT</w:instrText>
+    </w:r>
+    <w:r>
+      <w:fldChar w:fldCharType="end"/>
+    </w:r>
     <w:r>
       <w:rPr>
         <w:rFonts w:ascii="Arial" w:hAnsi="Arial"/>
@@ -11752,12 +16704,16 @@
 </file>
 
 <file path=customXml/item1.xml><?xml version="1.0" encoding="utf-8"?>
+<b:Sources xmlns:b="http://schemas.openxmlformats.org/officeDocument/2006/bibliography" xmlns="http://schemas.openxmlformats.org/officeDocument/2006/bibliography" SelectedStyle="/APASixthEditionOfficeOnline.xsl" StyleName="APA" Version="6"/>
+</file>
+
+<file path=customXml/item2.xml><?xml version="1.0" encoding="utf-8"?>
 <p:properties xmlns:p="http://schemas.microsoft.com/office/2006/metadata/properties" xmlns:xsi="http://www.w3.org/2001/XMLSchema-instance" xmlns:pc="http://schemas.microsoft.com/office/infopath/2007/PartnerControls">
   <documentManagement/>
 </p:properties>
 </file>
 
-<file path=customXml/item2.xml><?xml version="1.0" encoding="utf-8"?>
+<file path=customXml/item3.xml><?xml version="1.0" encoding="utf-8"?>
 <?mso-contentType ?>
 <FormTemplates xmlns="http://schemas.microsoft.com/sharepoint/v3/contenttype/forms">
   <Display>DocumentLibraryForm</Display>
@@ -11766,7 +16722,7 @@
 </FormTemplates>
 </file>
 
-<file path=customXml/item3.xml><?xml version="1.0" encoding="utf-8"?>
+<file path=customXml/item4.xml><?xml version="1.0" encoding="utf-8"?>
 <ct:contentTypeSchema xmlns:ct="http://schemas.microsoft.com/office/2006/metadata/contentType" xmlns:ma="http://schemas.microsoft.com/office/2006/metadata/properties/metaAttributes" ct:_="" ma:_="" ma:contentTypeName="Document" ma:contentTypeID="0x01010036AA3A4FBD0BD141B280820126FE0C63" ma:contentTypeVersion="6" ma:contentTypeDescription="Create a new document." ma:contentTypeScope="" ma:versionID="5b2aa8fa5903a49408791beca2b83ccb">
   <xsd:schema xmlns:xsd="http://www.w3.org/2001/XMLSchema" xmlns:xs="http://www.w3.org/2001/XMLSchema" xmlns:p="http://schemas.microsoft.com/office/2006/metadata/properties" xmlns:ns2="ee467856-8476-4634-ab3e-f89b7da8812e" xmlns:ns3="7548286f-24e1-46f4-9fd0-eba1e6807dcf" targetNamespace="http://schemas.microsoft.com/office/2006/metadata/properties" ma:root="true" ma:fieldsID="e05aabca32ef8a2499c8a0f77f539357" ns2:_="" ns3:_="">
     <xsd:import namespace="ee467856-8476-4634-ab3e-f89b7da8812e"/>
@@ -11943,11 +16899,15 @@
 </ct:contentTypeSchema>
 </file>
 
-<file path=customXml/item4.xml><?xml version="1.0" encoding="utf-8"?>
-<b:Sources xmlns:b="http://schemas.openxmlformats.org/officeDocument/2006/bibliography" xmlns="http://schemas.openxmlformats.org/officeDocument/2006/bibliography" SelectedStyle="/APASixthEditionOfficeOnline.xsl" StyleName="APA" Version="6"/>
+<file path=customXml/itemProps1.xml><?xml version="1.0" encoding="utf-8"?>
+<ds:datastoreItem xmlns:ds="http://schemas.openxmlformats.org/officeDocument/2006/customXml" ds:itemID="{56A64E16-6D30-41D2-964C-A59810B0627A}">
+  <ds:schemaRefs>
+    <ds:schemaRef ds:uri="http://schemas.openxmlformats.org/officeDocument/2006/bibliography"/>
+  </ds:schemaRefs>
+</ds:datastoreItem>
 </file>
 
-<file path=customXml/itemProps1.xml><?xml version="1.0" encoding="utf-8"?>
+<file path=customXml/itemProps2.xml><?xml version="1.0" encoding="utf-8"?>
 <ds:datastoreItem xmlns:ds="http://schemas.openxmlformats.org/officeDocument/2006/customXml" ds:itemID="{9EB0FCB0-F2B0-4142-B5FC-BBB46365C493}">
   <ds:schemaRefs>
     <ds:schemaRef ds:uri="http://schemas.microsoft.com/office/2006/metadata/properties"/>
@@ -11956,7 +16916,7 @@
 </ds:datastoreItem>
 </file>
 
-<file path=customXml/itemProps2.xml><?xml version="1.0" encoding="utf-8"?>
+<file path=customXml/itemProps3.xml><?xml version="1.0" encoding="utf-8"?>
 <ds:datastoreItem xmlns:ds="http://schemas.openxmlformats.org/officeDocument/2006/customXml" ds:itemID="{3F16ED61-B28D-4A52-84F3-EDB6559ABA42}">
   <ds:schemaRefs>
     <ds:schemaRef ds:uri="http://schemas.microsoft.com/sharepoint/v3/contenttype/forms"/>
@@ -11964,7 +16924,7 @@
 </ds:datastoreItem>
 </file>
 
-<file path=customXml/itemProps3.xml><?xml version="1.0" encoding="utf-8"?>
+<file path=customXml/itemProps4.xml><?xml version="1.0" encoding="utf-8"?>
 <ds:datastoreItem xmlns:ds="http://schemas.openxmlformats.org/officeDocument/2006/customXml" ds:itemID="{8A3B5244-4D48-4043-9E8D-EF201F908121}">
   <ds:schemaRefs>
     <ds:schemaRef ds:uri="http://schemas.microsoft.com/office/2006/metadata/contentType"/>
@@ -11981,12 +16941,4 @@
     <ds:schemaRef ds:uri="http://schemas.microsoft.com/internal/obd"/>
   </ds:schemaRefs>
 </ds:datastoreItem>
-</file>
-
-<file path=customXml/itemProps4.xml><?xml version="1.0" encoding="utf-8"?>
-<ds:datastoreItem xmlns:ds="http://schemas.openxmlformats.org/officeDocument/2006/customXml" ds:itemID="{56A64E16-6D30-41D2-964C-A59810B0627A}">
-  <ds:schemaRefs>
-    <ds:schemaRef ds:uri="http://schemas.openxmlformats.org/officeDocument/2006/bibliography"/>
-  </ds:schemaRefs>
-</ds:datastoreItem>
 </file>
--- a/lab_3/Lab 03 Worksheet.docx
+++ b/lab_3/Lab 03 Worksheet.docx
@@ -12117,6 +12117,38 @@
           <w:szCs w:val="22"/>
         </w:rPr>
       </w:pPr>
+    </w:p>
+    <w:p>
+      <w:pPr>
+        <w:widowControl w:val="0"/>
+        <w:spacing w:line="264" w:lineRule="auto"/>
+        <w:jc w:val="both"/>
+        <w:rPr>
+          <w:rFonts w:eastAsia="Times New Roman" w:cs="Times New Roman"/>
+          <w:color w:val="000000" w:themeColor="text1"/>
+          <w:sz w:val="22"/>
+          <w:szCs w:val="22"/>
+        </w:rPr>
+      </w:pPr>
+      <w:r>
+        <w:rPr>
+          <w:rFonts w:eastAsia="Times New Roman" w:cs="Times New Roman"/>
+          <w:color w:val="000000" w:themeColor="text1"/>
+          <w:sz w:val="22"/>
+          <w:szCs w:val="22"/>
+        </w:rPr>
+        <w:lastRenderedPageBreak/>
+        <w:t xml:space="preserve">Repo github: </w:t>
+      </w:r>
+      <w:r>
+        <w:rPr>
+          <w:rFonts w:eastAsia="Times New Roman" w:cs="Times New Roman"/>
+          <w:color w:val="000000" w:themeColor="text1"/>
+          <w:sz w:val="22"/>
+          <w:szCs w:val="22"/>
+        </w:rPr>
+        <w:t>https://github.com/M-Shees-Abbas/CA-labs.git</w:t>
+      </w:r>
     </w:p>
     <w:sectPr>
       <w:headerReference w:type="default" r:id="rId37"/>
@@ -12240,7 +12272,7 @@
             </wp:anchor>
           </w:drawing>
         </mc:Choice>
-        <mc:Fallback xmlns:oel="http://schemas.microsoft.com/office/2019/extlst" xmlns:w16du="http://schemas.microsoft.com/office/word/2023/wordml/word16du" xmlns:w16sdtfl="http://schemas.microsoft.com/office/word/2024/wordml/sdtformatlock" xmlns:a="http://schemas.openxmlformats.org/drawingml/2006/main">
+        <mc:Fallback xmlns:a="http://schemas.openxmlformats.org/drawingml/2006/main" xmlns:w16sdtfl="http://schemas.microsoft.com/office/word/2024/wordml/sdtformatlock" xmlns:w16du="http://schemas.microsoft.com/office/word/2023/wordml/word16du" xmlns:oel="http://schemas.microsoft.com/office/2019/extlst">
           <w:pict w14:anchorId="41058D53">
             <v:line id="Straight Connector 8" style="position:absolute;z-index:251683328;visibility:visible;mso-wrap-style:square;mso-width-percent:0;mso-wrap-distance-left:9pt;mso-wrap-distance-top:0;mso-wrap-distance-right:9pt;mso-wrap-distance-bottom:0;mso-position-horizontal:absolute;mso-position-horizontal-relative:text;mso-position-vertical:absolute;mso-position-vertical-relative:text;mso-width-percent:0;mso-width-relative:margin" o:spid="_x0000_s1026" strokecolor="#672269" strokeweight="2.25pt" from="0,11.7pt" to="469.75pt,11.7pt" w14:anchorId="21524FB9" o:gfxdata="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">
               <v:stroke joinstyle="miter"/>
@@ -12249,15 +12281,11 @@
         </mc:Fallback>
       </mc:AlternateContent>
     </w:r>
-    <w:r>
-      <w:fldChar w:fldCharType="begin"/>
-    </w:r>
-    <w:r>
-      <w:instrText>STYLEREF "Heading 1" \* MERGEFORMAT</w:instrText>
-    </w:r>
-    <w:r>
-      <w:fldChar w:fldCharType="end"/>
-    </w:r>
+    <w:fldSimple w:instr="STYLEREF &quot;Heading 1&quot; \* MERGEFORMAT">
+      <w:r>
+        <w:t>Points Distribution</w:t>
+      </w:r>
+    </w:fldSimple>
     <w:r>
       <w:rPr>
         <w:rFonts w:ascii="Arial" w:hAnsi="Arial"/>
@@ -12289,11 +12317,21 @@
             <w:pStyle w:val="TOC4"/>
             <w:jc w:val="right"/>
           </w:pPr>
-          <w:fldSimple w:instr="STYLEREF &quot;Heading 2&quot; \* MERGEFORMAT">
-            <w:r>
-              <w:t>Task 4 Provide appropriately commented codes</w:t>
-            </w:r>
-          </w:fldSimple>
+          <w:r>
+            <w:fldChar w:fldCharType="begin"/>
+          </w:r>
+          <w:r>
+            <w:instrText>STYLEREF "Heading 2" \* MERGEFORMAT</w:instrText>
+          </w:r>
+          <w:r>
+            <w:fldChar w:fldCharType="separate"/>
+          </w:r>
+          <w:r>
+            <w:t>Task 4 Provide appropriately commented codes</w:t>
+          </w:r>
+          <w:r>
+            <w:fldChar w:fldCharType="end"/>
+          </w:r>
         </w:p>
       </w:tc>
       <w:tc>
@@ -12391,7 +12429,7 @@
             </wp:anchor>
           </w:drawing>
         </mc:Choice>
-        <mc:Fallback xmlns:oel="http://schemas.microsoft.com/office/2019/extlst" xmlns:w16du="http://schemas.microsoft.com/office/word/2023/wordml/word16du" xmlns:w16sdtfl="http://schemas.microsoft.com/office/word/2024/wordml/sdtformatlock" xmlns:a="http://schemas.openxmlformats.org/drawingml/2006/main">
+        <mc:Fallback xmlns:a="http://schemas.openxmlformats.org/drawingml/2006/main" xmlns:w16sdtfl="http://schemas.microsoft.com/office/word/2024/wordml/sdtformatlock" xmlns:w16du="http://schemas.microsoft.com/office/word/2023/wordml/word16du" xmlns:oel="http://schemas.microsoft.com/office/2019/extlst">
           <w:pict w14:anchorId="58B395BA">
             <v:line id="Straight Connector 6" style="position:absolute;z-index:251681280;visibility:visible;mso-wrap-style:square;mso-width-percent:0;mso-wrap-distance-left:9pt;mso-wrap-distance-top:0;mso-wrap-distance-right:9pt;mso-wrap-distance-bottom:0;mso-position-horizontal:absolute;mso-position-horizontal-relative:text;mso-position-vertical:absolute;mso-position-vertical-relative:text;mso-width-percent:0;mso-width-relative:margin" o:spid="_x0000_s1026" strokecolor="#672269" strokeweight="2.25pt" from="0,11.7pt" to="469.75pt,11.7pt" w14:anchorId="2F639286" o:gfxdata="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">
               <v:stroke joinstyle="miter"/>
@@ -12400,11 +12438,21 @@
         </mc:Fallback>
       </mc:AlternateContent>
     </w:r>
-    <w:fldSimple w:instr="STYLEREF &quot;Heading 1&quot; \* MERGEFORMAT">
-      <w:r>
-        <w:t>Lab 03 – Worksheet</w:t>
-      </w:r>
-    </w:fldSimple>
+    <w:r>
+      <w:fldChar w:fldCharType="begin"/>
+    </w:r>
+    <w:r>
+      <w:instrText>STYLEREF "Heading 1" \* MERGEFORMAT</w:instrText>
+    </w:r>
+    <w:r>
+      <w:fldChar w:fldCharType="separate"/>
+    </w:r>
+    <w:r>
+      <w:t>Lab 03 – Worksheet</w:t>
+    </w:r>
+    <w:r>
+      <w:fldChar w:fldCharType="end"/>
+    </w:r>
     <w:r>
       <w:rPr>
         <w:b/>
@@ -16708,21 +16756,6 @@
 </file>
 
 <file path=customXml/item2.xml><?xml version="1.0" encoding="utf-8"?>
-<p:properties xmlns:p="http://schemas.microsoft.com/office/2006/metadata/properties" xmlns:xsi="http://www.w3.org/2001/XMLSchema-instance" xmlns:pc="http://schemas.microsoft.com/office/infopath/2007/PartnerControls">
-  <documentManagement/>
-</p:properties>
-</file>
-
-<file path=customXml/item3.xml><?xml version="1.0" encoding="utf-8"?>
-<?mso-contentType ?>
-<FormTemplates xmlns="http://schemas.microsoft.com/sharepoint/v3/contenttype/forms">
-  <Display>DocumentLibraryForm</Display>
-  <Edit>DocumentLibraryForm</Edit>
-  <New>DocumentLibraryForm</New>
-</FormTemplates>
-</file>
-
-<file path=customXml/item4.xml><?xml version="1.0" encoding="utf-8"?>
 <ct:contentTypeSchema xmlns:ct="http://schemas.microsoft.com/office/2006/metadata/contentType" xmlns:ma="http://schemas.microsoft.com/office/2006/metadata/properties/metaAttributes" ct:_="" ma:_="" ma:contentTypeName="Document" ma:contentTypeID="0x01010036AA3A4FBD0BD141B280820126FE0C63" ma:contentTypeVersion="6" ma:contentTypeDescription="Create a new document." ma:contentTypeScope="" ma:versionID="5b2aa8fa5903a49408791beca2b83ccb">
   <xsd:schema xmlns:xsd="http://www.w3.org/2001/XMLSchema" xmlns:xs="http://www.w3.org/2001/XMLSchema" xmlns:p="http://schemas.microsoft.com/office/2006/metadata/properties" xmlns:ns2="ee467856-8476-4634-ab3e-f89b7da8812e" xmlns:ns3="7548286f-24e1-46f4-9fd0-eba1e6807dcf" targetNamespace="http://schemas.microsoft.com/office/2006/metadata/properties" ma:root="true" ma:fieldsID="e05aabca32ef8a2499c8a0f77f539357" ns2:_="" ns3:_="">
     <xsd:import namespace="ee467856-8476-4634-ab3e-f89b7da8812e"/>
@@ -16899,6 +16932,21 @@
 </ct:contentTypeSchema>
 </file>
 
+<file path=customXml/item3.xml><?xml version="1.0" encoding="utf-8"?>
+<?mso-contentType ?>
+<FormTemplates xmlns="http://schemas.microsoft.com/sharepoint/v3/contenttype/forms">
+  <Display>DocumentLibraryForm</Display>
+  <Edit>DocumentLibraryForm</Edit>
+  <New>DocumentLibraryForm</New>
+</FormTemplates>
+</file>
+
+<file path=customXml/item4.xml><?xml version="1.0" encoding="utf-8"?>
+<p:properties xmlns:p="http://schemas.microsoft.com/office/2006/metadata/properties" xmlns:xsi="http://www.w3.org/2001/XMLSchema-instance" xmlns:pc="http://schemas.microsoft.com/office/infopath/2007/PartnerControls">
+  <documentManagement/>
+</p:properties>
+</file>
+
 <file path=customXml/itemProps1.xml><?xml version="1.0" encoding="utf-8"?>
 <ds:datastoreItem xmlns:ds="http://schemas.openxmlformats.org/officeDocument/2006/customXml" ds:itemID="{56A64E16-6D30-41D2-964C-A59810B0627A}">
   <ds:schemaRefs>
@@ -16908,23 +16956,6 @@
 </file>
 
 <file path=customXml/itemProps2.xml><?xml version="1.0" encoding="utf-8"?>
-<ds:datastoreItem xmlns:ds="http://schemas.openxmlformats.org/officeDocument/2006/customXml" ds:itemID="{9EB0FCB0-F2B0-4142-B5FC-BBB46365C493}">
-  <ds:schemaRefs>
-    <ds:schemaRef ds:uri="http://schemas.microsoft.com/office/2006/metadata/properties"/>
-    <ds:schemaRef ds:uri="http://schemas.microsoft.com/office/infopath/2007/PartnerControls"/>
-  </ds:schemaRefs>
-</ds:datastoreItem>
-</file>
-
-<file path=customXml/itemProps3.xml><?xml version="1.0" encoding="utf-8"?>
-<ds:datastoreItem xmlns:ds="http://schemas.openxmlformats.org/officeDocument/2006/customXml" ds:itemID="{3F16ED61-B28D-4A52-84F3-EDB6559ABA42}">
-  <ds:schemaRefs>
-    <ds:schemaRef ds:uri="http://schemas.microsoft.com/sharepoint/v3/contenttype/forms"/>
-  </ds:schemaRefs>
-</ds:datastoreItem>
-</file>
-
-<file path=customXml/itemProps4.xml><?xml version="1.0" encoding="utf-8"?>
 <ds:datastoreItem xmlns:ds="http://schemas.openxmlformats.org/officeDocument/2006/customXml" ds:itemID="{8A3B5244-4D48-4043-9E8D-EF201F908121}">
   <ds:schemaRefs>
     <ds:schemaRef ds:uri="http://schemas.microsoft.com/office/2006/metadata/contentType"/>
@@ -16941,4 +16972,21 @@
     <ds:schemaRef ds:uri="http://schemas.microsoft.com/internal/obd"/>
   </ds:schemaRefs>
 </ds:datastoreItem>
+</file>
+
+<file path=customXml/itemProps3.xml><?xml version="1.0" encoding="utf-8"?>
+<ds:datastoreItem xmlns:ds="http://schemas.openxmlformats.org/officeDocument/2006/customXml" ds:itemID="{3F16ED61-B28D-4A52-84F3-EDB6559ABA42}">
+  <ds:schemaRefs>
+    <ds:schemaRef ds:uri="http://schemas.microsoft.com/sharepoint/v3/contenttype/forms"/>
+  </ds:schemaRefs>
+</ds:datastoreItem>
+</file>
+
+<file path=customXml/itemProps4.xml><?xml version="1.0" encoding="utf-8"?>
+<ds:datastoreItem xmlns:ds="http://schemas.openxmlformats.org/officeDocument/2006/customXml" ds:itemID="{9EB0FCB0-F2B0-4142-B5FC-BBB46365C493}">
+  <ds:schemaRefs>
+    <ds:schemaRef ds:uri="http://schemas.microsoft.com/office/2006/metadata/properties"/>
+    <ds:schemaRef ds:uri="http://schemas.microsoft.com/office/infopath/2007/PartnerControls"/>
+  </ds:schemaRefs>
+</ds:datastoreItem>
 </file>
--- a/lab_3/Lab 03 Worksheet.docx
+++ b/lab_3/Lab 03 Worksheet.docx
@@ -12281,11 +12281,15 @@
         </mc:Fallback>
       </mc:AlternateContent>
     </w:r>
-    <w:fldSimple w:instr="STYLEREF &quot;Heading 1&quot; \* MERGEFORMAT">
-      <w:r>
-        <w:t>Points Distribution</w:t>
-      </w:r>
-    </w:fldSimple>
+    <w:r>
+      <w:fldChar w:fldCharType="begin"/>
+    </w:r>
+    <w:r>
+      <w:instrText>STYLEREF "Heading 1" \* MERGEFORMAT</w:instrText>
+    </w:r>
+    <w:r>
+      <w:fldChar w:fldCharType="end"/>
+    </w:r>
     <w:r>
       <w:rPr>
         <w:rFonts w:ascii="Arial" w:hAnsi="Arial"/>
